--- a/docs/acrme_technical_design_document.docx
+++ b/docs/acrme_technical_design_document.docx
@@ -424,7 +424,38 @@
         <w:t xml:space="preserve"> </w:t>
       </w:r>
       <w:r>
-        <w:t xml:space="preserve">as the EU cross-geo DR extension region (REG-002);</w:t>
+        <w:t xml:space="preserve">as the EU cross-geo DR extension region (REG-002) — pre-configured but</w:t>
+      </w:r>
+      <w:r>
+        <w:t xml:space="preserve"> </w:t>
+      </w:r>
+      <w:r>
+        <w:rPr>
+          <w:bCs/>
+          <w:b/>
+        </w:rPr>
+        <w:t xml:space="preserve">conditional and currently inactive</w:t>
+      </w:r>
+      <w:r>
+        <w:t xml:space="preserve"> </w:t>
+      </w:r>
+      <w:r>
+        <w:t xml:space="preserve">for the Middle East, whose current legal position is</w:t>
+      </w:r>
+      <w:r>
+        <w:t xml:space="preserve"> </w:t>
+      </w:r>
+      <w:r>
+        <w:rPr>
+          <w:rStyle w:val="VerbatimChar"/>
+        </w:rPr>
+        <w:t xml:space="preserve">DR_NOT_OFFERED</w:t>
+      </w:r>
+      <w:r>
+        <w:t xml:space="preserve"> </w:t>
+      </w:r>
+      <w:r>
+        <w:t xml:space="preserve">pending DEC-001 (see §2.2 constraints);</w:t>
       </w:r>
       <w:r>
         <w:t xml:space="preserve"> </w:t>
@@ -1291,6 +1322,255 @@
           <w:bCs/>
           <w:b/>
         </w:rPr>
+        <w:t xml:space="preserve">Middle East DR is</w:t>
+      </w:r>
+      <w:r>
+        <w:rPr>
+          <w:bCs/>
+          <w:b/>
+        </w:rPr>
+        <w:t xml:space="preserve"> </w:t>
+      </w:r>
+      <w:r>
+        <w:rPr>
+          <w:rStyle w:val="VerbatimChar"/>
+          <w:bCs/>
+          <w:b/>
+        </w:rPr>
+        <w:t xml:space="preserve">DR_NOT_OFFERED</w:t>
+      </w:r>
+      <w:r>
+        <w:rPr>
+          <w:bCs/>
+          <w:b/>
+        </w:rPr>
+        <w:t xml:space="preserve"> </w:t>
+      </w:r>
+      <w:r>
+        <w:rPr>
+          <w:bCs/>
+          <w:b/>
+        </w:rPr>
+        <w:t xml:space="preserve">(current legal position, DEC-001 pending).</w:t>
+      </w:r>
+      <w:r>
+        <w:t xml:space="preserve"> </w:t>
+      </w:r>
+      <w:r>
+        <w:t xml:space="preserve">The Middle East programme is legal-owned and serves government/medical customers under data-residency/sovereignty laws; cross-border DR cannot meet residency requirements, so</w:t>
+      </w:r>
+      <w:r>
+        <w:t xml:space="preserve"> </w:t>
+      </w:r>
+      <w:r>
+        <w:rPr>
+          <w:bCs/>
+          <w:b/>
+        </w:rPr>
+        <w:t xml:space="preserve">no DR is offered there today</w:t>
+      </w:r>
+      <w:r>
+        <w:t xml:space="preserve"> </w:t>
+      </w:r>
+      <w:r>
+        <w:t xml:space="preserve">(baseline §2, §6, DR-014, DEC-001). Middle East</w:t>
+      </w:r>
+      <w:r>
+        <w:t xml:space="preserve"> </w:t>
+      </w:r>
+      <w:r>
+        <w:rPr>
+          <w:bCs/>
+          <w:b/>
+        </w:rPr>
+        <w:t xml:space="preserve">production</w:t>
+      </w:r>
+      <w:r>
+        <w:t xml:space="preserve"> </w:t>
+      </w:r>
+      <w:r>
+        <w:t xml:space="preserve">may still be placed and governed; the placement/DR engine emits</w:t>
+      </w:r>
+      <w:r>
+        <w:t xml:space="preserve"> </w:t>
+      </w:r>
+      <w:r>
+        <w:rPr>
+          <w:rStyle w:val="VerbatimChar"/>
+        </w:rPr>
+        <w:t xml:space="preserve">dr_region = NOT_OFFERED</w:t>
+      </w:r>
+      <w:r>
+        <w:t xml:space="preserve"> </w:t>
+      </w:r>
+      <w:r>
+        <w:t xml:space="preserve">for those geographies and creates</w:t>
+      </w:r>
+      <w:r>
+        <w:t xml:space="preserve"> </w:t>
+      </w:r>
+      <w:r>
+        <w:rPr>
+          <w:bCs/>
+          <w:b/>
+        </w:rPr>
+        <w:t xml:space="preserve">no</w:t>
+      </w:r>
+      <w:r>
+        <w:t xml:space="preserve"> </w:t>
+      </w:r>
+      <w:r>
+        <w:rPr>
+          <w:rStyle w:val="VerbatimChar"/>
+        </w:rPr>
+        <w:t xml:space="preserve">SourceDestinationDRIndex</w:t>
+      </w:r>
+      <w:r>
+        <w:t xml:space="preserve"> </w:t>
+      </w:r>
+      <w:r>
+        <w:t xml:space="preserve">entry,</w:t>
+      </w:r>
+      <w:r>
+        <w:t xml:space="preserve"> </w:t>
+      </w:r>
+      <w:r>
+        <w:rPr>
+          <w:bCs/>
+          <w:b/>
+        </w:rPr>
+        <w:t xml:space="preserve">no</w:t>
+      </w:r>
+      <w:r>
+        <w:t xml:space="preserve"> </w:t>
+      </w:r>
+      <w:r>
+        <w:t xml:space="preserve">DR earmark, and</w:t>
+      </w:r>
+      <w:r>
+        <w:t xml:space="preserve"> </w:t>
+      </w:r>
+      <w:r>
+        <w:rPr>
+          <w:bCs/>
+          <w:b/>
+        </w:rPr>
+        <w:t xml:space="preserve">no</w:t>
+      </w:r>
+      <w:r>
+        <w:t xml:space="preserve"> </w:t>
+      </w:r>
+      <w:r>
+        <w:t xml:space="preserve">cross-geo activation. The Switzerland North cross-geo path (REG-002/HC-10) is</w:t>
+      </w:r>
+      <w:r>
+        <w:t xml:space="preserve"> </w:t>
+      </w:r>
+      <w:r>
+        <w:rPr>
+          <w:bCs/>
+          <w:b/>
+        </w:rPr>
+        <w:t xml:space="preserve">pre-configured but inactive</w:t>
+      </w:r>
+      <w:r>
+        <w:t xml:space="preserve"> </w:t>
+      </w:r>
+      <w:r>
+        <w:t xml:space="preserve">for the Middle East; it activates</w:t>
+      </w:r>
+      <w:r>
+        <w:t xml:space="preserve"> </w:t>
+      </w:r>
+      <w:r>
+        <w:rPr>
+          <w:bCs/>
+          <w:b/>
+        </w:rPr>
+        <w:t xml:space="preserve">only</w:t>
+      </w:r>
+      <w:r>
+        <w:t xml:space="preserve"> </w:t>
+      </w:r>
+      <w:r>
+        <w:t xml:space="preserve">if Legal clears DEC-001, via a config flip (</w:t>
+      </w:r>
+      <w:r>
+        <w:rPr>
+          <w:rStyle w:val="VerbatimChar"/>
+        </w:rPr>
+        <w:t xml:space="preserve">dr_not_offered["Middle East"] = false</w:t>
+      </w:r>
+      <w:r>
+        <w:t xml:space="preserve">) with</w:t>
+      </w:r>
+      <w:r>
+        <w:t xml:space="preserve"> </w:t>
+      </w:r>
+      <w:r>
+        <w:rPr>
+          <w:bCs/>
+          <w:b/>
+        </w:rPr>
+        <w:t xml:space="preserve">no code change</w:t>
+      </w:r>
+      <w:r>
+        <w:t xml:space="preserve">.</w:t>
+      </w:r>
+      <w:r>
+        <w:t xml:space="preserve"> </w:t>
+      </w:r>
+      <w:r>
+        <w:rPr>
+          <w:rStyle w:val="VerbatimChar"/>
+        </w:rPr>
+        <w:t xml:space="preserve">DR_NOT_OFFERED</w:t>
+      </w:r>
+      <w:r>
+        <w:t xml:space="preserve"> </w:t>
+      </w:r>
+      <w:r>
+        <w:t xml:space="preserve">is evaluated</w:t>
+      </w:r>
+      <w:r>
+        <w:t xml:space="preserve"> </w:t>
+      </w:r>
+      <w:r>
+        <w:rPr>
+          <w:bCs/>
+          <w:b/>
+        </w:rPr>
+        <w:t xml:space="preserve">before</w:t>
+      </w:r>
+      <w:r>
+        <w:t xml:space="preserve"> </w:t>
+      </w:r>
+      <w:r>
+        <w:t xml:space="preserve">any cross-geo extension.</w:t>
+      </w:r>
+      <w:r>
+        <w:t xml:space="preserve"> </w:t>
+      </w:r>
+      <w:r>
+        <w:rPr>
+          <w:rStyle w:val="VerbatimChar"/>
+        </w:rPr>
+        <w:t xml:space="preserve">[Documented]</w:t>
+      </w:r>
+    </w:p>
+    <w:p>
+      <w:pPr>
+        <w:numPr>
+          <w:ilvl w:val="0"/>
+          <w:numId w:val="1002"/>
+        </w:numPr>
+        <w:pStyle w:val="Compact"/>
+      </w:pPr>
+      <w:r>
+        <w:rPr>
+          <w:bCs/>
+          <w:b/>
+        </w:rPr>
         <w:t xml:space="preserve">Azure Quota Group /</w:t>
       </w:r>
       <w:r>
@@ -5718,6 +5998,186 @@
           <w:rStyle w:val="VerbatimChar"/>
         </w:rPr>
         <w:t xml:space="preserve">[Decided]</w:t>
+      </w:r>
+    </w:p>
+    <w:p>
+      <w:pPr>
+        <w:pStyle w:val="BlockText"/>
+      </w:pPr>
+      <w:r>
+        <w:rPr>
+          <w:rStyle w:val="VerbatimChar"/>
+          <w:bCs/>
+          <w:b/>
+        </w:rPr>
+        <w:t xml:space="preserve">DR_NOT_OFFERED</w:t>
+      </w:r>
+      <w:r>
+        <w:rPr>
+          <w:bCs/>
+          <w:b/>
+        </w:rPr>
+        <w:t xml:space="preserve"> </w:t>
+      </w:r>
+      <w:r>
+        <w:rPr>
+          <w:bCs/>
+          <w:b/>
+        </w:rPr>
+        <w:t xml:space="preserve">geographies are excluded from this sizing (DR-014, DEC-001).</w:t>
+      </w:r>
+      <w:r>
+        <w:t xml:space="preserve"> </w:t>
+      </w:r>
+      <w:r>
+        <w:t xml:space="preserve">Sources in a geography flagged</w:t>
+      </w:r>
+      <w:r>
+        <w:t xml:space="preserve"> </w:t>
+      </w:r>
+      <w:r>
+        <w:rPr>
+          <w:rStyle w:val="VerbatimChar"/>
+        </w:rPr>
+        <w:t xml:space="preserve">DR_NOT_OFFERED</w:t>
+      </w:r>
+      <w:r>
+        <w:t xml:space="preserve"> </w:t>
+      </w:r>
+      <w:r>
+        <w:t xml:space="preserve">— the Middle East today — contribute</w:t>
+      </w:r>
+      <w:r>
+        <w:t xml:space="preserve"> </w:t>
+      </w:r>
+      <w:r>
+        <w:rPr>
+          <w:bCs/>
+          <w:b/>
+        </w:rPr>
+        <w:t xml:space="preserve">no</w:t>
+      </w:r>
+      <w:r>
+        <w:t xml:space="preserve"> </w:t>
+      </w:r>
+      <w:r>
+        <w:rPr>
+          <w:rStyle w:val="VerbatimChar"/>
+        </w:rPr>
+        <w:t xml:space="preserve">Workload_Portion(s → d)</w:t>
+      </w:r>
+      <w:r>
+        <w:t xml:space="preserve"> </w:t>
+      </w:r>
+      <w:r>
+        <w:t xml:space="preserve">term, produce</w:t>
+      </w:r>
+      <w:r>
+        <w:t xml:space="preserve"> </w:t>
+      </w:r>
+      <w:r>
+        <w:rPr>
+          <w:bCs/>
+          <w:b/>
+        </w:rPr>
+        <w:t xml:space="preserve">no</w:t>
+      </w:r>
+      <w:r>
+        <w:t xml:space="preserve"> </w:t>
+      </w:r>
+      <w:r>
+        <w:rPr>
+          <w:rStyle w:val="VerbatimChar"/>
+        </w:rPr>
+        <w:t xml:space="preserve">SourceDestinationDRIndex</w:t>
+      </w:r>
+      <w:r>
+        <w:t xml:space="preserve"> </w:t>
+      </w:r>
+      <w:r>
+        <w:t xml:space="preserve">entry, and reserve</w:t>
+      </w:r>
+      <w:r>
+        <w:t xml:space="preserve"> </w:t>
+      </w:r>
+      <w:r>
+        <w:rPr>
+          <w:bCs/>
+          <w:b/>
+        </w:rPr>
+        <w:t xml:space="preserve">no</w:t>
+      </w:r>
+      <w:r>
+        <w:t xml:space="preserve"> </w:t>
+      </w:r>
+      <w:r>
+        <w:rPr>
+          <w:rStyle w:val="VerbatimChar"/>
+        </w:rPr>
+        <w:t xml:space="preserve">DR_Earmark_vCPU</w:t>
+      </w:r>
+      <w:r>
+        <w:t xml:space="preserve"> </w:t>
+      </w:r>
+      <w:r>
+        <w:t xml:space="preserve">at any destination. Their production is still sized and governed, but they carry no DR requirement, so they never enter</w:t>
+      </w:r>
+      <w:r>
+        <w:t xml:space="preserve"> </w:t>
+      </w:r>
+      <w:r>
+        <w:rPr>
+          <w:rStyle w:val="VerbatimChar"/>
+        </w:rPr>
+        <w:t xml:space="preserve">Destination_DR_Requirement</w:t>
+      </w:r>
+      <w:r>
+        <w:t xml:space="preserve">,</w:t>
+      </w:r>
+      <w:r>
+        <w:t xml:space="preserve"> </w:t>
+      </w:r>
+      <w:r>
+        <w:rPr>
+          <w:rStyle w:val="VerbatimChar"/>
+        </w:rPr>
+        <w:t xml:space="preserve">DR_Capacity_Gap</w:t>
+      </w:r>
+      <w:r>
+        <w:t xml:space="preserve">, or</w:t>
+      </w:r>
+      <w:r>
+        <w:t xml:space="preserve"> </w:t>
+      </w:r>
+      <w:r>
+        <w:rPr>
+          <w:rStyle w:val="VerbatimChar"/>
+        </w:rPr>
+        <w:t xml:space="preserve">Overcommit_Ratio</w:t>
+      </w:r>
+      <w:r>
+        <w:t xml:space="preserve">. Should Legal clear DEC-001 (config flip</w:t>
+      </w:r>
+      <w:r>
+        <w:t xml:space="preserve"> </w:t>
+      </w:r>
+      <w:r>
+        <w:rPr>
+          <w:rStyle w:val="VerbatimChar"/>
+        </w:rPr>
+        <w:t xml:space="preserve">dr_not_offered["Middle East"] = false</w:t>
+      </w:r>
+      <w:r>
+        <w:t xml:space="preserve">, no code change), the affected sources begin contributing their max-not-sum term at that point.</w:t>
+      </w:r>
+      <w:r>
+        <w:t xml:space="preserve"> </w:t>
+      </w:r>
+      <w:r>
+        <w:rPr>
+          <w:rStyle w:val="VerbatimChar"/>
+        </w:rPr>
+        <w:t xml:space="preserve">[Documented]</w:t>
       </w:r>
     </w:p>
     <w:bookmarkEnd w:id="57"/>
@@ -9682,7 +10142,45 @@
               <w:jc w:val="left"/>
             </w:pPr>
             <w:r>
-              <w:t xml:space="preserve">Middle East DR policy; failback duration; geo-exception approver; groupQuotas maturity</w:t>
+              <w:t xml:space="preserve">Middle East DR policy —</w:t>
+            </w:r>
+            <w:r>
+              <w:t xml:space="preserve"> </w:t>
+            </w:r>
+            <w:r>
+              <w:rPr>
+                <w:bCs/>
+                <w:b/>
+              </w:rPr>
+              <w:t xml:space="preserve">current position</w:t>
+            </w:r>
+            <w:r>
+              <w:rPr>
+                <w:bCs/>
+                <w:b/>
+              </w:rPr>
+              <w:t xml:space="preserve"> </w:t>
+            </w:r>
+            <w:r>
+              <w:rPr>
+                <w:rStyle w:val="VerbatimChar"/>
+                <w:bCs/>
+                <w:b/>
+              </w:rPr>
+              <w:t xml:space="preserve">DR_NOT_OFFERED</w:t>
+            </w:r>
+            <w:r>
+              <w:rPr>
+                <w:bCs/>
+                <w:b/>
+              </w:rPr>
+              <w:t xml:space="preserve">, pending legal review</w:t>
+            </w:r>
+            <w:r>
+              <w:t xml:space="preserve"> </w:t>
+            </w:r>
+            <w:r>
+              <w:t xml:space="preserve">(production allowed, no DR, Switzerland North path inactive until config flip); failback duration; geo-exception approver; groupQuotas maturity</w:t>
             </w:r>
           </w:p>
         </w:tc>

--- a/docs/acrme_technical_design_document.docx
+++ b/docs/acrme_technical_design_document.docx
@@ -2,7 +2,7 @@
 <file path=word/document.xml><?xml version="1.0" encoding="utf-8"?>
 <w:document xmlns:w="http://schemas.openxmlformats.org/wordprocessingml/2006/main" xmlns:m="http://schemas.openxmlformats.org/officeDocument/2006/math" xmlns:r="http://schemas.openxmlformats.org/officeDocument/2006/relationships" xmlns:o="urn:schemas-microsoft-com:office:office" xmlns:v="urn:schemas-microsoft-com:vml" xmlns:w10="urn:schemas-microsoft-com:office:word" xmlns:a="http://schemas.openxmlformats.org/drawingml/2006/main" xmlns:pic="http://schemas.openxmlformats.org/drawingml/2006/picture" xmlns:wp="http://schemas.openxmlformats.org/drawingml/2006/wordprocessingDrawing">
   <w:body>
-    <w:bookmarkStart w:id="80" w:name="acrme-technical-design-document-tdd"/>
+    <w:bookmarkStart w:id="81" w:name="acrme-technical-design-document-tdd"/>
     <w:p>
       <w:pPr>
         <w:pStyle w:val="Heading1"/>
@@ -5143,7 +5143,7 @@
     </w:p>
     <w:bookmarkEnd w:id="48"/>
     <w:bookmarkEnd w:id="49"/>
-    <w:bookmarkStart w:id="56" w:name="placement-scoring-forecasting-28"/>
+    <w:bookmarkStart w:id="57" w:name="placement-scoring-forecasting-28"/>
     <w:p>
       <w:pPr>
         <w:pStyle w:val="Heading2"/>
@@ -5411,7 +5411,7 @@
       </w:r>
     </w:p>
     <w:bookmarkEnd w:id="52"/>
-    <w:bookmarkStart w:id="53" w:name="Xf526adaf07d0656cb9bb61c6141203dd81922db"/>
+    <w:bookmarkStart w:id="54" w:name="Xf526adaf07d0656cb9bb61c6141203dd81922db"/>
     <w:p>
       <w:pPr>
         <w:pStyle w:val="Heading3"/>
@@ -5467,147 +5467,22 @@
         <w:t xml:space="preserve">[Assumed]</w:t>
       </w:r>
     </w:p>
-    <w:p>
-      <w:pPr>
-        <w:pStyle w:val="SourceCode"/>
-      </w:pPr>
-      <w:r>
-        <w:rPr>
-          <w:rStyle w:val="VerbatimChar"/>
-        </w:rPr>
-        <w:t xml:space="preserve">PS_Prod(r)    = 0.30·Clamp(nonprod.effective_free / prod.quantity)</w:t>
-      </w:r>
-      <w:r>
-        <w:br/>
-      </w:r>
-      <w:r>
-        <w:rPr>
-          <w:rStyle w:val="VerbatimChar"/>
-        </w:rPr>
-        <w:t xml:space="preserve">              + 0.20·Clamp(prod.quota_headroom / prod.quota_limit)</w:t>
-      </w:r>
-      <w:r>
-        <w:br/>
-      </w:r>
-      <w:r>
-        <w:rPr>
-          <w:rStyle w:val="VerbatimChar"/>
-        </w:rPr>
-        <w:t xml:space="preserve">              + 0.25·Clamp(1 - prod_customer_count / total_customers)</w:t>
-      </w:r>
-      <w:r>
-        <w:br/>
-      </w:r>
-      <w:r>
-        <w:rPr>
-          <w:rStyle w:val="VerbatimChar"/>
-        </w:rPr>
-        <w:t xml:space="preserve">              + 0.15·Clamp(dr.coverage_ratio)</w:t>
-      </w:r>
-      <w:r>
-        <w:br/>
-      </w:r>
-      <w:r>
-        <w:rPr>
-          <w:rStyle w:val="VerbatimChar"/>
-        </w:rPr>
-        <w:t xml:space="preserve">              + 0.10·Clamp(az_count / 3)</w:t>
-      </w:r>
-      <w:r>
-        <w:br/>
-      </w:r>
-      <w:r>
-        <w:br/>
-      </w:r>
-      <w:r>
-        <w:rPr>
-          <w:rStyle w:val="VerbatimChar"/>
-        </w:rPr>
-        <w:t xml:space="preserve">PS_NonProd(r) = 0.30·Clamp(nonprod.effective_free / nonprod.quantity)</w:t>
-      </w:r>
-      <w:r>
-        <w:br/>
-      </w:r>
-      <w:r>
-        <w:rPr>
-          <w:rStyle w:val="VerbatimChar"/>
-        </w:rPr>
-        <w:t xml:space="preserve">              + 0.20·Clamp(nonprod.quota_headroom / nonprod.quota_limit)</w:t>
-      </w:r>
-      <w:r>
-        <w:br/>
-      </w:r>
-      <w:r>
-        <w:rPr>
-          <w:rStyle w:val="VerbatimChar"/>
-        </w:rPr>
-        <w:t xml:space="preserve">              + 0.25·Clamp(1 - nonprod_customer_count / total_customers)</w:t>
-      </w:r>
-      <w:r>
-        <w:br/>
-      </w:r>
-      <w:r>
-        <w:rPr>
-          <w:rStyle w:val="VerbatimChar"/>
-        </w:rPr>
-        <w:t xml:space="preserve">              + 0.15·Clamp(nonprod.effective_free / nonprod.quantity)</w:t>
-      </w:r>
-      <w:r>
-        <w:br/>
-      </w:r>
-      <w:r>
-        <w:rPr>
-          <w:rStyle w:val="VerbatimChar"/>
-        </w:rPr>
-        <w:t xml:space="preserve">              + 0.10·Clamp(az_count / 3)</w:t>
-      </w:r>
-      <w:r>
-        <w:br/>
-      </w:r>
-      <w:r>
-        <w:br/>
-      </w:r>
-      <w:r>
-        <w:rPr>
-          <w:rStyle w:val="VerbatimChar"/>
-        </w:rPr>
-        <w:t xml:space="preserve">PS_DR(r)      = 0.30·Clamp(dr.free_slots / dr.quantity)</w:t>
-      </w:r>
-      <w:r>
-        <w:br/>
-      </w:r>
-      <w:r>
-        <w:rPr>
-          <w:rStyle w:val="VerbatimChar"/>
-        </w:rPr>
-        <w:t xml:space="preserve">              + 0.20·Clamp(dr.quota_headroom / dr.quota_limit)</w:t>
-      </w:r>
-      <w:r>
-        <w:br/>
-      </w:r>
-      <w:r>
-        <w:rPr>
-          <w:rStyle w:val="VerbatimChar"/>
-        </w:rPr>
-        <w:t xml:space="preserve">              + 0.25·Clamp(1 - dr_customer_count / total_customers)</w:t>
-      </w:r>
-      <w:r>
-        <w:br/>
-      </w:r>
-      <w:r>
-        <w:rPr>
-          <w:rStyle w:val="VerbatimChar"/>
-        </w:rPr>
-        <w:t xml:space="preserve">              + 0.15·min(1.0, dr.coverage_ratio / dr_ratio_target)</w:t>
-      </w:r>
-      <w:r>
-        <w:br/>
-      </w:r>
-      <w:r>
-        <w:rPr>
-          <w:rStyle w:val="VerbatimChar"/>
-        </w:rPr>
-        <w:t xml:space="preserve">              + 0.10·Clamp(az_count / 3)</w:t>
+    <w:bookmarkStart w:id="53" w:name="Xfe428ca328075335ae7ba00cc99305de3a734f8"/>
+    <w:p>
+      <w:pPr>
+        <w:pStyle w:val="Heading4"/>
+      </w:pPr>
+      <w:r>
+        <w:t xml:space="preserve">PlacementPolicy weight-sum validation gate</w:t>
+      </w:r>
+      <w:r>
+        <w:t xml:space="preserve"> </w:t>
+      </w:r>
+      <w:r>
+        <w:rPr>
+          <w:rStyle w:val="VerbatimChar"/>
+        </w:rPr>
+        <w:t xml:space="preserve">[Decided]</w:t>
       </w:r>
     </w:p>
     <w:p>
@@ -5615,333 +5490,16 @@
         <w:pStyle w:val="FirstParagraph"/>
       </w:pPr>
       <w:r>
-        <w:rPr>
-          <w:rStyle w:val="VerbatimChar"/>
-        </w:rPr>
-        <w:t xml:space="preserve">PS_Prod</w:t>
-      </w:r>
-      <w:r>
-        <w:t xml:space="preserve"> </w:t>
-      </w:r>
-      <w:r>
-        <w:t xml:space="preserve">is dual-purpose (derive on exception; validate/audit otherwise). Every candidate score + policy version + snapshot ref is written to the</w:t>
-      </w:r>
-      <w:r>
-        <w:t xml:space="preserve"> </w:t>
-      </w:r>
-      <w:r>
-        <w:rPr>
-          <w:rStyle w:val="VerbatimChar"/>
-        </w:rPr>
-        <w:t xml:space="preserve">OperationRecord</w:t>
-      </w:r>
-      <w:r>
-        <w:t xml:space="preserve"> </w:t>
-      </w:r>
-      <w:r>
-        <w:t xml:space="preserve">for deterministic replay. A reviewer-recommended pilot</w:t>
-      </w:r>
-      <w:r>
-        <w:t xml:space="preserve"> </w:t>
-      </w:r>
-      <w:r>
-        <w:rPr>
-          <w:rStyle w:val="VerbatimChar"/>
-        </w:rPr>
-        <w:t xml:space="preserve">PS_NonProd</w:t>
-      </w:r>
-      <w:r>
-        <w:t xml:space="preserve"> </w:t>
-      </w:r>
-      <w:r>
-        <w:t xml:space="preserve">variant (removing the α/δ duplication) is recorded in the Calculation Logic Reference; the formula above is the approved design-of-record. Scoring runs in shadow/recommendation mode until empirically validated.</w:t>
-      </w:r>
-      <w:r>
-        <w:t xml:space="preserve"> </w:t>
-      </w:r>
-      <w:r>
-        <w:rPr>
-          <w:rStyle w:val="VerbatimChar"/>
-        </w:rPr>
-        <w:t xml:space="preserve">[Decided]</w:t>
-      </w:r>
-    </w:p>
-    <w:bookmarkEnd w:id="53"/>
-    <w:bookmarkStart w:id="54" w:name="Xe58fc3774fd0973434161cb02f23243303699a2"/>
-    <w:p>
-      <w:pPr>
-        <w:pStyle w:val="Heading3"/>
-      </w:pPr>
-      <w:r>
-        <w:t xml:space="preserve">8.3 Quota-pool arithmetic (single-pool, §26/QUA-004)</w:t>
-      </w:r>
-    </w:p>
-    <w:p>
-      <w:pPr>
-        <w:pStyle w:val="SourceCode"/>
-      </w:pPr>
-      <w:r>
-        <w:rPr>
-          <w:rStyle w:val="VerbatimChar"/>
-        </w:rPr>
-        <w:t xml:space="preserve">Pool_Limit(region) = Prod_CRG_qty·vCPU·(1+prod_growth_buffer)</w:t>
-      </w:r>
-      <w:r>
-        <w:br/>
-      </w:r>
-      <w:r>
-        <w:rPr>
-          <w:rStyle w:val="VerbatimChar"/>
-        </w:rPr>
-        <w:t xml:space="preserve">                   + NonProd_CRG_qty·vCPU·(1+nonprod_growth_buffer)</w:t>
-      </w:r>
-      <w:r>
-        <w:br/>
-      </w:r>
-      <w:r>
-        <w:rPr>
-          <w:rStyle w:val="VerbatimChar"/>
-        </w:rPr>
-        <w:t xml:space="preserve">                   + DR_Earmark_vCPU(region)</w:t>
-      </w:r>
-      <w:r>
-        <w:br/>
-      </w:r>
-      <w:r>
-        <w:rPr>
-          <w:rStyle w:val="VerbatimChar"/>
-        </w:rPr>
-        <w:t xml:space="preserve">                   + emergency_transfer_headroom_vcpu</w:t>
-      </w:r>
-      <w:r>
-        <w:br/>
-      </w:r>
-      <w:r>
-        <w:br/>
-      </w:r>
-      <w:r>
-        <w:rPr>
-          <w:rStyle w:val="VerbatimChar"/>
-        </w:rPr>
-        <w:t xml:space="preserve">Prod_Reserved_Floor  = Prod_Used_vCPU + Prod_Growth_Buffer_vCPU        # never allocatable to NonProd</w:t>
-      </w:r>
-      <w:r>
-        <w:br/>
-      </w:r>
-      <w:r>
-        <w:rPr>
-          <w:rStyle w:val="VerbatimChar"/>
-        </w:rPr>
-        <w:t xml:space="preserve">DR_Earmark_vCPU      = Destination_DR_Requirement(region)·vCPU         # max-not-sum, never allocatable</w:t>
-      </w:r>
-      <w:r>
-        <w:br/>
-      </w:r>
-      <w:r>
-        <w:rPr>
-          <w:rStyle w:val="VerbatimChar"/>
-        </w:rPr>
-        <w:t xml:space="preserve">Allocatable_NonProd  = Pool_Limit - Prod_Reserved_Floor - DR_Earmark_vCPU - NonProd_Used_vCPU</w:t>
-      </w:r>
-      <w:r>
-        <w:br/>
-      </w:r>
-      <w:r>
-        <w:rPr>
-          <w:rStyle w:val="VerbatimChar"/>
-        </w:rPr>
-        <w:t xml:space="preserve">Pool_Headroom        = Pool_Limit - Pool_Used</w:t>
-      </w:r>
-      <w:r>
-        <w:br/>
-      </w:r>
-      <w:r>
-        <w:rPr>
-          <w:rStyle w:val="VerbatimChar"/>
-        </w:rPr>
-        <w:t xml:space="preserve">Emergency_DR_Available= Pool_Headroom + reclaimable_NonProd_above_committed</w:t>
-      </w:r>
-    </w:p>
-    <w:p>
-      <w:pPr>
-        <w:pStyle w:val="FirstParagraph"/>
-      </w:pPr>
-      <w:r>
-        <w:t xml:space="preserve">NonProd allocation fail-safes when</w:t>
-      </w:r>
-      <w:r>
-        <w:t xml:space="preserve"> </w:t>
-      </w:r>
-      <w:r>
-        <w:rPr>
-          <w:rStyle w:val="VerbatimChar"/>
-        </w:rPr>
-        <w:t xml:space="preserve">Allocatable_NonProd</w:t>
-      </w:r>
-      <w:r>
-        <w:t xml:space="preserve"> </w:t>
-      </w:r>
-      <w:r>
-        <w:t xml:space="preserve">reaches zero. A dual-validation detector recomputes the DR earmark from authoritative assignment data; disagreement disables automatic NonProd expansion until reconciled (Scenario 9).</w:t>
-      </w:r>
-      <w:r>
-        <w:t xml:space="preserve"> </w:t>
-      </w:r>
-      <w:r>
-        <w:rPr>
-          <w:rStyle w:val="VerbatimChar"/>
-        </w:rPr>
-        <w:t xml:space="preserve">[Decided]</w:t>
-      </w:r>
-    </w:p>
-    <w:bookmarkEnd w:id="54"/>
-    <w:bookmarkStart w:id="55" w:name="forecasting-vs-reconciliation-floor"/>
-    <w:p>
-      <w:pPr>
-        <w:pStyle w:val="Heading3"/>
-      </w:pPr>
-      <w:r>
-        <w:t xml:space="preserve">8.4 Forecasting vs reconciliation floor</w:t>
-      </w:r>
-    </w:p>
-    <w:p>
-      <w:pPr>
-        <w:pStyle w:val="SourceCode"/>
-      </w:pPr>
-      <w:r>
-        <w:rPr>
-          <w:rStyle w:val="VerbatimChar"/>
-        </w:rPr>
-        <w:t xml:space="preserve">Target Reserved Capacity = Allocated VM Count + Configured Buffer          # CAP-003 continuous floor</w:t>
-      </w:r>
-      <w:r>
-        <w:br/>
-      </w:r>
-      <w:r>
-        <w:rPr>
-          <w:rStyle w:val="VerbatimChar"/>
-        </w:rPr>
-        <w:t xml:space="preserve">Forecast_Quantity        = ceil(Forecast_Peak·(1+Growth_Buffer) + DR_Buffer)  # ADR-004 proactive growth</w:t>
-      </w:r>
-    </w:p>
-    <w:p>
-      <w:pPr>
-        <w:pStyle w:val="FirstParagraph"/>
-      </w:pPr>
-      <w:r>
-        <w:t xml:space="preserve">The reconciliation floor is enforced every cycle; the forecast is advisory (horizon ∈ {30,60,90} days) and raises</w:t>
-      </w:r>
-      <w:r>
-        <w:t xml:space="preserve"> </w:t>
-      </w:r>
-      <w:r>
-        <w:rPr>
-          <w:rStyle w:val="VerbatimChar"/>
-        </w:rPr>
-        <w:t xml:space="preserve">ForecastApproachingQuotaLimit</w:t>
-      </w:r>
-      <w:r>
-        <w:t xml:space="preserve"> </w:t>
-      </w:r>
-      <w:r>
-        <w:t xml:space="preserve">with 14-day lead time at 80% of quota limit. Auto-increase target = max(floor, forecast).</w:t>
-      </w:r>
-      <w:r>
-        <w:t xml:space="preserve"> </w:t>
-      </w:r>
-      <w:r>
-        <w:rPr>
-          <w:rStyle w:val="VerbatimChar"/>
-        </w:rPr>
-        <w:t xml:space="preserve">[Decided]</w:t>
-      </w:r>
-    </w:p>
-    <w:p>
-      <w:r>
-        <w:pict>
-          <v:rect style="width:0;height:1.5pt" o:hralign="center" o:hrstd="t" o:hr="t"/>
-        </w:pict>
-      </w:r>
-    </w:p>
-    <w:bookmarkEnd w:id="55"/>
-    <w:bookmarkEnd w:id="56"/>
-    <w:bookmarkStart w:id="65" w:name="Xe961851c76549e6e362ec2ee3319186f2864d59"/>
-    <w:p>
-      <w:pPr>
-        <w:pStyle w:val="Heading2"/>
-      </w:pPr>
-      <w:r>
-        <w:t xml:space="preserve">9. DR Sizing &amp; Activation Algorithms (§31, App. A.6/A.7/A.8, App. D)</w:t>
-      </w:r>
-    </w:p>
-    <w:bookmarkStart w:id="57" w:name="max-not-sum-sizing-dr-017-adr-005"/>
-    <w:p>
-      <w:pPr>
-        <w:pStyle w:val="Heading3"/>
-      </w:pPr>
-      <w:r>
-        <w:t xml:space="preserve">9.1 Max-not-sum sizing (DR-017, ADR-005)</w:t>
-      </w:r>
-    </w:p>
-    <w:p>
-      <w:pPr>
-        <w:pStyle w:val="SourceCode"/>
-      </w:pPr>
-      <w:r>
-        <w:rPr>
-          <w:rStyle w:val="VerbatimChar"/>
-        </w:rPr>
-        <w:t xml:space="preserve">Destination_DR_Requirement(d) = MAX over each non-concurrent source s protected by d</w:t>
-      </w:r>
-      <w:r>
-        <w:br/>
-      </w:r>
-      <w:r>
-        <w:rPr>
-          <w:rStyle w:val="VerbatimChar"/>
-        </w:rPr>
-        <w:t xml:space="preserve">                                    ( Workload_Portion(s -&gt; d) )</w:t>
-      </w:r>
-      <w:r>
-        <w:br/>
-      </w:r>
-      <w:r>
-        <w:rPr>
-          <w:rStyle w:val="VerbatimChar"/>
-        </w:rPr>
-        <w:t xml:space="preserve">DR_Capacity_Gap(d)            = max(0, Destination_DR_Requirement(d) - Usable_Destination_Capacity(d))</w:t>
-      </w:r>
-      <w:r>
-        <w:br/>
-      </w:r>
-      <w:r>
-        <w:rPr>
-          <w:rStyle w:val="VerbatimChar"/>
-        </w:rPr>
-        <w:t xml:space="preserve">Overcommit_Ratio(d)          = SUM(Workload_Portion(s-&gt;d)) / MAX(Workload_Portion(s-&gt;d))</w:t>
-      </w:r>
-    </w:p>
-    <w:p>
-      <w:pPr>
-        <w:pStyle w:val="FirstParagraph"/>
-      </w:pPr>
-      <w:r>
-        <w:t xml:space="preserve">Single-failure assumption (DR-001): one production region fails at a time, so destination</w:t>
-      </w:r>
-      <w:r>
-        <w:t xml:space="preserve"> </w:t>
-      </w:r>
-      <w:r>
-        <w:rPr>
-          <w:rStyle w:val="VerbatimChar"/>
-        </w:rPr>
-        <w:t xml:space="preserve">d</w:t>
-      </w:r>
-      <w:r>
-        <w:t xml:space="preserve"> </w:t>
-      </w:r>
-      <w:r>
-        <w:t xml:space="preserve">needs standby for its</w:t>
+        <w:t xml:space="preserve">The weight-sum invariant (</w:t>
+      </w:r>
+      <w:r>
+        <w:rPr>
+          <w:rStyle w:val="VerbatimChar"/>
+        </w:rPr>
+        <w:t xml:space="preserve">α + β + γ + δ + ε = 1.0</w:t>
+      </w:r>
+      <w:r>
+        <w:t xml:space="preserve">) is a</w:t>
       </w:r>
       <w:r>
         <w:t xml:space="preserve"> </w:t>
@@ -5951,1871 +5509,205 @@
           <w:bCs/>
           <w:b/>
         </w:rPr>
-        <w:t xml:space="preserve">largest</w:t>
-      </w:r>
-      <w:r>
-        <w:t xml:space="preserve"> </w:t>
-      </w:r>
-      <w:r>
-        <w:t xml:space="preserve">protected source only; standby is shared/overcommitted across mutually exclusive events.</w:t>
-      </w:r>
-      <w:r>
-        <w:t xml:space="preserve"> </w:t>
-      </w:r>
-      <w:r>
-        <w:rPr>
-          <w:rStyle w:val="VerbatimChar"/>
-        </w:rPr>
-        <w:t xml:space="preserve">Usable_Destination_Capacity(d)</w:t>
-      </w:r>
-      <w:r>
-        <w:t xml:space="preserve"> </w:t>
-      </w:r>
-      <w:r>
-        <w:t xml:space="preserve">may include approved bootstrap headroom, available CRG reservations, releasable CVAL (after earmark check), and approved sharing/expansion. A per-scope</w:t>
-      </w:r>
-      <w:r>
-        <w:t xml:space="preserve"> </w:t>
-      </w:r>
+        <w:t xml:space="preserve">mathematical requirement</w:t>
+      </w:r>
+      <w:r>
+        <w:t xml:space="preserve">, not a</w:t>
+      </w:r>
+      <w:r>
+        <w:t xml:space="preserve"> </w:t>
+      </w:r>
+      <w:r>
+        <w:t xml:space="preserve">convention. Without it, placement scores fall outside [0, 1], rendering threshold gates and</w:t>
+      </w:r>
+      <w:r>
+        <w:t xml:space="preserve"> </w:t>
+      </w:r>
+      <w:r>
+        <w:t xml:space="preserve">cross-version comparisons invalid regardless of which region</w:t>
+      </w:r>
+      <w:r>
+        <w:t xml:space="preserve"> </w:t>
+      </w:r>
+      <w:r>
+        <w:rPr>
+          <w:rStyle w:val="VerbatimChar"/>
+        </w:rPr>
+        <w:t xml:space="preserve">argmax</w:t>
+      </w:r>
+      <w:r>
+        <w:t xml:space="preserve"> </w:t>
+      </w:r>
+      <w:r>
+        <w:t xml:space="preserve">selects.</w:t>
+      </w:r>
+    </w:p>
+    <w:p>
+      <w:pPr>
+        <w:pStyle w:val="BodyText"/>
+      </w:pPr>
       <w:r>
         <w:rPr>
           <w:bCs/>
           <w:b/>
         </w:rPr>
-        <w:t xml:space="preserve">SUM override (C-11)</w:t>
-      </w:r>
-      <w:r>
-        <w:t xml:space="preserve"> </w:t>
-      </w:r>
-      <w:r>
-        <w:t xml:space="preserve">covers contractual simultaneous-failure protection with no code change.</w:t>
-      </w:r>
-      <w:r>
-        <w:t xml:space="preserve"> </w:t>
-      </w:r>
-      <w:r>
-        <w:rPr>
-          <w:rStyle w:val="VerbatimChar"/>
-        </w:rPr>
-        <w:t xml:space="preserve">[Decided]</w:t>
-      </w:r>
-    </w:p>
-    <w:p>
-      <w:pPr>
-        <w:pStyle w:val="BlockText"/>
-      </w:pPr>
-      <w:r>
-        <w:rPr>
-          <w:rStyle w:val="VerbatimChar"/>
+        <w:t xml:space="preserve">Responsibility: Config / Scope-File Service.</w:t>
+      </w:r>
+      <w:r>
+        <w:t xml:space="preserve"> </w:t>
+      </w:r>
+      <w:r>
+        <w:t xml:space="preserve">This service is the sole gatekeeper for</w:t>
+      </w:r>
+      <w:r>
+        <w:t xml:space="preserve"> </w:t>
+      </w:r>
+      <w:r>
+        <w:rPr>
+          <w:rStyle w:val="VerbatimChar"/>
+        </w:rPr>
+        <w:t xml:space="preserve">PlacementPolicy</w:t>
+      </w:r>
+      <w:r>
+        <w:t xml:space="preserve"> </w:t>
+      </w:r>
+      <w:r>
+        <w:t xml:space="preserve">versions. The validation gate runs at</w:t>
+      </w:r>
+      <w:r>
+        <w:t xml:space="preserve"> </w:t>
+      </w:r>
+      <w:r>
+        <w:rPr>
           <w:bCs/>
           <w:b/>
         </w:rPr>
-        <w:t xml:space="preserve">DR_NOT_OFFERED</w:t>
-      </w:r>
+        <w:t xml:space="preserve">policy version load time</w:t>
+      </w:r>
+      <w:r>
+        <w:t xml:space="preserve">, before the</w:t>
+      </w:r>
+      <w:r>
+        <w:t xml:space="preserve"> </w:t>
+      </w:r>
+      <w:r>
+        <w:t xml:space="preserve">version is published to the Placement &amp; Scoring Engine. The Placement Engine never receives a</w:t>
+      </w:r>
+      <w:r>
+        <w:t xml:space="preserve"> </w:t>
+      </w:r>
+      <w:r>
+        <w:t xml:space="preserve">policy version that has not passed this gate.</w:t>
+      </w:r>
+    </w:p>
+    <w:p>
+      <w:pPr>
+        <w:pStyle w:val="BodyText"/>
+      </w:pPr>
       <w:r>
         <w:rPr>
           <w:bCs/>
           <w:b/>
         </w:rPr>
-        <w:t xml:space="preserve"> </w:t>
-      </w:r>
+        <w:t xml:space="preserve">Formal gate logic:</w:t>
+      </w:r>
+    </w:p>
+    <w:p>
+      <w:pPr>
+        <w:pStyle w:val="SourceCode"/>
+      </w:pPr>
+      <w:r>
+        <w:rPr>
+          <w:rStyle w:val="VerbatimChar"/>
+        </w:rPr>
+        <w:t xml:space="preserve">weight_sum = policy.alpha + policy.beta + policy.gamma + policy.delta + policy.epsilon</w:t>
+      </w:r>
+      <w:r>
+        <w:br/>
+      </w:r>
+      <w:r>
+        <w:rPr>
+          <w:rStyle w:val="VerbatimChar"/>
+        </w:rPr>
+        <w:t xml:space="preserve">tolerance  = 0.001   # IEEE 754 floating-point rounding only; not a margin for operator error</w:t>
+      </w:r>
+      <w:r>
+        <w:br/>
+      </w:r>
+      <w:r>
+        <w:br/>
+      </w:r>
+      <w:r>
+        <w:rPr>
+          <w:rStyle w:val="VerbatimChar"/>
+        </w:rPr>
+        <w:t xml:space="preserve">IF |weight_sum − 1.0| &gt; tolerance:</w:t>
+      </w:r>
+      <w:r>
+        <w:br/>
+      </w:r>
+      <w:r>
+        <w:rPr>
+          <w:rStyle w:val="VerbatimChar"/>
+        </w:rPr>
+        <w:t xml:space="preserve">    REJECT version — do NOT publish</w:t>
+      </w:r>
+      <w:r>
+        <w:br/>
+      </w:r>
+      <w:r>
+        <w:rPr>
+          <w:rStyle w:val="VerbatimChar"/>
+        </w:rPr>
+        <w:t xml:space="preserve">    RAISE PolicyValidationError(code="WEIGHT_SUM_INVARIANT_VIOLATED", computed_sum=weight_sum)</w:t>
+      </w:r>
+      <w:r>
+        <w:br/>
+      </w:r>
+      <w:r>
+        <w:rPr>
+          <w:rStyle w:val="VerbatimChar"/>
+        </w:rPr>
+        <w:t xml:space="preserve">    WRITE AuditEvent(event_type="POLICY_VALIDATION_FAILED", severity="ERROR", policy_version=...)</w:t>
+      </w:r>
+      <w:r>
+        <w:br/>
+      </w:r>
+      <w:r>
+        <w:rPr>
+          <w:rStyle w:val="VerbatimChar"/>
+        </w:rPr>
+        <w:t xml:space="preserve">ELSE:</w:t>
+      </w:r>
+      <w:r>
+        <w:br/>
+      </w:r>
+      <w:r>
+        <w:rPr>
+          <w:rStyle w:val="VerbatimChar"/>
+        </w:rPr>
+        <w:t xml:space="preserve">    PUBLISH version to Placement Engine</w:t>
+      </w:r>
+      <w:r>
+        <w:br/>
+      </w:r>
+      <w:r>
+        <w:rPr>
+          <w:rStyle w:val="VerbatimChar"/>
+        </w:rPr>
+        <w:t xml:space="preserve">    WRITE AuditEvent(event_type="POLICY_VERSION_PUBLISHED", weight_sum=weight_sum)</w:t>
+      </w:r>
+    </w:p>
+    <w:p>
+      <w:pPr>
+        <w:pStyle w:val="FirstParagraph"/>
+      </w:pPr>
       <w:r>
         <w:rPr>
           <w:bCs/>
           <w:b/>
         </w:rPr>
-        <w:t xml:space="preserve">geographies are excluded from this sizing (DR-014, DEC-001).</w:t>
-      </w:r>
-      <w:r>
-        <w:t xml:space="preserve"> </w:t>
-      </w:r>
-      <w:r>
-        <w:t xml:space="preserve">Sources in a geography flagged</w:t>
-      </w:r>
-      <w:r>
-        <w:t xml:space="preserve"> </w:t>
-      </w:r>
-      <w:r>
-        <w:rPr>
-          <w:rStyle w:val="VerbatimChar"/>
-        </w:rPr>
-        <w:t xml:space="preserve">DR_NOT_OFFERED</w:t>
-      </w:r>
-      <w:r>
-        <w:t xml:space="preserve"> </w:t>
-      </w:r>
-      <w:r>
-        <w:t xml:space="preserve">— the Middle East today — contribute</w:t>
-      </w:r>
-      <w:r>
-        <w:t xml:space="preserve"> </w:t>
-      </w:r>
-      <w:r>
-        <w:rPr>
-          <w:bCs/>
-          <w:b/>
-        </w:rPr>
-        <w:t xml:space="preserve">no</w:t>
-      </w:r>
-      <w:r>
-        <w:t xml:space="preserve"> </w:t>
-      </w:r>
-      <w:r>
-        <w:rPr>
-          <w:rStyle w:val="VerbatimChar"/>
-        </w:rPr>
-        <w:t xml:space="preserve">Workload_Portion(s → d)</w:t>
-      </w:r>
-      <w:r>
-        <w:t xml:space="preserve"> </w:t>
-      </w:r>
-      <w:r>
-        <w:t xml:space="preserve">term, produce</w:t>
-      </w:r>
-      <w:r>
-        <w:t xml:space="preserve"> </w:t>
-      </w:r>
-      <w:r>
-        <w:rPr>
-          <w:bCs/>
-          <w:b/>
-        </w:rPr>
-        <w:t xml:space="preserve">no</w:t>
-      </w:r>
-      <w:r>
-        <w:t xml:space="preserve"> </w:t>
-      </w:r>
-      <w:r>
-        <w:rPr>
-          <w:rStyle w:val="VerbatimChar"/>
-        </w:rPr>
-        <w:t xml:space="preserve">SourceDestinationDRIndex</w:t>
-      </w:r>
-      <w:r>
-        <w:t xml:space="preserve"> </w:t>
-      </w:r>
-      <w:r>
-        <w:t xml:space="preserve">entry, and reserve</w:t>
-      </w:r>
-      <w:r>
-        <w:t xml:space="preserve"> </w:t>
-      </w:r>
-      <w:r>
-        <w:rPr>
-          <w:bCs/>
-          <w:b/>
-        </w:rPr>
-        <w:t xml:space="preserve">no</w:t>
-      </w:r>
-      <w:r>
-        <w:t xml:space="preserve"> </w:t>
-      </w:r>
-      <w:r>
-        <w:rPr>
-          <w:rStyle w:val="VerbatimChar"/>
-        </w:rPr>
-        <w:t xml:space="preserve">DR_Earmark_vCPU</w:t>
-      </w:r>
-      <w:r>
-        <w:t xml:space="preserve"> </w:t>
-      </w:r>
-      <w:r>
-        <w:t xml:space="preserve">at any destination. Their production is still sized and governed, but they carry no DR requirement, so they never enter</w:t>
-      </w:r>
-      <w:r>
-        <w:t xml:space="preserve"> </w:t>
-      </w:r>
-      <w:r>
-        <w:rPr>
-          <w:rStyle w:val="VerbatimChar"/>
-        </w:rPr>
-        <w:t xml:space="preserve">Destination_DR_Requirement</w:t>
-      </w:r>
-      <w:r>
-        <w:t xml:space="preserve">,</w:t>
-      </w:r>
-      <w:r>
-        <w:t xml:space="preserve"> </w:t>
-      </w:r>
-      <w:r>
-        <w:rPr>
-          <w:rStyle w:val="VerbatimChar"/>
-        </w:rPr>
-        <w:t xml:space="preserve">DR_Capacity_Gap</w:t>
-      </w:r>
-      <w:r>
-        <w:t xml:space="preserve">, or</w:t>
-      </w:r>
-      <w:r>
-        <w:t xml:space="preserve"> </w:t>
-      </w:r>
-      <w:r>
-        <w:rPr>
-          <w:rStyle w:val="VerbatimChar"/>
-        </w:rPr>
-        <w:t xml:space="preserve">Overcommit_Ratio</w:t>
-      </w:r>
-      <w:r>
-        <w:t xml:space="preserve">. Should Legal clear DEC-001 (config flip</w:t>
-      </w:r>
-      <w:r>
-        <w:t xml:space="preserve"> </w:t>
-      </w:r>
-      <w:r>
-        <w:rPr>
-          <w:rStyle w:val="VerbatimChar"/>
-        </w:rPr>
-        <w:t xml:space="preserve">dr_not_offered["Middle East"] = false</w:t>
-      </w:r>
-      <w:r>
-        <w:t xml:space="preserve">, no code change), the affected sources begin contributing their max-not-sum term at that point.</w:t>
-      </w:r>
-      <w:r>
-        <w:t xml:space="preserve"> </w:t>
-      </w:r>
-      <w:r>
-        <w:rPr>
-          <w:rStyle w:val="VerbatimChar"/>
-        </w:rPr>
-        <w:t xml:space="preserve">[Documented]</w:t>
-      </w:r>
-    </w:p>
-    <w:bookmarkEnd w:id="57"/>
-    <w:bookmarkStart w:id="58" w:name="t12-max-not-sum-sizing-overcommit-ratio"/>
-    <w:p>
-      <w:pPr>
-        <w:pStyle w:val="Heading3"/>
-      </w:pPr>
-      <w:r>
-        <w:t xml:space="preserve">T12 — Max-not-sum sizing (overcommit ratio)</w:t>
-      </w:r>
-    </w:p>
-    <w:p>
-      <w:pPr>
-        <w:pStyle w:val="SourceCode"/>
-      </w:pPr>
-      <w:r>
-        <w:rPr>
-          <w:rStyle w:val="VerbatimChar"/>
-        </w:rPr>
-        <w:t xml:space="preserve">flowchart TB</w:t>
-      </w:r>
-      <w:r>
-        <w:br/>
-      </w:r>
-      <w:r>
-        <w:rPr>
-          <w:rStyle w:val="VerbatimChar"/>
-        </w:rPr>
-        <w:t xml:space="preserve">    S1[Source R1 -&gt; R2: 120 cores]</w:t>
-      </w:r>
-      <w:r>
-        <w:br/>
-      </w:r>
-      <w:r>
-        <w:rPr>
-          <w:rStyle w:val="VerbatimChar"/>
-        </w:rPr>
-        <w:t xml:space="preserve">    S3[Source R3 -&gt; R2: 80 cores]</w:t>
-      </w:r>
-      <w:r>
-        <w:br/>
-      </w:r>
-      <w:r>
-        <w:rPr>
-          <w:rStyle w:val="VerbatimChar"/>
-        </w:rPr>
-        <w:t xml:space="preserve">    S1 --&gt; R2</w:t>
-      </w:r>
-      <w:r>
-        <w:br/>
-      </w:r>
-      <w:r>
-        <w:rPr>
-          <w:rStyle w:val="VerbatimChar"/>
-        </w:rPr>
-        <w:t xml:space="preserve">    S3 --&gt; R2</w:t>
-      </w:r>
-      <w:r>
-        <w:br/>
-      </w:r>
-      <w:r>
-        <w:rPr>
-          <w:rStyle w:val="VerbatimChar"/>
-        </w:rPr>
-        <w:t xml:space="preserve">    R2[Destination R2 standby&lt;br/&gt;SUM = 200 cores over-provisions&lt;br/&gt;MAX = 120 cores sized&lt;br/&gt;saving = 80 cores 40%&lt;br/&gt;Overcommit_Ratio = 200/120 ≈ 1.67]:::d</w:t>
-      </w:r>
-      <w:r>
-        <w:br/>
-      </w:r>
-      <w:r>
-        <w:rPr>
-          <w:rStyle w:val="VerbatimChar"/>
-        </w:rPr>
-        <w:t xml:space="preserve">    classDef d fill:#d4edda,stroke:#28a745;</w:t>
-      </w:r>
-    </w:p>
-    <w:bookmarkEnd w:id="58"/>
-    <w:bookmarkStart w:id="59" w:name="X9c525444ea3910baf2b34647854315033f4c60a"/>
-    <w:p>
-      <w:pPr>
-        <w:pStyle w:val="Heading3"/>
-      </w:pPr>
-      <w:r>
-        <w:t xml:space="preserve">9.2 Standby activation waves &amp; staged acquisition (DR-006, DR-019)</w:t>
-      </w:r>
-    </w:p>
-    <w:p>
-      <w:pPr>
-        <w:pStyle w:val="FirstParagraph"/>
-      </w:pPr>
-      <w:r>
-        <w:t xml:space="preserve">On authorised declaration the DR Orchestrator reads the</w:t>
-      </w:r>
-      <w:r>
-        <w:t xml:space="preserve"> </w:t>
-      </w:r>
-      <w:r>
-        <w:rPr>
-          <w:rStyle w:val="VerbatimChar"/>
-        </w:rPr>
-        <w:t xml:space="preserve">SourceDestinationDRIndex</w:t>
-      </w:r>
-      <w:r>
-        <w:t xml:space="preserve"> </w:t>
-      </w:r>
-      <w:r>
-        <w:t xml:space="preserve">for the failed source and activates customers in business-priority waves (P0 platform → P-1 highest → P-N), transitioning each</w:t>
-      </w:r>
-      <w:r>
-        <w:t xml:space="preserve"> </w:t>
-      </w:r>
-      <w:r>
-        <w:rPr>
-          <w:rStyle w:val="VerbatimChar"/>
-        </w:rPr>
-        <w:t xml:space="preserve">associated → allocated</w:t>
-      </w:r>
-      <w:r>
-        <w:t xml:space="preserve">. Per wave, staged acquisition runs in order:</w:t>
-      </w:r>
-    </w:p>
-    <w:p>
-      <w:pPr>
-        <w:pStyle w:val="SourceCode"/>
-      </w:pPr>
-      <w:r>
-        <w:rPr>
-          <w:rStyle w:val="VerbatimChar"/>
-        </w:rPr>
-        <w:t xml:space="preserve">Stage 1: approved bootstrap / pre-staged headroom (zero Azure wait)</w:t>
-      </w:r>
-      <w:r>
-        <w:br/>
-      </w:r>
-      <w:r>
-        <w:rPr>
-          <w:rStyle w:val="VerbatimChar"/>
-        </w:rPr>
-        <w:t xml:space="preserve">Stage 2: available reservation + quota already in destination</w:t>
-      </w:r>
-      <w:r>
-        <w:br/>
-      </w:r>
-      <w:r>
-        <w:rPr>
-          <w:rStyle w:val="VerbatimChar"/>
-        </w:rPr>
-        <w:t xml:space="preserve">Stage 3: shut down / disassociate eligible CVAL (after DR-010 authorised trigger)</w:t>
-      </w:r>
-      <w:r>
-        <w:br/>
-      </w:r>
-      <w:r>
-        <w:rPr>
-          <w:rStyle w:val="VerbatimChar"/>
-        </w:rPr>
-        <w:t xml:space="preserve">Stage 4: share/reassign reservations within supported region/zone boundaries</w:t>
-      </w:r>
-      <w:r>
-        <w:br/>
-      </w:r>
-      <w:r>
-        <w:rPr>
-          <w:rStyle w:val="VerbatimChar"/>
-        </w:rPr>
-        <w:t xml:space="preserve">Stage 5: allocate pooled quota to DR subscriptions</w:t>
-      </w:r>
-      <w:r>
-        <w:br/>
-      </w:r>
-      <w:r>
-        <w:rPr>
-          <w:rStyle w:val="VerbatimChar"/>
-        </w:rPr>
-        <w:t xml:space="preserve">Stage 6: request additional Azure quota/capacity where required</w:t>
-      </w:r>
-      <w:r>
-        <w:br/>
-      </w:r>
-      <w:r>
-        <w:rPr>
-          <w:rStyle w:val="VerbatimChar"/>
-        </w:rPr>
-        <w:t xml:space="preserve">Stage 7: report unrecoverable capacity gaps</w:t>
-      </w:r>
-    </w:p>
-    <w:p>
-      <w:pPr>
-        <w:pStyle w:val="FirstParagraph"/>
-      </w:pPr>
-      <w:r>
-        <w:t xml:space="preserve">Stages 1–2 start immediately from the single pool’s headroom, so P0/P-1 recovery does not wait on throttled Azure deallocation APIs.</w:t>
-      </w:r>
-      <w:r>
-        <w:t xml:space="preserve"> </w:t>
-      </w:r>
-      <w:r>
-        <w:rPr>
-          <w:rStyle w:val="VerbatimChar"/>
-        </w:rPr>
-        <w:t xml:space="preserve">[Decided]</w:t>
-      </w:r>
-    </w:p>
-    <w:bookmarkEnd w:id="59"/>
-    <w:bookmarkStart w:id="60" w:name="Xeb18f332615b34ad47697ec8c75f0afe49e0622"/>
-    <w:p>
-      <w:pPr>
-        <w:pStyle w:val="Heading3"/>
-      </w:pPr>
-      <w:r>
-        <w:t xml:space="preserve">9.3 Activation state tracking &amp; failback (DR-013)</w:t>
-      </w:r>
-    </w:p>
-    <w:p>
-      <w:pPr>
-        <w:pStyle w:val="SourceCode"/>
-      </w:pPr>
-      <w:r>
-        <w:rPr>
-          <w:rStyle w:val="VerbatimChar"/>
-        </w:rPr>
-        <w:t xml:space="preserve">ActivationRecord {</w:t>
-      </w:r>
-      <w:r>
-        <w:br/>
-      </w:r>
-      <w:r>
-        <w:rPr>
-          <w:rStyle w:val="VerbatimChar"/>
-        </w:rPr>
-        <w:t xml:space="preserve">    customer_realm_id, source_region, destination_region,</w:t>
-      </w:r>
-      <w:r>
-        <w:br/>
-      </w:r>
-      <w:r>
-        <w:rPr>
-          <w:rStyle w:val="VerbatimChar"/>
-        </w:rPr>
-        <w:t xml:space="preserve">    priority_wave : int,</w:t>
-      </w:r>
-      <w:r>
-        <w:br/>
-      </w:r>
-      <w:r>
-        <w:rPr>
-          <w:rStyle w:val="VerbatimChar"/>
-        </w:rPr>
-        <w:t xml:space="preserve">    activation_state : PENDING | ACTIVATING | ACTIVE | FAILED | FAILBACK_PENDING,</w:t>
-      </w:r>
-      <w:r>
-        <w:br/>
-      </w:r>
-      <w:r>
-        <w:rPr>
-          <w:rStyle w:val="VerbatimChar"/>
-        </w:rPr>
-        <w:t xml:space="preserve">    stage_reached : int (1..7), capacity_gap_vcpu : int,</w:t>
-      </w:r>
-      <w:r>
-        <w:br/>
-      </w:r>
-      <w:r>
-        <w:rPr>
-          <w:rStyle w:val="VerbatimChar"/>
-        </w:rPr>
-        <w:t xml:space="preserve">    activated_at, approved_by, incident_id</w:t>
-      </w:r>
-      <w:r>
-        <w:br/>
-      </w:r>
-      <w:r>
-        <w:rPr>
-          <w:rStyle w:val="VerbatimChar"/>
-        </w:rPr>
-        <w:t xml:space="preserve">}</w:t>
-      </w:r>
-    </w:p>
-    <w:p>
-      <w:pPr>
-        <w:pStyle w:val="FirstParagraph"/>
-      </w:pPr>
-      <w:r>
-        <w:t xml:space="preserve">Failback reverses</w:t>
-      </w:r>
-      <w:r>
-        <w:t xml:space="preserve"> </w:t>
-      </w:r>
-      <w:r>
-        <w:rPr>
-          <w:rStyle w:val="VerbatimChar"/>
-        </w:rPr>
-        <w:t xml:space="preserve">ACTIVE → FAILBACK_PENDING → STANDBY</w:t>
-      </w:r>
-      <w:r>
-        <w:t xml:space="preserve"> </w:t>
-      </w:r>
-      <w:r>
-        <w:t xml:space="preserve">in reverse priority order; seed record and DR index are preserved (no re-derivation).</w:t>
-      </w:r>
-      <w:r>
-        <w:t xml:space="preserve"> </w:t>
-      </w:r>
-      <w:r>
-        <w:rPr>
-          <w:rStyle w:val="VerbatimChar"/>
-        </w:rPr>
-        <w:t xml:space="preserve">[Decided]</w:t>
-      </w:r>
-    </w:p>
-    <w:bookmarkEnd w:id="60"/>
-    <w:bookmarkStart w:id="61" w:name="X172962248898c341b419e07d99b3e5465ce68a9"/>
-    <w:p>
-      <w:pPr>
-        <w:pStyle w:val="Heading3"/>
-      </w:pPr>
-      <w:r>
-        <w:t xml:space="preserve">T11 — DR standby activation sequence (index lookup → waves → staged acquisition)</w:t>
-      </w:r>
-    </w:p>
-    <w:p>
-      <w:pPr>
-        <w:pStyle w:val="SourceCode"/>
-      </w:pPr>
-      <w:r>
-        <w:rPr>
-          <w:rStyle w:val="VerbatimChar"/>
-        </w:rPr>
-        <w:t xml:space="preserve">sequenceDiagram</w:t>
-      </w:r>
-      <w:r>
-        <w:br/>
-      </w:r>
-      <w:r>
-        <w:rPr>
-          <w:rStyle w:val="VerbatimChar"/>
-        </w:rPr>
-        <w:t xml:space="preserve">    participant DRC as DR coordinator</w:t>
-      </w:r>
-      <w:r>
-        <w:br/>
-      </w:r>
-      <w:r>
-        <w:rPr>
-          <w:rStyle w:val="VerbatimChar"/>
-        </w:rPr>
-        <w:t xml:space="preserve">    participant DRO as DR Orchestrator</w:t>
-      </w:r>
-      <w:r>
-        <w:br/>
-      </w:r>
-      <w:r>
-        <w:rPr>
-          <w:rStyle w:val="VerbatimChar"/>
-        </w:rPr>
-        <w:t xml:space="preserve">    participant IDX as SourceDestinationDRIndex</w:t>
-      </w:r>
-      <w:r>
-        <w:br/>
-      </w:r>
-      <w:r>
-        <w:rPr>
-          <w:rStyle w:val="VerbatimChar"/>
-        </w:rPr>
-        <w:t xml:space="preserve">    participant QPM as Quota-Pool Manager</w:t>
-      </w:r>
-      <w:r>
-        <w:br/>
-      </w:r>
-      <w:r>
-        <w:rPr>
-          <w:rStyle w:val="VerbatimChar"/>
-        </w:rPr>
-        <w:t xml:space="preserve">    participant AZ as Azure</w:t>
-      </w:r>
-      <w:r>
-        <w:br/>
-      </w:r>
-      <w:r>
-        <w:rPr>
-          <w:rStyle w:val="VerbatimChar"/>
-        </w:rPr>
-        <w:t xml:space="preserve">    DRC-&gt;&gt;DRO: Declare source-region failure (authorised)</w:t>
-      </w:r>
-      <w:r>
-        <w:br/>
-      </w:r>
-      <w:r>
-        <w:rPr>
-          <w:rStyle w:val="VerbatimChar"/>
-        </w:rPr>
-        <w:t xml:space="preserve">    DRO-&gt;&gt;DRO: engine_mode = DR_EVENT_ACTIVE</w:t>
-      </w:r>
-      <w:r>
-        <w:br/>
-      </w:r>
-      <w:r>
-        <w:rPr>
-          <w:rStyle w:val="VerbatimChar"/>
-        </w:rPr>
-        <w:t xml:space="preserve">    DRO-&gt;&gt;IDX: Query standby sets for failed source</w:t>
-      </w:r>
-      <w:r>
-        <w:br/>
-      </w:r>
-      <w:r>
-        <w:rPr>
-          <w:rStyle w:val="VerbatimChar"/>
-        </w:rPr>
-        <w:t xml:space="preserve">    IDX--&gt;&gt;DRO: Customers + priority waves</w:t>
-      </w:r>
-      <w:r>
-        <w:br/>
-      </w:r>
-      <w:r>
-        <w:rPr>
-          <w:rStyle w:val="VerbatimChar"/>
-        </w:rPr>
-        <w:t xml:space="preserve">    loop each priority wave (P0 -&gt; P-1 -&gt; P-N)</w:t>
-      </w:r>
-      <w:r>
-        <w:br/>
-      </w:r>
-      <w:r>
-        <w:rPr>
-          <w:rStyle w:val="VerbatimChar"/>
-        </w:rPr>
-        <w:t xml:space="preserve">        DRO-&gt;&gt;QPM: Stage1-2 draw pool headroom + reservation</w:t>
-      </w:r>
-      <w:r>
-        <w:br/>
-      </w:r>
-      <w:r>
-        <w:rPr>
-          <w:rStyle w:val="VerbatimChar"/>
-        </w:rPr>
-        <w:t xml:space="preserve">        QPM--&gt;&gt;DRO: Earmark released (no cross-group transfer)</w:t>
-      </w:r>
-      <w:r>
-        <w:br/>
-      </w:r>
-      <w:r>
-        <w:rPr>
-          <w:rStyle w:val="VerbatimChar"/>
-        </w:rPr>
-        <w:t xml:space="preserve">        alt deficit remains</w:t>
-      </w:r>
-      <w:r>
-        <w:br/>
-      </w:r>
-      <w:r>
-        <w:rPr>
-          <w:rStyle w:val="VerbatimChar"/>
-        </w:rPr>
-        <w:t xml:space="preserve">            DRO-&gt;&gt;QPM: Stage3 CVAL release / Stage4 share / Stage5 pooled quota</w:t>
-      </w:r>
-      <w:r>
-        <w:br/>
-      </w:r>
-      <w:r>
-        <w:rPr>
-          <w:rStyle w:val="VerbatimChar"/>
-        </w:rPr>
-        <w:t xml:space="preserve">            DRO-&gt;&gt;AZ: Stage6 request additional capacity/quota</w:t>
-      </w:r>
-      <w:r>
-        <w:br/>
-      </w:r>
-      <w:r>
-        <w:rPr>
-          <w:rStyle w:val="VerbatimChar"/>
-        </w:rPr>
-        <w:t xml:space="preserve">            AZ--&gt;&gt;DRO: Granted or deficit</w:t>
-      </w:r>
-      <w:r>
-        <w:br/>
-      </w:r>
-      <w:r>
-        <w:rPr>
-          <w:rStyle w:val="VerbatimChar"/>
-        </w:rPr>
-        <w:t xml:space="preserve">        end</w:t>
-      </w:r>
-      <w:r>
-        <w:br/>
-      </w:r>
-      <w:r>
-        <w:rPr>
-          <w:rStyle w:val="VerbatimChar"/>
-        </w:rPr>
-        <w:t xml:space="preserve">        DRO-&gt;&gt;DRO: associated -&gt; allocated (ActivationRecord)</w:t>
-      </w:r>
-      <w:r>
-        <w:br/>
-      </w:r>
-      <w:r>
-        <w:rPr>
-          <w:rStyle w:val="VerbatimChar"/>
-        </w:rPr>
-        <w:t xml:space="preserve">        DRO-&gt;&gt;DRC: Wave complete + audit checkpoint</w:t>
-      </w:r>
-      <w:r>
-        <w:br/>
-      </w:r>
-      <w:r>
-        <w:rPr>
-          <w:rStyle w:val="VerbatimChar"/>
-        </w:rPr>
-        <w:t xml:space="preserve">    end</w:t>
-      </w:r>
-      <w:r>
-        <w:br/>
-      </w:r>
-      <w:r>
-        <w:rPr>
-          <w:rStyle w:val="VerbatimChar"/>
-        </w:rPr>
-        <w:t xml:space="preserve">    DRC-&gt;&gt;DRO: Failback authorised</w:t>
-      </w:r>
-      <w:r>
-        <w:br/>
-      </w:r>
-      <w:r>
-        <w:rPr>
-          <w:rStyle w:val="VerbatimChar"/>
-        </w:rPr>
-        <w:t xml:space="preserve">    DRO-&gt;&gt;DRO: ACTIVE -&gt; FAILBACK_PENDING -&gt; STANDBY (reverse order)</w:t>
-      </w:r>
-    </w:p>
-    <w:bookmarkEnd w:id="61"/>
-    <w:bookmarkStart w:id="62" w:name="tier-escalation-32-see-13-baseline"/>
-    <w:p>
-      <w:pPr>
-        <w:pStyle w:val="Heading3"/>
-      </w:pPr>
-      <w:r>
-        <w:t xml:space="preserve">9.4 Tier escalation (§32) — see §13 baseline</w:t>
-      </w:r>
-    </w:p>
-    <w:p>
-      <w:pPr>
-        <w:pStyle w:val="FirstParagraph"/>
-      </w:pPr>
-      <w:r>
-        <w:t xml:space="preserve">Emergency capacity during</w:t>
-      </w:r>
-      <w:r>
-        <w:t xml:space="preserve"> </w:t>
-      </w:r>
-      <w:r>
-        <w:rPr>
-          <w:rStyle w:val="VerbatimChar"/>
-        </w:rPr>
-        <w:t xml:space="preserve">DR_EVENT_ACTIVE</w:t>
-      </w:r>
-      <w:r>
-        <w:t xml:space="preserve"> </w:t>
-      </w:r>
-      <w:r>
-        <w:t xml:space="preserve">escalates Tier 1 (direct expansion) → Tier 2 (quota-neutral transfer within the shared pool) → Tier 3 (destructive, dual-approval,</w:t>
-      </w:r>
-      <w:r>
-        <w:t xml:space="preserve"> </w:t>
-      </w:r>
-      <w:r>
-        <w:rPr>
-          <w:bCs/>
-          <w:b/>
-        </w:rPr>
-        <w:t xml:space="preserve">blocked in Phase 1</w:t>
-      </w:r>
-      <w:r>
-        <w:t xml:space="preserve">). In the single-pool model Tier 2 is intrinsically quota-neutral (draw and release hit the same pool).</w:t>
-      </w:r>
-      <w:r>
-        <w:t xml:space="preserve"> </w:t>
-      </w:r>
-      <w:r>
-        <w:rPr>
-          <w:rStyle w:val="VerbatimChar"/>
-        </w:rPr>
-        <w:t xml:space="preserve">[Decided]</w:t>
-      </w:r>
-    </w:p>
-    <w:bookmarkEnd w:id="62"/>
-    <w:bookmarkStart w:id="63" w:name="X53b1971bd083de8f9b8d82e65f7f01daa00d46d"/>
-    <w:p>
-      <w:pPr>
-        <w:pStyle w:val="Heading3"/>
-      </w:pPr>
-      <w:r>
-        <w:t xml:space="preserve">T10 — Three-tier emergency transfer escalation</w:t>
-      </w:r>
-    </w:p>
-    <w:p>
-      <w:pPr>
-        <w:pStyle w:val="SourceCode"/>
-      </w:pPr>
-      <w:r>
-        <w:rPr>
-          <w:rStyle w:val="VerbatimChar"/>
-        </w:rPr>
-        <w:t xml:space="preserve">flowchart TD</w:t>
-      </w:r>
-      <w:r>
-        <w:br/>
-      </w:r>
-      <w:r>
-        <w:rPr>
-          <w:rStyle w:val="VerbatimChar"/>
-        </w:rPr>
-        <w:t xml:space="preserve">    Ev[DR event active] --&gt; T1{Tier 1 headroom available?}</w:t>
-      </w:r>
-      <w:r>
-        <w:br/>
-      </w:r>
-      <w:r>
-        <w:rPr>
-          <w:rStyle w:val="VerbatimChar"/>
-        </w:rPr>
-        <w:t xml:space="preserve">    T1 --&gt;|Yes| A1[DirectExpansion - automated additive]</w:t>
-      </w:r>
-      <w:r>
-        <w:br/>
-      </w:r>
-      <w:r>
-        <w:rPr>
-          <w:rStyle w:val="VerbatimChar"/>
-        </w:rPr>
-        <w:t xml:space="preserve">    T1 --&gt;|No| T2{Tier 2 approved?}</w:t>
-      </w:r>
-      <w:r>
-        <w:br/>
-      </w:r>
-      <w:r>
-        <w:rPr>
-          <w:rStyle w:val="VerbatimChar"/>
-        </w:rPr>
-        <w:t xml:space="preserve">    T2 --&gt;|Yes| A2[QuotaNeutralTransfer - reduce NonProd, expand DR in same pool]</w:t>
-      </w:r>
-      <w:r>
-        <w:br/>
-      </w:r>
-      <w:r>
-        <w:rPr>
-          <w:rStyle w:val="VerbatimChar"/>
-        </w:rPr>
-        <w:t xml:space="preserve">    T2 --&gt;|No| T3{Tier 3 allowed?}</w:t>
-      </w:r>
-      <w:r>
-        <w:br/>
-      </w:r>
-      <w:r>
-        <w:rPr>
-          <w:rStyle w:val="VerbatimChar"/>
-        </w:rPr>
-        <w:t xml:space="preserve">    T3 --&gt;|Phase 1: BLOCKED| M[Manual escalation]</w:t>
-      </w:r>
-      <w:r>
-        <w:br/>
-      </w:r>
-      <w:r>
-        <w:rPr>
-          <w:rStyle w:val="VerbatimChar"/>
-        </w:rPr>
-        <w:t xml:space="preserve">    T3 --&gt;|Later phase: dual-approval| A3[DestructiveTransfer - changes VM associations]</w:t>
-      </w:r>
-    </w:p>
-    <w:bookmarkEnd w:id="63"/>
-    <w:bookmarkStart w:id="64" w:name="t13-distributed-dr-reference-model-12a"/>
-    <w:p>
-      <w:pPr>
-        <w:pStyle w:val="Heading3"/>
-      </w:pPr>
-      <w:r>
-        <w:t xml:space="preserve">T13 — Distributed DR reference model (§12A)</w:t>
-      </w:r>
-    </w:p>
-    <w:p>
-      <w:pPr>
-        <w:pStyle w:val="FirstParagraph"/>
-      </w:pPr>
-      <w:r>
-        <w:t xml:space="preserve">Reused reference diagram (ADR-005 §12A):</w:t>
-      </w:r>
-      <w:r>
-        <w:t xml:space="preserve"> </w:t>
-      </w:r>
-      <w:r>
-        <w:rPr>
-          <w:rStyle w:val="VerbatimChar"/>
-        </w:rPr>
-        <w:t xml:space="preserve">adr/diagrams/acrme_three_region_capacity_model.png</w:t>
-      </w:r>
-      <w:r>
-        <w:t xml:space="preserve"> </w:t>
-      </w:r>
-      <w:r>
-        <w:t xml:space="preserve">— each region concurrently hosts Prod + CVAL + DR standby tagged with its</w:t>
-      </w:r>
-      <w:r>
-        <w:t xml:space="preserve"> </w:t>
-      </w:r>
-      <w:r>
-        <w:rPr>
-          <w:rStyle w:val="VerbatimChar"/>
-        </w:rPr>
-        <w:t xml:space="preserve">src Rn</w:t>
-      </w:r>
-      <w:r>
-        <w:t xml:space="preserve"> </w:t>
-      </w:r>
-      <w:r>
-        <w:t xml:space="preserve">source; each destination is sized by max-not-sum against its largest single protected source.</w:t>
-      </w:r>
-    </w:p>
-    <w:p>
-      <w:r>
-        <w:pict>
-          <v:rect style="width:0;height:1.5pt" o:hralign="center" o:hrstd="t" o:hr="t"/>
-        </w:pict>
-      </w:r>
-    </w:p>
-    <w:bookmarkEnd w:id="64"/>
-    <w:bookmarkEnd w:id="65"/>
-    <w:bookmarkStart w:id="67" w:name="steady-state-capacity-lifecycle-30"/>
-    <w:p>
-      <w:pPr>
-        <w:pStyle w:val="Heading2"/>
-      </w:pPr>
-      <w:r>
-        <w:t xml:space="preserve">10. Steady-State Capacity Lifecycle (§30)</w:t>
-      </w:r>
-    </w:p>
-    <w:p>
-      <w:pPr>
-        <w:pStyle w:val="FirstParagraph"/>
-      </w:pPr>
-      <w:r>
-        <w:t xml:space="preserve">The normative 10-step sequence runs only in</w:t>
-      </w:r>
-      <w:r>
-        <w:t xml:space="preserve"> </w:t>
-      </w:r>
-      <w:r>
-        <w:rPr>
-          <w:rStyle w:val="VerbatimChar"/>
-        </w:rPr>
-        <w:t xml:space="preserve">STEADY_STATE</w:t>
-      </w:r>
-      <w:r>
-        <w:t xml:space="preserve">:</w:t>
-      </w:r>
-    </w:p>
-    <w:p>
-      <w:pPr>
-        <w:pStyle w:val="SourceCode"/>
-      </w:pPr>
-      <w:r>
-        <w:rPr>
-          <w:rStyle w:val="VerbatimChar"/>
-        </w:rPr>
-        <w:t xml:space="preserve">1. Detect threshold crossing (utilisation ≥ auto-increase threshold).</w:t>
-      </w:r>
-      <w:r>
-        <w:br/>
-      </w:r>
-      <w:r>
-        <w:rPr>
-          <w:rStyle w:val="VerbatimChar"/>
-        </w:rPr>
-        <w:t xml:space="preserve">2. Re-read current CR, quota, sharing, assignment state.</w:t>
-      </w:r>
-      <w:r>
-        <w:br/>
-      </w:r>
-      <w:r>
-        <w:rPr>
-          <w:rStyle w:val="VerbatimChar"/>
-        </w:rPr>
-        <w:t xml:space="preserve">3. Create CapacityIncreaseRequest.</w:t>
-      </w:r>
-      <w:r>
-        <w:br/>
-      </w:r>
-      <w:r>
-        <w:rPr>
-          <w:rStyle w:val="VerbatimChar"/>
-        </w:rPr>
-        <w:t xml:space="preserve">4. Calculate target = max(Allocated+Buffer floor, Forecast_Quantity).</w:t>
-      </w:r>
-      <w:r>
-        <w:br/>
-      </w:r>
-      <w:r>
-        <w:rPr>
-          <w:rStyle w:val="VerbatimChar"/>
-        </w:rPr>
-        <w:t xml:space="preserve">5. Require operator approval (Phase 1).</w:t>
-      </w:r>
-      <w:r>
-        <w:br/>
-      </w:r>
-      <w:r>
-        <w:rPr>
-          <w:rStyle w:val="VerbatimChar"/>
-        </w:rPr>
-        <w:t xml:space="preserve">6. Submit quota action only if validated as required.</w:t>
-      </w:r>
-      <w:r>
-        <w:br/>
-      </w:r>
-      <w:r>
-        <w:rPr>
-          <w:rStyle w:val="VerbatimChar"/>
-        </w:rPr>
-        <w:t xml:space="preserve">7. Wait for confirmed quota state — no assumed propagation SLA.</w:t>
-      </w:r>
-      <w:r>
-        <w:br/>
-      </w:r>
-      <w:r>
-        <w:rPr>
-          <w:rStyle w:val="VerbatimChar"/>
-        </w:rPr>
-        <w:t xml:space="preserve">8. Update CR quantity.</w:t>
-      </w:r>
-      <w:r>
-        <w:br/>
-      </w:r>
-      <w:r>
-        <w:rPr>
-          <w:rStyle w:val="VerbatimChar"/>
-        </w:rPr>
-        <w:t xml:space="preserve">9. Confirm actual quantity.</w:t>
-      </w:r>
-      <w:r>
-        <w:br/>
-      </w:r>
-      <w:r>
-        <w:rPr>
-          <w:rStyle w:val="VerbatimChar"/>
-        </w:rPr>
-        <w:t xml:space="preserve">10. Refresh snapshot and close the request.</w:t>
-      </w:r>
-    </w:p>
-    <w:p>
-      <w:pPr>
-        <w:pStyle w:val="FirstParagraph"/>
-      </w:pPr>
-      <w:r>
-        <w:t xml:space="preserve">Triggers:</w:t>
-      </w:r>
-      <w:r>
-        <w:t xml:space="preserve"> </w:t>
-      </w:r>
-      <w:r>
-        <w:rPr>
-          <w:rStyle w:val="VerbatimChar"/>
-        </w:rPr>
-        <w:t xml:space="preserve">dr_autoincrease_threshold=0.35</w:t>
-      </w:r>
-      <w:r>
-        <w:t xml:space="preserve">,</w:t>
-      </w:r>
-      <w:r>
-        <w:t xml:space="preserve"> </w:t>
-      </w:r>
-      <w:r>
-        <w:rPr>
-          <w:rStyle w:val="VerbatimChar"/>
-        </w:rPr>
-        <w:t xml:space="preserve">prod/nonprod_autoincrease_threshold=0.20</w:t>
-      </w:r>
-      <w:r>
-        <w:t xml:space="preserve">, debounce cooldown 30 min per (region+CRG type). Guarded scale-down never drops below</w:t>
-      </w:r>
-      <w:r>
-        <w:t xml:space="preserve"> </w:t>
-      </w:r>
-      <w:r>
-        <w:rPr>
-          <w:rStyle w:val="VerbatimChar"/>
-        </w:rPr>
-        <w:t xml:space="preserve">Allocated</w:t>
-      </w:r>
-      <w:r>
-        <w:t xml:space="preserve">, within a DR window, during maintenance exclusion, or against cost policy; reductions go to zero, never deletion (CAP-009/010).</w:t>
-      </w:r>
-      <w:r>
-        <w:t xml:space="preserve"> </w:t>
-      </w:r>
-      <w:r>
-        <w:rPr>
-          <w:rStyle w:val="VerbatimChar"/>
-        </w:rPr>
-        <w:t xml:space="preserve">[Decided]</w:t>
-      </w:r>
-    </w:p>
-    <w:bookmarkStart w:id="66" w:name="X214afb769bb3291c1ffd3537dae1b04bde56773"/>
-    <w:p>
-      <w:pPr>
-        <w:pStyle w:val="Heading3"/>
-      </w:pPr>
-      <w:r>
-        <w:t xml:space="preserve">T9 — Steady-state 10-step capacity lifecycle</w:t>
-      </w:r>
-    </w:p>
-    <w:p>
-      <w:pPr>
-        <w:pStyle w:val="SourceCode"/>
-      </w:pPr>
-      <w:r>
-        <w:rPr>
-          <w:rStyle w:val="VerbatimChar"/>
-        </w:rPr>
-        <w:t xml:space="preserve">sequenceDiagram</w:t>
-      </w:r>
-      <w:r>
-        <w:br/>
-      </w:r>
-      <w:r>
-        <w:rPr>
-          <w:rStyle w:val="VerbatimChar"/>
-        </w:rPr>
-        <w:t xml:space="preserve">    participant REC as State Reconciler</w:t>
-      </w:r>
-      <w:r>
-        <w:br/>
-      </w:r>
-      <w:r>
-        <w:rPr>
-          <w:rStyle w:val="VerbatimChar"/>
-        </w:rPr>
-        <w:t xml:space="preserve">    participant OP as Operator</w:t>
-      </w:r>
-      <w:r>
-        <w:br/>
-      </w:r>
-      <w:r>
-        <w:rPr>
-          <w:rStyle w:val="VerbatimChar"/>
-        </w:rPr>
-        <w:t xml:space="preserve">    participant QPM as Quota-Pool Manager</w:t>
-      </w:r>
-      <w:r>
-        <w:br/>
-      </w:r>
-      <w:r>
-        <w:rPr>
-          <w:rStyle w:val="VerbatimChar"/>
-        </w:rPr>
-        <w:t xml:space="preserve">    participant AZ as Azure</w:t>
-      </w:r>
-      <w:r>
-        <w:br/>
-      </w:r>
-      <w:r>
-        <w:rPr>
-          <w:rStyle w:val="VerbatimChar"/>
-        </w:rPr>
-        <w:t xml:space="preserve">    REC-&gt;&gt;REC: 1. Detect threshold crossing</w:t>
-      </w:r>
-      <w:r>
-        <w:br/>
-      </w:r>
-      <w:r>
-        <w:rPr>
-          <w:rStyle w:val="VerbatimChar"/>
-        </w:rPr>
-        <w:t xml:space="preserve">    REC-&gt;&gt;AZ: 2. Re-read CR/quota/sharing/assignment</w:t>
-      </w:r>
-      <w:r>
-        <w:br/>
-      </w:r>
-      <w:r>
-        <w:rPr>
-          <w:rStyle w:val="VerbatimChar"/>
-        </w:rPr>
-        <w:t xml:space="preserve">    REC-&gt;&gt;REC: 3. Create CapacityIncreaseRequest</w:t>
-      </w:r>
-      <w:r>
-        <w:br/>
-      </w:r>
-      <w:r>
-        <w:rPr>
-          <w:rStyle w:val="VerbatimChar"/>
-        </w:rPr>
-        <w:t xml:space="preserve">    REC-&gt;&gt;REC: 4. Target = max(Allocated+Buffer, Forecast)</w:t>
-      </w:r>
-      <w:r>
-        <w:br/>
-      </w:r>
-      <w:r>
-        <w:rPr>
-          <w:rStyle w:val="VerbatimChar"/>
-        </w:rPr>
-        <w:t xml:space="preserve">    REC-&gt;&gt;OP: 5. Require approval (Phase 1)</w:t>
-      </w:r>
-      <w:r>
-        <w:br/>
-      </w:r>
-      <w:r>
-        <w:rPr>
-          <w:rStyle w:val="VerbatimChar"/>
-        </w:rPr>
-        <w:t xml:space="preserve">    OP--&gt;&gt;REC: Approved</w:t>
-      </w:r>
-      <w:r>
-        <w:br/>
-      </w:r>
-      <w:r>
-        <w:rPr>
-          <w:rStyle w:val="VerbatimChar"/>
-        </w:rPr>
-        <w:t xml:space="preserve">    REC-&gt;&gt;QPM: 6. Submit quota action if required</w:t>
-      </w:r>
-      <w:r>
-        <w:br/>
-      </w:r>
-      <w:r>
-        <w:rPr>
-          <w:rStyle w:val="VerbatimChar"/>
-        </w:rPr>
-        <w:t xml:space="preserve">    QPM-&gt;&gt;AZ: 7. Await confirmed quota state</w:t>
-      </w:r>
-      <w:r>
-        <w:br/>
-      </w:r>
-      <w:r>
-        <w:rPr>
-          <w:rStyle w:val="VerbatimChar"/>
-        </w:rPr>
-        <w:t xml:space="preserve">    AZ--&gt;&gt;QPM: Confirmed</w:t>
-      </w:r>
-      <w:r>
-        <w:br/>
-      </w:r>
-      <w:r>
-        <w:rPr>
-          <w:rStyle w:val="VerbatimChar"/>
-        </w:rPr>
-        <w:t xml:space="preserve">    QPM-&gt;&gt;AZ: 8. Update CR quantity</w:t>
-      </w:r>
-      <w:r>
-        <w:br/>
-      </w:r>
-      <w:r>
-        <w:rPr>
-          <w:rStyle w:val="VerbatimChar"/>
-        </w:rPr>
-        <w:t xml:space="preserve">    AZ--&gt;&gt;QPM: 9. Confirm actual quantity</w:t>
-      </w:r>
-      <w:r>
-        <w:br/>
-      </w:r>
-      <w:r>
-        <w:rPr>
-          <w:rStyle w:val="VerbatimChar"/>
-        </w:rPr>
-        <w:t xml:space="preserve">    REC-&gt;&gt;REC: 10. Refresh snapshot + close request</w:t>
-      </w:r>
-    </w:p>
-    <w:p>
-      <w:r>
-        <w:pict>
-          <v:rect style="width:0;height:1.5pt" o:hralign="center" o:hrstd="t" o:hr="t"/>
-        </w:pict>
-      </w:r>
-    </w:p>
-    <w:bookmarkEnd w:id="66"/>
-    <w:bookmarkEnd w:id="67"/>
-    <w:bookmarkStart w:id="71" w:name="api-architecture-35-int-001..007"/>
-    <w:p>
-      <w:pPr>
-        <w:pStyle w:val="Heading2"/>
-      </w:pPr>
-      <w:r>
-        <w:t xml:space="preserve">11. API Architecture (§35, INT-001..007)</w:t>
-      </w:r>
-    </w:p>
-    <w:bookmarkStart w:id="68" w:name="contracts"/>
-    <w:p>
-      <w:pPr>
-        <w:pStyle w:val="Heading3"/>
-      </w:pPr>
-      <w:r>
-        <w:t xml:space="preserve">11.1 Contracts</w:t>
-      </w:r>
-    </w:p>
-    <w:p>
-      <w:pPr>
-        <w:pStyle w:val="SourceCode"/>
-      </w:pPr>
-      <w:r>
-        <w:rPr>
-          <w:rStyle w:val="VerbatimChar"/>
-        </w:rPr>
-        <w:t xml:space="preserve">POST /readiness            → DeploymentReadinessResult   (query; idempotent)</w:t>
-      </w:r>
-      <w:r>
-        <w:br/>
-      </w:r>
-      <w:r>
-        <w:rPr>
-          <w:rStyle w:val="VerbatimChar"/>
-        </w:rPr>
-        <w:t xml:space="preserve">  in : { customer_realm_id, region (exact), sku_family, environment, product, intended_demand }</w:t>
-      </w:r>
-      <w:r>
-        <w:br/>
-      </w:r>
-      <w:r>
-        <w:rPr>
-          <w:rStyle w:val="VerbatimChar"/>
-        </w:rPr>
-        <w:t xml:space="preserve">  out: { readiness_state, reasons[], operation_handle, snapshot_ref, policy_version }</w:t>
-      </w:r>
-      <w:r>
-        <w:br/>
-      </w:r>
-      <w:r>
-        <w:br/>
-      </w:r>
-      <w:r>
-        <w:rPr>
-          <w:rStyle w:val="VerbatimChar"/>
-        </w:rPr>
-        <w:t xml:space="preserve">POST /placement            → PlacementResult             (idempotent; writes seed + DR index)</w:t>
-      </w:r>
-      <w:r>
-        <w:br/>
-      </w:r>
-      <w:r>
-        <w:rPr>
-          <w:rStyle w:val="VerbatimChar"/>
-        </w:rPr>
-        <w:t xml:space="preserve">POST /capacity/increase    → OperationRecord             (operator-gated; idempotent)</w:t>
-      </w:r>
-      <w:r>
-        <w:br/>
-      </w:r>
-      <w:r>
-        <w:rPr>
-          <w:rStyle w:val="VerbatimChar"/>
-        </w:rPr>
-        <w:t xml:space="preserve">POST /dr/declare           → OperationRecord             (authorised; flips engine_mode)</w:t>
-      </w:r>
-      <w:r>
-        <w:br/>
-      </w:r>
-      <w:r>
-        <w:rPr>
-          <w:rStyle w:val="VerbatimChar"/>
-        </w:rPr>
-        <w:t xml:space="preserve">POST /dr/activate-wave     → ActivationRecord[]          (per priority wave)</w:t>
-      </w:r>
-      <w:r>
-        <w:br/>
-      </w:r>
-      <w:r>
-        <w:rPr>
-          <w:rStyle w:val="VerbatimChar"/>
-        </w:rPr>
-        <w:t xml:space="preserve">POST /quota/allocate       → OperationRecord             (single-pool allocation)</w:t>
-      </w:r>
-      <w:r>
-        <w:br/>
-      </w:r>
-      <w:r>
-        <w:rPr>
-          <w:rStyle w:val="VerbatimChar"/>
-        </w:rPr>
-        <w:t xml:space="preserve">POST /sharing/activate     → OperationRecord             (zone-aligned share)</w:t>
-      </w:r>
-      <w:r>
-        <w:br/>
-      </w:r>
-      <w:r>
-        <w:rPr>
-          <w:rStyle w:val="VerbatimChar"/>
-        </w:rPr>
-        <w:t xml:space="preserve">GET  /audit, GET /state    → read-only</w:t>
-      </w:r>
-    </w:p>
-    <w:bookmarkEnd w:id="68"/>
-    <w:bookmarkStart w:id="69" w:name="Xbf0c8e85f6d627db120a6c14c30679497ae6450"/>
-    <w:p>
-      <w:pPr>
-        <w:pStyle w:val="Heading3"/>
-      </w:pPr>
-      <w:r>
-        <w:t xml:space="preserve">11.2 Idempotency, versioning, error/readiness codes</w:t>
-      </w:r>
-    </w:p>
-    <w:p>
-      <w:pPr>
-        <w:numPr>
-          <w:ilvl w:val="0"/>
-          <w:numId w:val="1006"/>
-        </w:numPr>
-        <w:pStyle w:val="Compact"/>
-      </w:pPr>
-      <w:r>
-        <w:t xml:space="preserve">Every mutating call carries an</w:t>
-      </w:r>
-      <w:r>
-        <w:t xml:space="preserve"> </w:t>
-      </w:r>
-      <w:r>
-        <w:rPr>
-          <w:bCs/>
-          <w:b/>
-        </w:rPr>
-        <w:t xml:space="preserve">idempotency key</w:t>
-      </w:r>
-      <w:r>
-        <w:t xml:space="preserve"> </w:t>
-      </w:r>
-      <w:r>
-        <w:t xml:space="preserve">and an</w:t>
-      </w:r>
-      <w:r>
-        <w:t xml:space="preserve"> </w:t>
-      </w:r>
-      <w:r>
-        <w:rPr>
-          <w:bCs/>
-          <w:b/>
-        </w:rPr>
-        <w:t xml:space="preserve">expected-state version</w:t>
-      </w:r>
-      <w:r>
-        <w:t xml:space="preserve">; retried calls return the original result, mismatched versions return a concurrency error (INT-004..006, NFR-007).</w:t>
-      </w:r>
-      <w:r>
-        <w:t xml:space="preserve"> </w:t>
-      </w:r>
-      <w:r>
-        <w:rPr>
-          <w:rStyle w:val="VerbatimChar"/>
-        </w:rPr>
-        <w:t xml:space="preserve">[Decided]</w:t>
-      </w:r>
-    </w:p>
-    <w:p>
-      <w:pPr>
-        <w:numPr>
-          <w:ilvl w:val="0"/>
-          <w:numId w:val="1006"/>
-        </w:numPr>
-        <w:pStyle w:val="Compact"/>
-      </w:pPr>
-      <w:r>
-        <w:t xml:space="preserve">Readiness states are the machine-readable contract to AEP:</w:t>
-      </w:r>
-    </w:p>
-    <w:p>
-      <w:pPr>
-        <w:pStyle w:val="SourceCode"/>
-      </w:pPr>
-      <w:r>
-        <w:rPr>
-          <w:rStyle w:val="VerbatimChar"/>
-        </w:rPr>
-        <w:t xml:space="preserve">READY | READY_WITH_RISK | QUOTA_DEFICIT | RESERVATION_DEFICIT |</w:t>
-      </w:r>
-      <w:r>
-        <w:br/>
-      </w:r>
-      <w:r>
-        <w:rPr>
-          <w:rStyle w:val="VerbatimChar"/>
-        </w:rPr>
-        <w:t xml:space="preserve">CAPACITY_UNAVAILABLE | STALE_STATE | POLICY_BLOCKED | VALIDATION_REQUIRED</w:t>
-      </w:r>
-    </w:p>
-    <w:p>
-      <w:pPr>
-        <w:numPr>
-          <w:ilvl w:val="0"/>
-          <w:numId w:val="1007"/>
-        </w:numPr>
-        <w:pStyle w:val="Compact"/>
-      </w:pPr>
-      <w:r>
-        <w:t xml:space="preserve">AEP</w:t>
-      </w:r>
-      <w:r>
-        <w:t xml:space="preserve"> </w:t>
-      </w:r>
-      <w:r>
-        <w:rPr>
-          <w:bCs/>
-          <w:b/>
-        </w:rPr>
-        <w:t xml:space="preserve">polls</w:t>
-      </w:r>
-      <w:r>
-        <w:t xml:space="preserve"> </w:t>
-      </w:r>
-      <w:r>
-        <w:t xml:space="preserve">operation handles rather than assuming synchronous completion, and never treats provider quota as proof of consumer deployability (INT-007, POC-001).</w:t>
-      </w:r>
-      <w:r>
-        <w:t xml:space="preserve"> </w:t>
-      </w:r>
-      <w:r>
-        <w:rPr>
-          <w:rStyle w:val="VerbatimChar"/>
-        </w:rPr>
-        <w:t xml:space="preserve">[Assumed]</w:t>
-      </w:r>
-    </w:p>
-    <w:bookmarkEnd w:id="69"/>
-    <w:bookmarkStart w:id="70" w:name="readiness-gate-logic-rdy-001"/>
-    <w:p>
-      <w:pPr>
-        <w:pStyle w:val="Heading3"/>
-      </w:pPr>
-      <w:r>
-        <w:t xml:space="preserve">11.3 Readiness gate logic (RDY-001)</w:t>
-      </w:r>
-    </w:p>
-    <w:p>
-      <w:pPr>
-        <w:pStyle w:val="SourceCode"/>
-      </w:pPr>
-      <w:r>
-        <w:rPr>
-          <w:rStyle w:val="VerbatimChar"/>
-        </w:rPr>
-        <w:t xml:space="preserve">READY requires ALL of:</w:t>
-      </w:r>
-      <w:r>
-        <w:br/>
-      </w:r>
-      <w:r>
-        <w:rPr>
-          <w:rStyle w:val="VerbatimChar"/>
-        </w:rPr>
-        <w:t xml:space="preserve"> 1. target_region ∈ approved_region_catalogue                 (REG-001)</w:t>
-      </w:r>
-      <w:r>
-        <w:br/>
-      </w:r>
-      <w:r>
-        <w:rPr>
-          <w:rStyle w:val="VerbatimChar"/>
-        </w:rPr>
-        <w:t xml:space="preserve"> 2. az_count ≥ 1 in target_region                             (CAP-011)</w:t>
-      </w:r>
-      <w:r>
-        <w:br/>
-      </w:r>
-      <w:r>
-        <w:rPr>
-          <w:rStyle w:val="VerbatimChar"/>
-        </w:rPr>
-        <w:t xml:space="preserve"> 3. sku ∈ supported_skus(target_region)</w:t>
-      </w:r>
-      <w:r>
-        <w:br/>
-      </w:r>
-      <w:r>
-        <w:rPr>
-          <w:rStyle w:val="VerbatimChar"/>
-        </w:rPr>
-        <w:t xml:space="preserve"> 4. reservation_policy known for (subscription, region, zone, sku)</w:t>
-      </w:r>
-      <w:r>
-        <w:br/>
-      </w:r>
-      <w:r>
-        <w:rPr>
-          <w:rStyle w:val="VerbatimChar"/>
-        </w:rPr>
-        <w:t xml:space="preserve"> 5. reservation exists (if required by policy)</w:t>
-      </w:r>
-      <w:r>
-        <w:br/>
-      </w:r>
-      <w:r>
-        <w:rPr>
-          <w:rStyle w:val="VerbatimChar"/>
-        </w:rPr>
-        <w:t xml:space="preserve"> 6. reserved_quantity ≥ requested_count OR approved_over_allocation active</w:t>
-      </w:r>
-      <w:r>
-        <w:br/>
-      </w:r>
-      <w:r>
-        <w:rPr>
-          <w:rStyle w:val="VerbatimChar"/>
-        </w:rPr>
-        <w:t xml:space="preserve"> 7. consumer_subscription_quota ≥ requested_units             (QUA-013 — POC-gated)</w:t>
-      </w:r>
-      <w:r>
-        <w:br/>
-      </w:r>
-      <w:r>
-        <w:rPr>
-          <w:rStyle w:val="VerbatimChar"/>
-        </w:rPr>
-        <w:t xml:space="preserve"> 8. snapshot_age ≤ max_snapshot_age_seconds                   (RDY-004)</w:t>
-      </w:r>
-      <w:r>
-        <w:br/>
-      </w:r>
-      <w:r>
-        <w:rPr>
-          <w:rStyle w:val="VerbatimChar"/>
-        </w:rPr>
-        <w:t xml:space="preserve"> 9. no blocking policy exception or hard-constraint violation</w:t>
-      </w:r>
-      <w:r>
-        <w:br/>
-      </w:r>
-      <w:r>
-        <w:rPr>
-          <w:rStyle w:val="VerbatimChar"/>
-        </w:rPr>
-        <w:t xml:space="preserve">Quota_Deficit = max(0, Requested_Deployment_Units - Available_Quota)</w:t>
-      </w:r>
-      <w:r>
-        <w:br/>
-      </w:r>
-      <w:r>
-        <w:rPr>
-          <w:rStyle w:val="VerbatimChar"/>
-        </w:rPr>
-        <w:t xml:space="preserve">Available_Quota = Assigned_Regional_VM_Family_Quota - Current_Regional_VM_Family_Usage</w:t>
-      </w:r>
-    </w:p>
-    <w:p>
-      <w:r>
-        <w:pict>
-          <v:rect style="width:0;height:1.5pt" o:hralign="center" o:hrstd="t" o:hr="t"/>
-        </w:pict>
-      </w:r>
-    </w:p>
-    <w:bookmarkEnd w:id="70"/>
-    <w:bookmarkEnd w:id="71"/>
-    <w:bookmarkStart w:id="72" w:name="security-36-gov-001..009"/>
-    <w:p>
-      <w:pPr>
-        <w:pStyle w:val="Heading2"/>
-      </w:pPr>
-      <w:r>
-        <w:t xml:space="preserve">12. Security (§36, GOV-001..009)</w:t>
-      </w:r>
-    </w:p>
-    <w:p>
-      <w:pPr>
-        <w:numPr>
-          <w:ilvl w:val="0"/>
-          <w:numId w:val="1008"/>
-        </w:numPr>
-        <w:pStyle w:val="Compact"/>
-      </w:pPr>
-      <w:r>
-        <w:rPr>
-          <w:bCs/>
-          <w:b/>
-        </w:rPr>
-        <w:t xml:space="preserve">RBAC &amp; managed identity:</w:t>
-      </w:r>
-      <w:r>
-        <w:t xml:space="preserve"> </w:t>
-      </w:r>
-      <w:r>
-        <w:t xml:space="preserve">the control identity holds least-privilege, scoped roles per target subscription; no standing user credentials for mutations (GOV-001/002).</w:t>
-      </w:r>
-      <w:r>
-        <w:t xml:space="preserve"> </w:t>
-      </w:r>
-      <w:r>
-        <w:rPr>
-          <w:rStyle w:val="VerbatimChar"/>
-        </w:rPr>
-        <w:t xml:space="preserve">[Decided]</w:t>
-      </w:r>
-    </w:p>
-    <w:p>
-      <w:pPr>
-        <w:numPr>
-          <w:ilvl w:val="0"/>
-          <w:numId w:val="1008"/>
-        </w:numPr>
-        <w:pStyle w:val="Compact"/>
-      </w:pPr>
-      <w:r>
-        <w:rPr>
-          <w:bCs/>
-          <w:b/>
-        </w:rPr>
-        <w:t xml:space="preserve">Approval gates:</w:t>
-      </w:r>
-      <w:r>
-        <w:t xml:space="preserve"> </w:t>
-      </w:r>
-      <w:r>
-        <w:t xml:space="preserve">capacity/quota increase, DR declaration, CVAL release, Tier 2 transfer, seed change, and overrides are policy-gated with recorded approver identity (GOV-005..007).</w:t>
-      </w:r>
-      <w:r>
-        <w:t xml:space="preserve"> </w:t>
-      </w:r>
-      <w:r>
-        <w:rPr>
-          <w:rStyle w:val="VerbatimChar"/>
-        </w:rPr>
-        <w:t xml:space="preserve">[Decided]</w:t>
-      </w:r>
-    </w:p>
-    <w:p>
-      <w:pPr>
-        <w:numPr>
-          <w:ilvl w:val="0"/>
-          <w:numId w:val="1008"/>
-        </w:numPr>
-        <w:pStyle w:val="Compact"/>
-      </w:pPr>
-      <w:r>
-        <w:rPr>
-          <w:bCs/>
-          <w:b/>
-        </w:rPr>
-        <w:t xml:space="preserve">Break-glass:</w:t>
-      </w:r>
-      <w:r>
-        <w:t xml:space="preserve"> </w:t>
-      </w:r>
-      <w:r>
-        <w:t xml:space="preserve">an audited emergency-elevation path with dual control and time-boxed elevated RBAC; every break-glass action is immutably logged (GOV-008).</w:t>
-      </w:r>
-      <w:r>
-        <w:t xml:space="preserve"> </w:t>
-      </w:r>
-      <w:r>
-        <w:rPr>
-          <w:rStyle w:val="VerbatimChar"/>
-        </w:rPr>
-        <w:t xml:space="preserve">[Decided]</w:t>
-      </w:r>
-    </w:p>
-    <w:p>
-      <w:pPr>
-        <w:numPr>
-          <w:ilvl w:val="0"/>
-          <w:numId w:val="1008"/>
-        </w:numPr>
-        <w:pStyle w:val="Compact"/>
-      </w:pPr>
-      <w:r>
-        <w:rPr>
-          <w:bCs/>
-          <w:b/>
-        </w:rPr>
-        <w:t xml:space="preserve">Secrets:</w:t>
-      </w:r>
-      <w:r>
-        <w:t xml:space="preserve"> </w:t>
-      </w:r>
-      <w:r>
-        <w:t xml:space="preserve">managed identity + platform secret store; no secrets in config or code.</w:t>
-      </w:r>
-      <w:r>
-        <w:t xml:space="preserve"> </w:t>
-      </w:r>
-      <w:r>
-        <w:rPr>
-          <w:rStyle w:val="VerbatimChar"/>
-        </w:rPr>
-        <w:t xml:space="preserve">[Decided]</w:t>
-      </w:r>
-    </w:p>
-    <w:p>
-      <w:pPr>
-        <w:numPr>
-          <w:ilvl w:val="0"/>
-          <w:numId w:val="1008"/>
-        </w:numPr>
-        <w:pStyle w:val="Compact"/>
-      </w:pPr>
-      <w:r>
-        <w:rPr>
-          <w:bCs/>
-          <w:b/>
-        </w:rPr>
-        <w:t xml:space="preserve">Audit:</w:t>
-      </w:r>
-      <w:r>
-        <w:t xml:space="preserve"> </w:t>
-      </w:r>
-      <w:r>
-        <w:t xml:space="preserve">append-only</w:t>
-      </w:r>
-      <w:r>
-        <w:t xml:space="preserve"> </w:t>
-      </w:r>
-      <w:r>
-        <w:rPr>
-          <w:rStyle w:val="VerbatimChar"/>
-        </w:rPr>
-        <w:t xml:space="preserve">AuditEvent</w:t>
-      </w:r>
-      <w:r>
-        <w:t xml:space="preserve"> </w:t>
-      </w:r>
-      <w:r>
-        <w:t xml:space="preserve">for every decision and mutation with before/after values and correlation IDs (GOV-004/009, DAT-005).</w:t>
-      </w:r>
-      <w:r>
-        <w:t xml:space="preserve"> </w:t>
-      </w:r>
-      <w:r>
-        <w:rPr>
-          <w:rStyle w:val="VerbatimChar"/>
-        </w:rPr>
-        <w:t xml:space="preserve">[Decided]</w:t>
-      </w:r>
-    </w:p>
-    <w:p>
-      <w:r>
-        <w:pict>
-          <v:rect style="width:0;height:1.5pt" o:hralign="center" o:hrstd="t" o:hr="t"/>
-        </w:pict>
-      </w:r>
-    </w:p>
-    <w:bookmarkEnd w:id="72"/>
-    <w:bookmarkStart w:id="73" w:name="Xe4b74ee3941a52557051ee012e96fef9bb3e09f"/>
-    <w:p>
-      <w:pPr>
-        <w:pStyle w:val="Heading2"/>
-      </w:pPr>
-      <w:r>
-        <w:t xml:space="preserve">13. Observability Implementation (§37, OBS-001..005)</w:t>
+        <w:t xml:space="preserve">Consequences of a non-1.0 sum:</w:t>
       </w:r>
     </w:p>
     <w:tbl>
@@ -7841,6 +5733,2582 @@
               <w:jc w:val="left"/>
             </w:pPr>
             <w:r>
+              <w:t xml:space="preserve">Weights sum to</w:t>
+            </w:r>
+          </w:p>
+        </w:tc>
+        <w:tc>
+          <w:tcPr/>
+          <w:p>
+            <w:pPr>
+              <w:pStyle w:val="Compact"/>
+              <w:jc w:val="left"/>
+            </w:pPr>
+            <w:r>
+              <w:t xml:space="preserve">Scoring effect</w:t>
+            </w:r>
+          </w:p>
+        </w:tc>
+        <w:tc>
+          <w:tcPr/>
+          <w:p>
+            <w:pPr>
+              <w:pStyle w:val="Compact"/>
+              <w:jc w:val="left"/>
+            </w:pPr>
+            <w:r>
+              <w:t xml:space="preserve">Operational consequence</w:t>
+            </w:r>
+          </w:p>
+        </w:tc>
+      </w:tr>
+      <w:tr>
+        <w:tc>
+          <w:tcPr/>
+          <w:p>
+            <w:pPr>
+              <w:pStyle w:val="Compact"/>
+              <w:jc w:val="left"/>
+            </w:pPr>
+            <w:r>
+              <w:t xml:space="preserve">&gt; 1.0 (e.g. 1.10)</w:t>
+            </w:r>
+          </w:p>
+        </w:tc>
+        <w:tc>
+          <w:tcPr/>
+          <w:p>
+            <w:pPr>
+              <w:pStyle w:val="Compact"/>
+              <w:jc w:val="left"/>
+            </w:pPr>
+            <w:r>
+              <w:t xml:space="preserve">Best possible score &gt; 1.0 — scores inflated</w:t>
+            </w:r>
+          </w:p>
+        </w:tc>
+        <w:tc>
+          <w:tcPr/>
+          <w:p>
+            <w:pPr>
+              <w:pStyle w:val="Compact"/>
+              <w:jc w:val="left"/>
+            </w:pPr>
+            <w:r>
+              <w:t xml:space="preserve">Placement thresholds pass regions that should be blocked</w:t>
+            </w:r>
+          </w:p>
+        </w:tc>
+      </w:tr>
+      <w:tr>
+        <w:tc>
+          <w:tcPr/>
+          <w:p>
+            <w:pPr>
+              <w:pStyle w:val="Compact"/>
+              <w:jc w:val="left"/>
+            </w:pPr>
+            <w:r>
+              <w:t xml:space="preserve">&lt; 1.0 (e.g. 0.90)</w:t>
+            </w:r>
+          </w:p>
+        </w:tc>
+        <w:tc>
+          <w:tcPr/>
+          <w:p>
+            <w:pPr>
+              <w:pStyle w:val="Compact"/>
+              <w:jc w:val="left"/>
+            </w:pPr>
+            <w:r>
+              <w:t xml:space="preserve">Best possible score &lt; 1.0 — scores compressed</w:t>
+            </w:r>
+          </w:p>
+        </w:tc>
+        <w:tc>
+          <w:tcPr/>
+          <w:p>
+            <w:pPr>
+              <w:pStyle w:val="Compact"/>
+              <w:jc w:val="left"/>
+            </w:pPr>
+            <w:r>
+              <w:t xml:space="preserve">Placement thresholds block regions that should pass; cross-version comparisons invalid</w:t>
+            </w:r>
+          </w:p>
+        </w:tc>
+      </w:tr>
+    </w:tbl>
+    <w:p>
+      <w:pPr>
+        <w:pStyle w:val="BodyText"/>
+      </w:pPr>
+      <w:r>
+        <w:rPr>
+          <w:bCs/>
+          <w:b/>
+        </w:rPr>
+        <w:t xml:space="preserve">Tuning constraint:</w:t>
+      </w:r>
+      <w:r>
+        <w:t xml:space="preserve"> </w:t>
+      </w:r>
+      <w:r>
+        <w:t xml:space="preserve">when any weight is increased, the remaining weights must decrease by the same</w:t>
+      </w:r>
+      <w:r>
+        <w:t xml:space="preserve"> </w:t>
+      </w:r>
+      <w:r>
+        <w:t xml:space="preserve">total. The tuning produces a valid new sum before the updated policy version is submitted:</w:t>
+      </w:r>
+    </w:p>
+    <w:p>
+      <w:pPr>
+        <w:pStyle w:val="SourceCode"/>
+      </w:pPr>
+      <w:r>
+        <w:rPr>
+          <w:rStyle w:val="VerbatimChar"/>
+        </w:rPr>
+        <w:t xml:space="preserve">Valid:   α=0.40, β=0.15, γ=0.25, δ=0.10, ε=0.10  → sum = 1.00 ✓</w:t>
+      </w:r>
+      <w:r>
+        <w:br/>
+      </w:r>
+      <w:r>
+        <w:rPr>
+          <w:rStyle w:val="VerbatimChar"/>
+        </w:rPr>
+        <w:t xml:space="preserve">Invalid: α=0.40, β=0.20, γ=0.25, δ=0.15, ε=0.10  → sum = 1.10 ✗ — gate rejects</w:t>
+      </w:r>
+    </w:p>
+    <w:p>
+      <w:pPr>
+        <w:pStyle w:val="FirstParagraph"/>
+      </w:pPr>
+      <w:r>
+        <w:rPr>
+          <w:bCs/>
+          <w:b/>
+        </w:rPr>
+        <w:t xml:space="preserve">Test catalogue entries (T-WV-01..T-WV-05):</w:t>
+      </w:r>
+      <w:r>
+        <w:t xml:space="preserve"> </w:t>
+      </w:r>
+      <w:r>
+        <w:t xml:space="preserve">see Calculation Logic Reference §</w:t>
+      </w:r>
+      <w:r>
+        <w:t xml:space="preserve"> </w:t>
+      </w:r>
+      <w:r>
+        <w:t xml:space="preserve">“</w:t>
+      </w:r>
+      <w:r>
+        <w:t xml:space="preserve">Policy weight-sum validation rule</w:t>
+      </w:r>
+      <w:r>
+        <w:t xml:space="preserve">”</w:t>
+      </w:r>
+      <w:r>
+        <w:t xml:space="preserve"> </w:t>
+      </w:r>
+      <w:r>
+        <w:t xml:space="preserve">for the full test matrix covering the valid case,</w:t>
+      </w:r>
+      <w:r>
+        <w:t xml:space="preserve"> </w:t>
+      </w:r>
+      <w:r>
+        <w:t xml:space="preserve">both invalid-sum directions, IEEE 754 rounding tolerance, and the tolerance boundary.</w:t>
+      </w:r>
+      <w:r>
+        <w:t xml:space="preserve"> </w:t>
+      </w:r>
+      <w:r>
+        <w:rPr>
+          <w:rStyle w:val="VerbatimChar"/>
+        </w:rPr>
+        <w:t xml:space="preserve">[Decided]</w:t>
+      </w:r>
+    </w:p>
+    <w:p>
+      <w:pPr>
+        <w:pStyle w:val="SourceCode"/>
+      </w:pPr>
+      <w:r>
+        <w:rPr>
+          <w:rStyle w:val="VerbatimChar"/>
+        </w:rPr>
+        <w:t xml:space="preserve">PS_Prod(r)    = 0.30·Clamp(nonprod.effective_free / prod.quantity)</w:t>
+      </w:r>
+      <w:r>
+        <w:br/>
+      </w:r>
+      <w:r>
+        <w:rPr>
+          <w:rStyle w:val="VerbatimChar"/>
+        </w:rPr>
+        <w:t xml:space="preserve">              + 0.20·Clamp(prod.quota_headroom / prod.quota_limit)</w:t>
+      </w:r>
+      <w:r>
+        <w:br/>
+      </w:r>
+      <w:r>
+        <w:rPr>
+          <w:rStyle w:val="VerbatimChar"/>
+        </w:rPr>
+        <w:t xml:space="preserve">              + 0.25·Clamp(1 - prod_customer_count / total_customers)</w:t>
+      </w:r>
+      <w:r>
+        <w:br/>
+      </w:r>
+      <w:r>
+        <w:rPr>
+          <w:rStyle w:val="VerbatimChar"/>
+        </w:rPr>
+        <w:t xml:space="preserve">              + 0.15·Clamp(dr.coverage_ratio)</w:t>
+      </w:r>
+      <w:r>
+        <w:br/>
+      </w:r>
+      <w:r>
+        <w:rPr>
+          <w:rStyle w:val="VerbatimChar"/>
+        </w:rPr>
+        <w:t xml:space="preserve">              + 0.10·Clamp(az_count / 3)</w:t>
+      </w:r>
+      <w:r>
+        <w:br/>
+      </w:r>
+      <w:r>
+        <w:br/>
+      </w:r>
+      <w:r>
+        <w:rPr>
+          <w:rStyle w:val="VerbatimChar"/>
+        </w:rPr>
+        <w:t xml:space="preserve">PS_NonProd(r) = 0.30·Clamp(nonprod.effective_free / nonprod.quantity)</w:t>
+      </w:r>
+      <w:r>
+        <w:br/>
+      </w:r>
+      <w:r>
+        <w:rPr>
+          <w:rStyle w:val="VerbatimChar"/>
+        </w:rPr>
+        <w:t xml:space="preserve">              + 0.20·Clamp(nonprod.quota_headroom / nonprod.quota_limit)</w:t>
+      </w:r>
+      <w:r>
+        <w:br/>
+      </w:r>
+      <w:r>
+        <w:rPr>
+          <w:rStyle w:val="VerbatimChar"/>
+        </w:rPr>
+        <w:t xml:space="preserve">              + 0.25·Clamp(1 - nonprod_customer_count / total_customers)</w:t>
+      </w:r>
+      <w:r>
+        <w:br/>
+      </w:r>
+      <w:r>
+        <w:rPr>
+          <w:rStyle w:val="VerbatimChar"/>
+        </w:rPr>
+        <w:t xml:space="preserve">              + 0.15·Clamp(nonprod.effective_free / nonprod.quantity)</w:t>
+      </w:r>
+      <w:r>
+        <w:br/>
+      </w:r>
+      <w:r>
+        <w:rPr>
+          <w:rStyle w:val="VerbatimChar"/>
+        </w:rPr>
+        <w:t xml:space="preserve">              + 0.10·Clamp(az_count / 3)</w:t>
+      </w:r>
+      <w:r>
+        <w:br/>
+      </w:r>
+      <w:r>
+        <w:br/>
+      </w:r>
+      <w:r>
+        <w:rPr>
+          <w:rStyle w:val="VerbatimChar"/>
+        </w:rPr>
+        <w:t xml:space="preserve">PS_DR(r)      = 0.30·Clamp(dr.free_slots / dr.quantity)</w:t>
+      </w:r>
+      <w:r>
+        <w:br/>
+      </w:r>
+      <w:r>
+        <w:rPr>
+          <w:rStyle w:val="VerbatimChar"/>
+        </w:rPr>
+        <w:t xml:space="preserve">              + 0.20·Clamp(dr.quota_headroom / dr.quota_limit)</w:t>
+      </w:r>
+      <w:r>
+        <w:br/>
+      </w:r>
+      <w:r>
+        <w:rPr>
+          <w:rStyle w:val="VerbatimChar"/>
+        </w:rPr>
+        <w:t xml:space="preserve">              + 0.25·Clamp(1 - dr_customer_count / total_customers)</w:t>
+      </w:r>
+      <w:r>
+        <w:br/>
+      </w:r>
+      <w:r>
+        <w:rPr>
+          <w:rStyle w:val="VerbatimChar"/>
+        </w:rPr>
+        <w:t xml:space="preserve">              + 0.15·min(1.0, dr.coverage_ratio / dr_ratio_target)</w:t>
+      </w:r>
+      <w:r>
+        <w:br/>
+      </w:r>
+      <w:r>
+        <w:rPr>
+          <w:rStyle w:val="VerbatimChar"/>
+        </w:rPr>
+        <w:t xml:space="preserve">              + 0.10·Clamp(az_count / 3)</w:t>
+      </w:r>
+    </w:p>
+    <w:p>
+      <w:pPr>
+        <w:pStyle w:val="FirstParagraph"/>
+      </w:pPr>
+      <w:r>
+        <w:rPr>
+          <w:rStyle w:val="VerbatimChar"/>
+        </w:rPr>
+        <w:t xml:space="preserve">PS_Prod</w:t>
+      </w:r>
+      <w:r>
+        <w:t xml:space="preserve"> </w:t>
+      </w:r>
+      <w:r>
+        <w:t xml:space="preserve">is dual-purpose (derive on exception; validate/audit otherwise). Every candidate score + policy version + snapshot ref is written to the</w:t>
+      </w:r>
+      <w:r>
+        <w:t xml:space="preserve"> </w:t>
+      </w:r>
+      <w:r>
+        <w:rPr>
+          <w:rStyle w:val="VerbatimChar"/>
+        </w:rPr>
+        <w:t xml:space="preserve">OperationRecord</w:t>
+      </w:r>
+      <w:r>
+        <w:t xml:space="preserve"> </w:t>
+      </w:r>
+      <w:r>
+        <w:t xml:space="preserve">for deterministic replay. A reviewer-recommended pilot</w:t>
+      </w:r>
+      <w:r>
+        <w:t xml:space="preserve"> </w:t>
+      </w:r>
+      <w:r>
+        <w:rPr>
+          <w:rStyle w:val="VerbatimChar"/>
+        </w:rPr>
+        <w:t xml:space="preserve">PS_NonProd</w:t>
+      </w:r>
+      <w:r>
+        <w:t xml:space="preserve"> </w:t>
+      </w:r>
+      <w:r>
+        <w:t xml:space="preserve">variant (removing the α/δ duplication) is recorded in the Calculation Logic Reference; the formula above is the approved design-of-record. Scoring runs in shadow/recommendation mode until empirically validated.</w:t>
+      </w:r>
+      <w:r>
+        <w:t xml:space="preserve"> </w:t>
+      </w:r>
+      <w:r>
+        <w:rPr>
+          <w:rStyle w:val="VerbatimChar"/>
+        </w:rPr>
+        <w:t xml:space="preserve">[Decided]</w:t>
+      </w:r>
+    </w:p>
+    <w:bookmarkEnd w:id="53"/>
+    <w:bookmarkEnd w:id="54"/>
+    <w:bookmarkStart w:id="55" w:name="Xe58fc3774fd0973434161cb02f23243303699a2"/>
+    <w:p>
+      <w:pPr>
+        <w:pStyle w:val="Heading3"/>
+      </w:pPr>
+      <w:r>
+        <w:t xml:space="preserve">8.3 Quota-pool arithmetic (single-pool, §26/QUA-004)</w:t>
+      </w:r>
+    </w:p>
+    <w:p>
+      <w:pPr>
+        <w:pStyle w:val="SourceCode"/>
+      </w:pPr>
+      <w:r>
+        <w:rPr>
+          <w:rStyle w:val="VerbatimChar"/>
+        </w:rPr>
+        <w:t xml:space="preserve">Pool_Limit(region) = Prod_CRG_qty·vCPU·(1+prod_growth_buffer)</w:t>
+      </w:r>
+      <w:r>
+        <w:br/>
+      </w:r>
+      <w:r>
+        <w:rPr>
+          <w:rStyle w:val="VerbatimChar"/>
+        </w:rPr>
+        <w:t xml:space="preserve">                   + NonProd_CRG_qty·vCPU·(1+nonprod_growth_buffer)</w:t>
+      </w:r>
+      <w:r>
+        <w:br/>
+      </w:r>
+      <w:r>
+        <w:rPr>
+          <w:rStyle w:val="VerbatimChar"/>
+        </w:rPr>
+        <w:t xml:space="preserve">                   + DR_Earmark_vCPU(region)</w:t>
+      </w:r>
+      <w:r>
+        <w:br/>
+      </w:r>
+      <w:r>
+        <w:rPr>
+          <w:rStyle w:val="VerbatimChar"/>
+        </w:rPr>
+        <w:t xml:space="preserve">                   + emergency_transfer_headroom_vcpu</w:t>
+      </w:r>
+      <w:r>
+        <w:br/>
+      </w:r>
+      <w:r>
+        <w:br/>
+      </w:r>
+      <w:r>
+        <w:rPr>
+          <w:rStyle w:val="VerbatimChar"/>
+        </w:rPr>
+        <w:t xml:space="preserve">Prod_Reserved_Floor  = Prod_Used_vCPU + Prod_Growth_Buffer_vCPU        # never allocatable to NonProd</w:t>
+      </w:r>
+      <w:r>
+        <w:br/>
+      </w:r>
+      <w:r>
+        <w:rPr>
+          <w:rStyle w:val="VerbatimChar"/>
+        </w:rPr>
+        <w:t xml:space="preserve">DR_Earmark_vCPU      = Destination_DR_Requirement(region)·vCPU         # max-not-sum, never allocatable</w:t>
+      </w:r>
+      <w:r>
+        <w:br/>
+      </w:r>
+      <w:r>
+        <w:rPr>
+          <w:rStyle w:val="VerbatimChar"/>
+        </w:rPr>
+        <w:t xml:space="preserve">Allocatable_NonProd  = Pool_Limit - Prod_Reserved_Floor - DR_Earmark_vCPU - NonProd_Used_vCPU</w:t>
+      </w:r>
+      <w:r>
+        <w:br/>
+      </w:r>
+      <w:r>
+        <w:rPr>
+          <w:rStyle w:val="VerbatimChar"/>
+        </w:rPr>
+        <w:t xml:space="preserve">Pool_Headroom        = Pool_Limit - Pool_Used</w:t>
+      </w:r>
+      <w:r>
+        <w:br/>
+      </w:r>
+      <w:r>
+        <w:rPr>
+          <w:rStyle w:val="VerbatimChar"/>
+        </w:rPr>
+        <w:t xml:space="preserve">Emergency_DR_Available= Pool_Headroom + reclaimable_NonProd_above_committed</w:t>
+      </w:r>
+    </w:p>
+    <w:p>
+      <w:pPr>
+        <w:pStyle w:val="FirstParagraph"/>
+      </w:pPr>
+      <w:r>
+        <w:t xml:space="preserve">NonProd allocation fail-safes when</w:t>
+      </w:r>
+      <w:r>
+        <w:t xml:space="preserve"> </w:t>
+      </w:r>
+      <w:r>
+        <w:rPr>
+          <w:rStyle w:val="VerbatimChar"/>
+        </w:rPr>
+        <w:t xml:space="preserve">Allocatable_NonProd</w:t>
+      </w:r>
+      <w:r>
+        <w:t xml:space="preserve"> </w:t>
+      </w:r>
+      <w:r>
+        <w:t xml:space="preserve">reaches zero. A dual-validation detector recomputes the DR earmark from authoritative assignment data; disagreement disables automatic NonProd expansion until reconciled (Scenario 9).</w:t>
+      </w:r>
+      <w:r>
+        <w:t xml:space="preserve"> </w:t>
+      </w:r>
+      <w:r>
+        <w:rPr>
+          <w:rStyle w:val="VerbatimChar"/>
+        </w:rPr>
+        <w:t xml:space="preserve">[Decided]</w:t>
+      </w:r>
+    </w:p>
+    <w:bookmarkEnd w:id="55"/>
+    <w:bookmarkStart w:id="56" w:name="forecasting-vs-reconciliation-floor"/>
+    <w:p>
+      <w:pPr>
+        <w:pStyle w:val="Heading3"/>
+      </w:pPr>
+      <w:r>
+        <w:t xml:space="preserve">8.4 Forecasting vs reconciliation floor</w:t>
+      </w:r>
+    </w:p>
+    <w:p>
+      <w:pPr>
+        <w:pStyle w:val="SourceCode"/>
+      </w:pPr>
+      <w:r>
+        <w:rPr>
+          <w:rStyle w:val="VerbatimChar"/>
+        </w:rPr>
+        <w:t xml:space="preserve">Target Reserved Capacity = Allocated VM Count + Configured Buffer          # CAP-003 continuous floor</w:t>
+      </w:r>
+      <w:r>
+        <w:br/>
+      </w:r>
+      <w:r>
+        <w:rPr>
+          <w:rStyle w:val="VerbatimChar"/>
+        </w:rPr>
+        <w:t xml:space="preserve">Forecast_Quantity        = ceil(Forecast_Peak·(1+Growth_Buffer) + DR_Buffer)  # ADR-004 proactive growth</w:t>
+      </w:r>
+    </w:p>
+    <w:p>
+      <w:pPr>
+        <w:pStyle w:val="FirstParagraph"/>
+      </w:pPr>
+      <w:r>
+        <w:t xml:space="preserve">The reconciliation floor is enforced every cycle; the forecast is advisory (horizon ∈ {30,60,90} days) and raises</w:t>
+      </w:r>
+      <w:r>
+        <w:t xml:space="preserve"> </w:t>
+      </w:r>
+      <w:r>
+        <w:rPr>
+          <w:rStyle w:val="VerbatimChar"/>
+        </w:rPr>
+        <w:t xml:space="preserve">ForecastApproachingQuotaLimit</w:t>
+      </w:r>
+      <w:r>
+        <w:t xml:space="preserve"> </w:t>
+      </w:r>
+      <w:r>
+        <w:t xml:space="preserve">with 14-day lead time at 80% of quota limit. Auto-increase target = max(floor, forecast).</w:t>
+      </w:r>
+      <w:r>
+        <w:t xml:space="preserve"> </w:t>
+      </w:r>
+      <w:r>
+        <w:rPr>
+          <w:rStyle w:val="VerbatimChar"/>
+        </w:rPr>
+        <w:t xml:space="preserve">[Decided]</w:t>
+      </w:r>
+    </w:p>
+    <w:p>
+      <w:r>
+        <w:pict>
+          <v:rect style="width:0;height:1.5pt" o:hralign="center" o:hrstd="t" o:hr="t"/>
+        </w:pict>
+      </w:r>
+    </w:p>
+    <w:bookmarkEnd w:id="56"/>
+    <w:bookmarkEnd w:id="57"/>
+    <w:bookmarkStart w:id="66" w:name="Xe961851c76549e6e362ec2ee3319186f2864d59"/>
+    <w:p>
+      <w:pPr>
+        <w:pStyle w:val="Heading2"/>
+      </w:pPr>
+      <w:r>
+        <w:t xml:space="preserve">9. DR Sizing &amp; Activation Algorithms (§31, App. A.6/A.7/A.8, App. D)</w:t>
+      </w:r>
+    </w:p>
+    <w:bookmarkStart w:id="58" w:name="max-not-sum-sizing-dr-017-adr-005"/>
+    <w:p>
+      <w:pPr>
+        <w:pStyle w:val="Heading3"/>
+      </w:pPr>
+      <w:r>
+        <w:t xml:space="preserve">9.1 Max-not-sum sizing (DR-017, ADR-005)</w:t>
+      </w:r>
+    </w:p>
+    <w:p>
+      <w:pPr>
+        <w:pStyle w:val="SourceCode"/>
+      </w:pPr>
+      <w:r>
+        <w:rPr>
+          <w:rStyle w:val="VerbatimChar"/>
+        </w:rPr>
+        <w:t xml:space="preserve">Destination_DR_Requirement(d) = MAX over each non-concurrent source s protected by d</w:t>
+      </w:r>
+      <w:r>
+        <w:br/>
+      </w:r>
+      <w:r>
+        <w:rPr>
+          <w:rStyle w:val="VerbatimChar"/>
+        </w:rPr>
+        <w:t xml:space="preserve">                                    ( Workload_Portion(s -&gt; d) )</w:t>
+      </w:r>
+      <w:r>
+        <w:br/>
+      </w:r>
+      <w:r>
+        <w:rPr>
+          <w:rStyle w:val="VerbatimChar"/>
+        </w:rPr>
+        <w:t xml:space="preserve">DR_Capacity_Gap(d)            = max(0, Destination_DR_Requirement(d) - Usable_Destination_Capacity(d))</w:t>
+      </w:r>
+      <w:r>
+        <w:br/>
+      </w:r>
+      <w:r>
+        <w:rPr>
+          <w:rStyle w:val="VerbatimChar"/>
+        </w:rPr>
+        <w:t xml:space="preserve">Overcommit_Ratio(d)          = SUM(Workload_Portion(s-&gt;d)) / MAX(Workload_Portion(s-&gt;d))</w:t>
+      </w:r>
+    </w:p>
+    <w:p>
+      <w:pPr>
+        <w:pStyle w:val="FirstParagraph"/>
+      </w:pPr>
+      <w:r>
+        <w:t xml:space="preserve">Single-failure assumption (DR-001): one production region fails at a time, so destination</w:t>
+      </w:r>
+      <w:r>
+        <w:t xml:space="preserve"> </w:t>
+      </w:r>
+      <w:r>
+        <w:rPr>
+          <w:rStyle w:val="VerbatimChar"/>
+        </w:rPr>
+        <w:t xml:space="preserve">d</w:t>
+      </w:r>
+      <w:r>
+        <w:t xml:space="preserve"> </w:t>
+      </w:r>
+      <w:r>
+        <w:t xml:space="preserve">needs standby for its</w:t>
+      </w:r>
+      <w:r>
+        <w:t xml:space="preserve"> </w:t>
+      </w:r>
+      <w:r>
+        <w:rPr>
+          <w:bCs/>
+          <w:b/>
+        </w:rPr>
+        <w:t xml:space="preserve">largest</w:t>
+      </w:r>
+      <w:r>
+        <w:t xml:space="preserve"> </w:t>
+      </w:r>
+      <w:r>
+        <w:t xml:space="preserve">protected source only; standby is shared/overcommitted across mutually exclusive events.</w:t>
+      </w:r>
+      <w:r>
+        <w:t xml:space="preserve"> </w:t>
+      </w:r>
+      <w:r>
+        <w:rPr>
+          <w:rStyle w:val="VerbatimChar"/>
+        </w:rPr>
+        <w:t xml:space="preserve">Usable_Destination_Capacity(d)</w:t>
+      </w:r>
+      <w:r>
+        <w:t xml:space="preserve"> </w:t>
+      </w:r>
+      <w:r>
+        <w:t xml:space="preserve">may include approved bootstrap headroom, available CRG reservations, releasable CVAL (after earmark check), and approved sharing/expansion. A per-scope</w:t>
+      </w:r>
+      <w:r>
+        <w:t xml:space="preserve"> </w:t>
+      </w:r>
+      <w:r>
+        <w:rPr>
+          <w:bCs/>
+          <w:b/>
+        </w:rPr>
+        <w:t xml:space="preserve">SUM override (C-11)</w:t>
+      </w:r>
+      <w:r>
+        <w:t xml:space="preserve"> </w:t>
+      </w:r>
+      <w:r>
+        <w:t xml:space="preserve">covers contractual simultaneous-failure protection with no code change.</w:t>
+      </w:r>
+      <w:r>
+        <w:t xml:space="preserve"> </w:t>
+      </w:r>
+      <w:r>
+        <w:rPr>
+          <w:rStyle w:val="VerbatimChar"/>
+        </w:rPr>
+        <w:t xml:space="preserve">[Decided]</w:t>
+      </w:r>
+    </w:p>
+    <w:p>
+      <w:pPr>
+        <w:pStyle w:val="BlockText"/>
+      </w:pPr>
+      <w:r>
+        <w:rPr>
+          <w:rStyle w:val="VerbatimChar"/>
+          <w:bCs/>
+          <w:b/>
+        </w:rPr>
+        <w:t xml:space="preserve">DR_NOT_OFFERED</w:t>
+      </w:r>
+      <w:r>
+        <w:rPr>
+          <w:bCs/>
+          <w:b/>
+        </w:rPr>
+        <w:t xml:space="preserve"> </w:t>
+      </w:r>
+      <w:r>
+        <w:rPr>
+          <w:bCs/>
+          <w:b/>
+        </w:rPr>
+        <w:t xml:space="preserve">geographies are excluded from this sizing (DR-014, DEC-001).</w:t>
+      </w:r>
+      <w:r>
+        <w:t xml:space="preserve"> </w:t>
+      </w:r>
+      <w:r>
+        <w:t xml:space="preserve">Sources in a geography flagged</w:t>
+      </w:r>
+      <w:r>
+        <w:t xml:space="preserve"> </w:t>
+      </w:r>
+      <w:r>
+        <w:rPr>
+          <w:rStyle w:val="VerbatimChar"/>
+        </w:rPr>
+        <w:t xml:space="preserve">DR_NOT_OFFERED</w:t>
+      </w:r>
+      <w:r>
+        <w:t xml:space="preserve"> </w:t>
+      </w:r>
+      <w:r>
+        <w:t xml:space="preserve">— the Middle East today — contribute</w:t>
+      </w:r>
+      <w:r>
+        <w:t xml:space="preserve"> </w:t>
+      </w:r>
+      <w:r>
+        <w:rPr>
+          <w:bCs/>
+          <w:b/>
+        </w:rPr>
+        <w:t xml:space="preserve">no</w:t>
+      </w:r>
+      <w:r>
+        <w:t xml:space="preserve"> </w:t>
+      </w:r>
+      <w:r>
+        <w:rPr>
+          <w:rStyle w:val="VerbatimChar"/>
+        </w:rPr>
+        <w:t xml:space="preserve">Workload_Portion(s → d)</w:t>
+      </w:r>
+      <w:r>
+        <w:t xml:space="preserve"> </w:t>
+      </w:r>
+      <w:r>
+        <w:t xml:space="preserve">term, produce</w:t>
+      </w:r>
+      <w:r>
+        <w:t xml:space="preserve"> </w:t>
+      </w:r>
+      <w:r>
+        <w:rPr>
+          <w:bCs/>
+          <w:b/>
+        </w:rPr>
+        <w:t xml:space="preserve">no</w:t>
+      </w:r>
+      <w:r>
+        <w:t xml:space="preserve"> </w:t>
+      </w:r>
+      <w:r>
+        <w:rPr>
+          <w:rStyle w:val="VerbatimChar"/>
+        </w:rPr>
+        <w:t xml:space="preserve">SourceDestinationDRIndex</w:t>
+      </w:r>
+      <w:r>
+        <w:t xml:space="preserve"> </w:t>
+      </w:r>
+      <w:r>
+        <w:t xml:space="preserve">entry, and reserve</w:t>
+      </w:r>
+      <w:r>
+        <w:t xml:space="preserve"> </w:t>
+      </w:r>
+      <w:r>
+        <w:rPr>
+          <w:bCs/>
+          <w:b/>
+        </w:rPr>
+        <w:t xml:space="preserve">no</w:t>
+      </w:r>
+      <w:r>
+        <w:t xml:space="preserve"> </w:t>
+      </w:r>
+      <w:r>
+        <w:rPr>
+          <w:rStyle w:val="VerbatimChar"/>
+        </w:rPr>
+        <w:t xml:space="preserve">DR_Earmark_vCPU</w:t>
+      </w:r>
+      <w:r>
+        <w:t xml:space="preserve"> </w:t>
+      </w:r>
+      <w:r>
+        <w:t xml:space="preserve">at any destination. Their production is still sized and governed, but they carry no DR requirement, so they never enter</w:t>
+      </w:r>
+      <w:r>
+        <w:t xml:space="preserve"> </w:t>
+      </w:r>
+      <w:r>
+        <w:rPr>
+          <w:rStyle w:val="VerbatimChar"/>
+        </w:rPr>
+        <w:t xml:space="preserve">Destination_DR_Requirement</w:t>
+      </w:r>
+      <w:r>
+        <w:t xml:space="preserve">,</w:t>
+      </w:r>
+      <w:r>
+        <w:t xml:space="preserve"> </w:t>
+      </w:r>
+      <w:r>
+        <w:rPr>
+          <w:rStyle w:val="VerbatimChar"/>
+        </w:rPr>
+        <w:t xml:space="preserve">DR_Capacity_Gap</w:t>
+      </w:r>
+      <w:r>
+        <w:t xml:space="preserve">, or</w:t>
+      </w:r>
+      <w:r>
+        <w:t xml:space="preserve"> </w:t>
+      </w:r>
+      <w:r>
+        <w:rPr>
+          <w:rStyle w:val="VerbatimChar"/>
+        </w:rPr>
+        <w:t xml:space="preserve">Overcommit_Ratio</w:t>
+      </w:r>
+      <w:r>
+        <w:t xml:space="preserve">. Should Legal clear DEC-001 (config flip</w:t>
+      </w:r>
+      <w:r>
+        <w:t xml:space="preserve"> </w:t>
+      </w:r>
+      <w:r>
+        <w:rPr>
+          <w:rStyle w:val="VerbatimChar"/>
+        </w:rPr>
+        <w:t xml:space="preserve">dr_not_offered["Middle East"] = false</w:t>
+      </w:r>
+      <w:r>
+        <w:t xml:space="preserve">, no code change), the affected sources begin contributing their max-not-sum term at that point.</w:t>
+      </w:r>
+      <w:r>
+        <w:t xml:space="preserve"> </w:t>
+      </w:r>
+      <w:r>
+        <w:rPr>
+          <w:rStyle w:val="VerbatimChar"/>
+        </w:rPr>
+        <w:t xml:space="preserve">[Documented]</w:t>
+      </w:r>
+    </w:p>
+    <w:bookmarkEnd w:id="58"/>
+    <w:bookmarkStart w:id="59" w:name="t12-max-not-sum-sizing-overcommit-ratio"/>
+    <w:p>
+      <w:pPr>
+        <w:pStyle w:val="Heading3"/>
+      </w:pPr>
+      <w:r>
+        <w:t xml:space="preserve">T12 — Max-not-sum sizing (overcommit ratio)</w:t>
+      </w:r>
+    </w:p>
+    <w:p>
+      <w:pPr>
+        <w:pStyle w:val="SourceCode"/>
+      </w:pPr>
+      <w:r>
+        <w:rPr>
+          <w:rStyle w:val="VerbatimChar"/>
+        </w:rPr>
+        <w:t xml:space="preserve">flowchart TB</w:t>
+      </w:r>
+      <w:r>
+        <w:br/>
+      </w:r>
+      <w:r>
+        <w:rPr>
+          <w:rStyle w:val="VerbatimChar"/>
+        </w:rPr>
+        <w:t xml:space="preserve">    S1[Source R1 -&gt; R2: 120 cores]</w:t>
+      </w:r>
+      <w:r>
+        <w:br/>
+      </w:r>
+      <w:r>
+        <w:rPr>
+          <w:rStyle w:val="VerbatimChar"/>
+        </w:rPr>
+        <w:t xml:space="preserve">    S3[Source R3 -&gt; R2: 80 cores]</w:t>
+      </w:r>
+      <w:r>
+        <w:br/>
+      </w:r>
+      <w:r>
+        <w:rPr>
+          <w:rStyle w:val="VerbatimChar"/>
+        </w:rPr>
+        <w:t xml:space="preserve">    S1 --&gt; R2</w:t>
+      </w:r>
+      <w:r>
+        <w:br/>
+      </w:r>
+      <w:r>
+        <w:rPr>
+          <w:rStyle w:val="VerbatimChar"/>
+        </w:rPr>
+        <w:t xml:space="preserve">    S3 --&gt; R2</w:t>
+      </w:r>
+      <w:r>
+        <w:br/>
+      </w:r>
+      <w:r>
+        <w:rPr>
+          <w:rStyle w:val="VerbatimChar"/>
+        </w:rPr>
+        <w:t xml:space="preserve">    R2[Destination R2 standby&lt;br/&gt;SUM = 200 cores over-provisions&lt;br/&gt;MAX = 120 cores sized&lt;br/&gt;saving = 80 cores 40%&lt;br/&gt;Overcommit_Ratio = 200/120 ≈ 1.67]:::d</w:t>
+      </w:r>
+      <w:r>
+        <w:br/>
+      </w:r>
+      <w:r>
+        <w:rPr>
+          <w:rStyle w:val="VerbatimChar"/>
+        </w:rPr>
+        <w:t xml:space="preserve">    classDef d fill:#d4edda,stroke:#28a745;</w:t>
+      </w:r>
+    </w:p>
+    <w:bookmarkEnd w:id="59"/>
+    <w:bookmarkStart w:id="60" w:name="X9c525444ea3910baf2b34647854315033f4c60a"/>
+    <w:p>
+      <w:pPr>
+        <w:pStyle w:val="Heading3"/>
+      </w:pPr>
+      <w:r>
+        <w:t xml:space="preserve">9.2 Standby activation waves &amp; staged acquisition (DR-006, DR-019)</w:t>
+      </w:r>
+    </w:p>
+    <w:p>
+      <w:pPr>
+        <w:pStyle w:val="FirstParagraph"/>
+      </w:pPr>
+      <w:r>
+        <w:t xml:space="preserve">On authorised declaration the DR Orchestrator reads the</w:t>
+      </w:r>
+      <w:r>
+        <w:t xml:space="preserve"> </w:t>
+      </w:r>
+      <w:r>
+        <w:rPr>
+          <w:rStyle w:val="VerbatimChar"/>
+        </w:rPr>
+        <w:t xml:space="preserve">SourceDestinationDRIndex</w:t>
+      </w:r>
+      <w:r>
+        <w:t xml:space="preserve"> </w:t>
+      </w:r>
+      <w:r>
+        <w:t xml:space="preserve">for the failed source and activates customers in business-priority waves (P0 platform → P-1 highest → P-N), transitioning each</w:t>
+      </w:r>
+      <w:r>
+        <w:t xml:space="preserve"> </w:t>
+      </w:r>
+      <w:r>
+        <w:rPr>
+          <w:rStyle w:val="VerbatimChar"/>
+        </w:rPr>
+        <w:t xml:space="preserve">associated → allocated</w:t>
+      </w:r>
+      <w:r>
+        <w:t xml:space="preserve">. Per wave, staged acquisition runs in order:</w:t>
+      </w:r>
+    </w:p>
+    <w:p>
+      <w:pPr>
+        <w:pStyle w:val="SourceCode"/>
+      </w:pPr>
+      <w:r>
+        <w:rPr>
+          <w:rStyle w:val="VerbatimChar"/>
+        </w:rPr>
+        <w:t xml:space="preserve">Stage 1: approved bootstrap / pre-staged headroom (zero Azure wait)</w:t>
+      </w:r>
+      <w:r>
+        <w:br/>
+      </w:r>
+      <w:r>
+        <w:rPr>
+          <w:rStyle w:val="VerbatimChar"/>
+        </w:rPr>
+        <w:t xml:space="preserve">Stage 2: available reservation + quota already in destination</w:t>
+      </w:r>
+      <w:r>
+        <w:br/>
+      </w:r>
+      <w:r>
+        <w:rPr>
+          <w:rStyle w:val="VerbatimChar"/>
+        </w:rPr>
+        <w:t xml:space="preserve">Stage 3: shut down / disassociate eligible CVAL (after DR-010 authorised trigger)</w:t>
+      </w:r>
+      <w:r>
+        <w:br/>
+      </w:r>
+      <w:r>
+        <w:rPr>
+          <w:rStyle w:val="VerbatimChar"/>
+        </w:rPr>
+        <w:t xml:space="preserve">Stage 4: share/reassign reservations within supported region/zone boundaries</w:t>
+      </w:r>
+      <w:r>
+        <w:br/>
+      </w:r>
+      <w:r>
+        <w:rPr>
+          <w:rStyle w:val="VerbatimChar"/>
+        </w:rPr>
+        <w:t xml:space="preserve">Stage 5: allocate pooled quota to DR subscriptions</w:t>
+      </w:r>
+      <w:r>
+        <w:br/>
+      </w:r>
+      <w:r>
+        <w:rPr>
+          <w:rStyle w:val="VerbatimChar"/>
+        </w:rPr>
+        <w:t xml:space="preserve">Stage 6: request additional Azure quota/capacity where required</w:t>
+      </w:r>
+      <w:r>
+        <w:br/>
+      </w:r>
+      <w:r>
+        <w:rPr>
+          <w:rStyle w:val="VerbatimChar"/>
+        </w:rPr>
+        <w:t xml:space="preserve">Stage 7: report unrecoverable capacity gaps</w:t>
+      </w:r>
+    </w:p>
+    <w:p>
+      <w:pPr>
+        <w:pStyle w:val="FirstParagraph"/>
+      </w:pPr>
+      <w:r>
+        <w:t xml:space="preserve">Stages 1–2 start immediately from the single pool’s headroom, so P0/P-1 recovery does not wait on throttled Azure deallocation APIs.</w:t>
+      </w:r>
+      <w:r>
+        <w:t xml:space="preserve"> </w:t>
+      </w:r>
+      <w:r>
+        <w:rPr>
+          <w:rStyle w:val="VerbatimChar"/>
+        </w:rPr>
+        <w:t xml:space="preserve">[Decided]</w:t>
+      </w:r>
+    </w:p>
+    <w:bookmarkEnd w:id="60"/>
+    <w:bookmarkStart w:id="61" w:name="Xeb18f332615b34ad47697ec8c75f0afe49e0622"/>
+    <w:p>
+      <w:pPr>
+        <w:pStyle w:val="Heading3"/>
+      </w:pPr>
+      <w:r>
+        <w:t xml:space="preserve">9.3 Activation state tracking &amp; failback (DR-013)</w:t>
+      </w:r>
+    </w:p>
+    <w:p>
+      <w:pPr>
+        <w:pStyle w:val="SourceCode"/>
+      </w:pPr>
+      <w:r>
+        <w:rPr>
+          <w:rStyle w:val="VerbatimChar"/>
+        </w:rPr>
+        <w:t xml:space="preserve">ActivationRecord {</w:t>
+      </w:r>
+      <w:r>
+        <w:br/>
+      </w:r>
+      <w:r>
+        <w:rPr>
+          <w:rStyle w:val="VerbatimChar"/>
+        </w:rPr>
+        <w:t xml:space="preserve">    customer_realm_id, source_region, destination_region,</w:t>
+      </w:r>
+      <w:r>
+        <w:br/>
+      </w:r>
+      <w:r>
+        <w:rPr>
+          <w:rStyle w:val="VerbatimChar"/>
+        </w:rPr>
+        <w:t xml:space="preserve">    priority_wave : int,</w:t>
+      </w:r>
+      <w:r>
+        <w:br/>
+      </w:r>
+      <w:r>
+        <w:rPr>
+          <w:rStyle w:val="VerbatimChar"/>
+        </w:rPr>
+        <w:t xml:space="preserve">    activation_state : PENDING | ACTIVATING | ACTIVE | FAILED | FAILBACK_PENDING,</w:t>
+      </w:r>
+      <w:r>
+        <w:br/>
+      </w:r>
+      <w:r>
+        <w:rPr>
+          <w:rStyle w:val="VerbatimChar"/>
+        </w:rPr>
+        <w:t xml:space="preserve">    stage_reached : int (1..7), capacity_gap_vcpu : int,</w:t>
+      </w:r>
+      <w:r>
+        <w:br/>
+      </w:r>
+      <w:r>
+        <w:rPr>
+          <w:rStyle w:val="VerbatimChar"/>
+        </w:rPr>
+        <w:t xml:space="preserve">    activated_at, approved_by, incident_id</w:t>
+      </w:r>
+      <w:r>
+        <w:br/>
+      </w:r>
+      <w:r>
+        <w:rPr>
+          <w:rStyle w:val="VerbatimChar"/>
+        </w:rPr>
+        <w:t xml:space="preserve">}</w:t>
+      </w:r>
+    </w:p>
+    <w:p>
+      <w:pPr>
+        <w:pStyle w:val="FirstParagraph"/>
+      </w:pPr>
+      <w:r>
+        <w:t xml:space="preserve">Failback reverses</w:t>
+      </w:r>
+      <w:r>
+        <w:t xml:space="preserve"> </w:t>
+      </w:r>
+      <w:r>
+        <w:rPr>
+          <w:rStyle w:val="VerbatimChar"/>
+        </w:rPr>
+        <w:t xml:space="preserve">ACTIVE → FAILBACK_PENDING → STANDBY</w:t>
+      </w:r>
+      <w:r>
+        <w:t xml:space="preserve"> </w:t>
+      </w:r>
+      <w:r>
+        <w:t xml:space="preserve">in reverse priority order; seed record and DR index are preserved (no re-derivation).</w:t>
+      </w:r>
+      <w:r>
+        <w:t xml:space="preserve"> </w:t>
+      </w:r>
+      <w:r>
+        <w:rPr>
+          <w:rStyle w:val="VerbatimChar"/>
+        </w:rPr>
+        <w:t xml:space="preserve">[Decided]</w:t>
+      </w:r>
+    </w:p>
+    <w:bookmarkEnd w:id="61"/>
+    <w:bookmarkStart w:id="62" w:name="X172962248898c341b419e07d99b3e5465ce68a9"/>
+    <w:p>
+      <w:pPr>
+        <w:pStyle w:val="Heading3"/>
+      </w:pPr>
+      <w:r>
+        <w:t xml:space="preserve">T11 — DR standby activation sequence (index lookup → waves → staged acquisition)</w:t>
+      </w:r>
+    </w:p>
+    <w:p>
+      <w:pPr>
+        <w:pStyle w:val="SourceCode"/>
+      </w:pPr>
+      <w:r>
+        <w:rPr>
+          <w:rStyle w:val="VerbatimChar"/>
+        </w:rPr>
+        <w:t xml:space="preserve">sequenceDiagram</w:t>
+      </w:r>
+      <w:r>
+        <w:br/>
+      </w:r>
+      <w:r>
+        <w:rPr>
+          <w:rStyle w:val="VerbatimChar"/>
+        </w:rPr>
+        <w:t xml:space="preserve">    participant DRC as DR coordinator</w:t>
+      </w:r>
+      <w:r>
+        <w:br/>
+      </w:r>
+      <w:r>
+        <w:rPr>
+          <w:rStyle w:val="VerbatimChar"/>
+        </w:rPr>
+        <w:t xml:space="preserve">    participant DRO as DR Orchestrator</w:t>
+      </w:r>
+      <w:r>
+        <w:br/>
+      </w:r>
+      <w:r>
+        <w:rPr>
+          <w:rStyle w:val="VerbatimChar"/>
+        </w:rPr>
+        <w:t xml:space="preserve">    participant IDX as SourceDestinationDRIndex</w:t>
+      </w:r>
+      <w:r>
+        <w:br/>
+      </w:r>
+      <w:r>
+        <w:rPr>
+          <w:rStyle w:val="VerbatimChar"/>
+        </w:rPr>
+        <w:t xml:space="preserve">    participant QPM as Quota-Pool Manager</w:t>
+      </w:r>
+      <w:r>
+        <w:br/>
+      </w:r>
+      <w:r>
+        <w:rPr>
+          <w:rStyle w:val="VerbatimChar"/>
+        </w:rPr>
+        <w:t xml:space="preserve">    participant AZ as Azure</w:t>
+      </w:r>
+      <w:r>
+        <w:br/>
+      </w:r>
+      <w:r>
+        <w:rPr>
+          <w:rStyle w:val="VerbatimChar"/>
+        </w:rPr>
+        <w:t xml:space="preserve">    DRC-&gt;&gt;DRO: Declare source-region failure (authorised)</w:t>
+      </w:r>
+      <w:r>
+        <w:br/>
+      </w:r>
+      <w:r>
+        <w:rPr>
+          <w:rStyle w:val="VerbatimChar"/>
+        </w:rPr>
+        <w:t xml:space="preserve">    DRO-&gt;&gt;DRO: engine_mode = DR_EVENT_ACTIVE</w:t>
+      </w:r>
+      <w:r>
+        <w:br/>
+      </w:r>
+      <w:r>
+        <w:rPr>
+          <w:rStyle w:val="VerbatimChar"/>
+        </w:rPr>
+        <w:t xml:space="preserve">    DRO-&gt;&gt;IDX: Query standby sets for failed source</w:t>
+      </w:r>
+      <w:r>
+        <w:br/>
+      </w:r>
+      <w:r>
+        <w:rPr>
+          <w:rStyle w:val="VerbatimChar"/>
+        </w:rPr>
+        <w:t xml:space="preserve">    IDX--&gt;&gt;DRO: Customers + priority waves</w:t>
+      </w:r>
+      <w:r>
+        <w:br/>
+      </w:r>
+      <w:r>
+        <w:rPr>
+          <w:rStyle w:val="VerbatimChar"/>
+        </w:rPr>
+        <w:t xml:space="preserve">    loop each priority wave (P0 -&gt; P-1 -&gt; P-N)</w:t>
+      </w:r>
+      <w:r>
+        <w:br/>
+      </w:r>
+      <w:r>
+        <w:rPr>
+          <w:rStyle w:val="VerbatimChar"/>
+        </w:rPr>
+        <w:t xml:space="preserve">        DRO-&gt;&gt;QPM: Stage1-2 draw pool headroom + reservation</w:t>
+      </w:r>
+      <w:r>
+        <w:br/>
+      </w:r>
+      <w:r>
+        <w:rPr>
+          <w:rStyle w:val="VerbatimChar"/>
+        </w:rPr>
+        <w:t xml:space="preserve">        QPM--&gt;&gt;DRO: Earmark released (no cross-group transfer)</w:t>
+      </w:r>
+      <w:r>
+        <w:br/>
+      </w:r>
+      <w:r>
+        <w:rPr>
+          <w:rStyle w:val="VerbatimChar"/>
+        </w:rPr>
+        <w:t xml:space="preserve">        alt deficit remains</w:t>
+      </w:r>
+      <w:r>
+        <w:br/>
+      </w:r>
+      <w:r>
+        <w:rPr>
+          <w:rStyle w:val="VerbatimChar"/>
+        </w:rPr>
+        <w:t xml:space="preserve">            DRO-&gt;&gt;QPM: Stage3 CVAL release / Stage4 share / Stage5 pooled quota</w:t>
+      </w:r>
+      <w:r>
+        <w:br/>
+      </w:r>
+      <w:r>
+        <w:rPr>
+          <w:rStyle w:val="VerbatimChar"/>
+        </w:rPr>
+        <w:t xml:space="preserve">            DRO-&gt;&gt;AZ: Stage6 request additional capacity/quota</w:t>
+      </w:r>
+      <w:r>
+        <w:br/>
+      </w:r>
+      <w:r>
+        <w:rPr>
+          <w:rStyle w:val="VerbatimChar"/>
+        </w:rPr>
+        <w:t xml:space="preserve">            AZ--&gt;&gt;DRO: Granted or deficit</w:t>
+      </w:r>
+      <w:r>
+        <w:br/>
+      </w:r>
+      <w:r>
+        <w:rPr>
+          <w:rStyle w:val="VerbatimChar"/>
+        </w:rPr>
+        <w:t xml:space="preserve">        end</w:t>
+      </w:r>
+      <w:r>
+        <w:br/>
+      </w:r>
+      <w:r>
+        <w:rPr>
+          <w:rStyle w:val="VerbatimChar"/>
+        </w:rPr>
+        <w:t xml:space="preserve">        DRO-&gt;&gt;DRO: associated -&gt; allocated (ActivationRecord)</w:t>
+      </w:r>
+      <w:r>
+        <w:br/>
+      </w:r>
+      <w:r>
+        <w:rPr>
+          <w:rStyle w:val="VerbatimChar"/>
+        </w:rPr>
+        <w:t xml:space="preserve">        DRO-&gt;&gt;DRC: Wave complete + audit checkpoint</w:t>
+      </w:r>
+      <w:r>
+        <w:br/>
+      </w:r>
+      <w:r>
+        <w:rPr>
+          <w:rStyle w:val="VerbatimChar"/>
+        </w:rPr>
+        <w:t xml:space="preserve">    end</w:t>
+      </w:r>
+      <w:r>
+        <w:br/>
+      </w:r>
+      <w:r>
+        <w:rPr>
+          <w:rStyle w:val="VerbatimChar"/>
+        </w:rPr>
+        <w:t xml:space="preserve">    DRC-&gt;&gt;DRO: Failback authorised</w:t>
+      </w:r>
+      <w:r>
+        <w:br/>
+      </w:r>
+      <w:r>
+        <w:rPr>
+          <w:rStyle w:val="VerbatimChar"/>
+        </w:rPr>
+        <w:t xml:space="preserve">    DRO-&gt;&gt;DRO: ACTIVE -&gt; FAILBACK_PENDING -&gt; STANDBY (reverse order)</w:t>
+      </w:r>
+    </w:p>
+    <w:bookmarkEnd w:id="62"/>
+    <w:bookmarkStart w:id="63" w:name="tier-escalation-32-see-13-baseline"/>
+    <w:p>
+      <w:pPr>
+        <w:pStyle w:val="Heading3"/>
+      </w:pPr>
+      <w:r>
+        <w:t xml:space="preserve">9.4 Tier escalation (§32) — see §13 baseline</w:t>
+      </w:r>
+    </w:p>
+    <w:p>
+      <w:pPr>
+        <w:pStyle w:val="FirstParagraph"/>
+      </w:pPr>
+      <w:r>
+        <w:t xml:space="preserve">Emergency capacity during</w:t>
+      </w:r>
+      <w:r>
+        <w:t xml:space="preserve"> </w:t>
+      </w:r>
+      <w:r>
+        <w:rPr>
+          <w:rStyle w:val="VerbatimChar"/>
+        </w:rPr>
+        <w:t xml:space="preserve">DR_EVENT_ACTIVE</w:t>
+      </w:r>
+      <w:r>
+        <w:t xml:space="preserve"> </w:t>
+      </w:r>
+      <w:r>
+        <w:t xml:space="preserve">escalates Tier 1 (direct expansion) → Tier 2 (quota-neutral transfer within the shared pool) → Tier 3 (destructive, dual-approval,</w:t>
+      </w:r>
+      <w:r>
+        <w:t xml:space="preserve"> </w:t>
+      </w:r>
+      <w:r>
+        <w:rPr>
+          <w:bCs/>
+          <w:b/>
+        </w:rPr>
+        <w:t xml:space="preserve">blocked in Phase 1</w:t>
+      </w:r>
+      <w:r>
+        <w:t xml:space="preserve">). In the single-pool model Tier 2 is intrinsically quota-neutral (draw and release hit the same pool).</w:t>
+      </w:r>
+      <w:r>
+        <w:t xml:space="preserve"> </w:t>
+      </w:r>
+      <w:r>
+        <w:rPr>
+          <w:rStyle w:val="VerbatimChar"/>
+        </w:rPr>
+        <w:t xml:space="preserve">[Decided]</w:t>
+      </w:r>
+    </w:p>
+    <w:bookmarkEnd w:id="63"/>
+    <w:bookmarkStart w:id="64" w:name="X53b1971bd083de8f9b8d82e65f7f01daa00d46d"/>
+    <w:p>
+      <w:pPr>
+        <w:pStyle w:val="Heading3"/>
+      </w:pPr>
+      <w:r>
+        <w:t xml:space="preserve">T10 — Three-tier emergency transfer escalation</w:t>
+      </w:r>
+    </w:p>
+    <w:p>
+      <w:pPr>
+        <w:pStyle w:val="SourceCode"/>
+      </w:pPr>
+      <w:r>
+        <w:rPr>
+          <w:rStyle w:val="VerbatimChar"/>
+        </w:rPr>
+        <w:t xml:space="preserve">flowchart TD</w:t>
+      </w:r>
+      <w:r>
+        <w:br/>
+      </w:r>
+      <w:r>
+        <w:rPr>
+          <w:rStyle w:val="VerbatimChar"/>
+        </w:rPr>
+        <w:t xml:space="preserve">    Ev[DR event active] --&gt; T1{Tier 1 headroom available?}</w:t>
+      </w:r>
+      <w:r>
+        <w:br/>
+      </w:r>
+      <w:r>
+        <w:rPr>
+          <w:rStyle w:val="VerbatimChar"/>
+        </w:rPr>
+        <w:t xml:space="preserve">    T1 --&gt;|Yes| A1[DirectExpansion - automated additive]</w:t>
+      </w:r>
+      <w:r>
+        <w:br/>
+      </w:r>
+      <w:r>
+        <w:rPr>
+          <w:rStyle w:val="VerbatimChar"/>
+        </w:rPr>
+        <w:t xml:space="preserve">    T1 --&gt;|No| T2{Tier 2 approved?}</w:t>
+      </w:r>
+      <w:r>
+        <w:br/>
+      </w:r>
+      <w:r>
+        <w:rPr>
+          <w:rStyle w:val="VerbatimChar"/>
+        </w:rPr>
+        <w:t xml:space="preserve">    T2 --&gt;|Yes| A2[QuotaNeutralTransfer - reduce NonProd, expand DR in same pool]</w:t>
+      </w:r>
+      <w:r>
+        <w:br/>
+      </w:r>
+      <w:r>
+        <w:rPr>
+          <w:rStyle w:val="VerbatimChar"/>
+        </w:rPr>
+        <w:t xml:space="preserve">    T2 --&gt;|No| T3{Tier 3 allowed?}</w:t>
+      </w:r>
+      <w:r>
+        <w:br/>
+      </w:r>
+      <w:r>
+        <w:rPr>
+          <w:rStyle w:val="VerbatimChar"/>
+        </w:rPr>
+        <w:t xml:space="preserve">    T3 --&gt;|Phase 1: BLOCKED| M[Manual escalation]</w:t>
+      </w:r>
+      <w:r>
+        <w:br/>
+      </w:r>
+      <w:r>
+        <w:rPr>
+          <w:rStyle w:val="VerbatimChar"/>
+        </w:rPr>
+        <w:t xml:space="preserve">    T3 --&gt;|Later phase: dual-approval| A3[DestructiveTransfer - changes VM associations]</w:t>
+      </w:r>
+    </w:p>
+    <w:bookmarkEnd w:id="64"/>
+    <w:bookmarkStart w:id="65" w:name="t13-distributed-dr-reference-model-12a"/>
+    <w:p>
+      <w:pPr>
+        <w:pStyle w:val="Heading3"/>
+      </w:pPr>
+      <w:r>
+        <w:t xml:space="preserve">T13 — Distributed DR reference model (§12A)</w:t>
+      </w:r>
+    </w:p>
+    <w:p>
+      <w:pPr>
+        <w:pStyle w:val="FirstParagraph"/>
+      </w:pPr>
+      <w:r>
+        <w:t xml:space="preserve">Reused reference diagram (ADR-005 §12A):</w:t>
+      </w:r>
+      <w:r>
+        <w:t xml:space="preserve"> </w:t>
+      </w:r>
+      <w:r>
+        <w:rPr>
+          <w:rStyle w:val="VerbatimChar"/>
+        </w:rPr>
+        <w:t xml:space="preserve">adr/diagrams/acrme_three_region_capacity_model.png</w:t>
+      </w:r>
+      <w:r>
+        <w:t xml:space="preserve"> </w:t>
+      </w:r>
+      <w:r>
+        <w:t xml:space="preserve">— each region concurrently hosts Prod + CVAL + DR standby tagged with its</w:t>
+      </w:r>
+      <w:r>
+        <w:t xml:space="preserve"> </w:t>
+      </w:r>
+      <w:r>
+        <w:rPr>
+          <w:rStyle w:val="VerbatimChar"/>
+        </w:rPr>
+        <w:t xml:space="preserve">src Rn</w:t>
+      </w:r>
+      <w:r>
+        <w:t xml:space="preserve"> </w:t>
+      </w:r>
+      <w:r>
+        <w:t xml:space="preserve">source; each destination is sized by max-not-sum against its largest single protected source.</w:t>
+      </w:r>
+    </w:p>
+    <w:p>
+      <w:r>
+        <w:pict>
+          <v:rect style="width:0;height:1.5pt" o:hralign="center" o:hrstd="t" o:hr="t"/>
+        </w:pict>
+      </w:r>
+    </w:p>
+    <w:bookmarkEnd w:id="65"/>
+    <w:bookmarkEnd w:id="66"/>
+    <w:bookmarkStart w:id="68" w:name="steady-state-capacity-lifecycle-30"/>
+    <w:p>
+      <w:pPr>
+        <w:pStyle w:val="Heading2"/>
+      </w:pPr>
+      <w:r>
+        <w:t xml:space="preserve">10. Steady-State Capacity Lifecycle (§30)</w:t>
+      </w:r>
+    </w:p>
+    <w:p>
+      <w:pPr>
+        <w:pStyle w:val="FirstParagraph"/>
+      </w:pPr>
+      <w:r>
+        <w:t xml:space="preserve">The normative 10-step sequence runs only in</w:t>
+      </w:r>
+      <w:r>
+        <w:t xml:space="preserve"> </w:t>
+      </w:r>
+      <w:r>
+        <w:rPr>
+          <w:rStyle w:val="VerbatimChar"/>
+        </w:rPr>
+        <w:t xml:space="preserve">STEADY_STATE</w:t>
+      </w:r>
+      <w:r>
+        <w:t xml:space="preserve">:</w:t>
+      </w:r>
+    </w:p>
+    <w:p>
+      <w:pPr>
+        <w:pStyle w:val="SourceCode"/>
+      </w:pPr>
+      <w:r>
+        <w:rPr>
+          <w:rStyle w:val="VerbatimChar"/>
+        </w:rPr>
+        <w:t xml:space="preserve">1. Detect threshold crossing (utilisation ≥ auto-increase threshold).</w:t>
+      </w:r>
+      <w:r>
+        <w:br/>
+      </w:r>
+      <w:r>
+        <w:rPr>
+          <w:rStyle w:val="VerbatimChar"/>
+        </w:rPr>
+        <w:t xml:space="preserve">2. Re-read current CR, quota, sharing, assignment state.</w:t>
+      </w:r>
+      <w:r>
+        <w:br/>
+      </w:r>
+      <w:r>
+        <w:rPr>
+          <w:rStyle w:val="VerbatimChar"/>
+        </w:rPr>
+        <w:t xml:space="preserve">3. Create CapacityIncreaseRequest.</w:t>
+      </w:r>
+      <w:r>
+        <w:br/>
+      </w:r>
+      <w:r>
+        <w:rPr>
+          <w:rStyle w:val="VerbatimChar"/>
+        </w:rPr>
+        <w:t xml:space="preserve">4. Calculate target = max(Allocated+Buffer floor, Forecast_Quantity).</w:t>
+      </w:r>
+      <w:r>
+        <w:br/>
+      </w:r>
+      <w:r>
+        <w:rPr>
+          <w:rStyle w:val="VerbatimChar"/>
+        </w:rPr>
+        <w:t xml:space="preserve">5. Require operator approval (Phase 1).</w:t>
+      </w:r>
+      <w:r>
+        <w:br/>
+      </w:r>
+      <w:r>
+        <w:rPr>
+          <w:rStyle w:val="VerbatimChar"/>
+        </w:rPr>
+        <w:t xml:space="preserve">6. Submit quota action only if validated as required.</w:t>
+      </w:r>
+      <w:r>
+        <w:br/>
+      </w:r>
+      <w:r>
+        <w:rPr>
+          <w:rStyle w:val="VerbatimChar"/>
+        </w:rPr>
+        <w:t xml:space="preserve">7. Wait for confirmed quota state — no assumed propagation SLA.</w:t>
+      </w:r>
+      <w:r>
+        <w:br/>
+      </w:r>
+      <w:r>
+        <w:rPr>
+          <w:rStyle w:val="VerbatimChar"/>
+        </w:rPr>
+        <w:t xml:space="preserve">8. Update CR quantity.</w:t>
+      </w:r>
+      <w:r>
+        <w:br/>
+      </w:r>
+      <w:r>
+        <w:rPr>
+          <w:rStyle w:val="VerbatimChar"/>
+        </w:rPr>
+        <w:t xml:space="preserve">9. Confirm actual quantity.</w:t>
+      </w:r>
+      <w:r>
+        <w:br/>
+      </w:r>
+      <w:r>
+        <w:rPr>
+          <w:rStyle w:val="VerbatimChar"/>
+        </w:rPr>
+        <w:t xml:space="preserve">10. Refresh snapshot and close the request.</w:t>
+      </w:r>
+    </w:p>
+    <w:p>
+      <w:pPr>
+        <w:pStyle w:val="FirstParagraph"/>
+      </w:pPr>
+      <w:r>
+        <w:t xml:space="preserve">Triggers:</w:t>
+      </w:r>
+      <w:r>
+        <w:t xml:space="preserve"> </w:t>
+      </w:r>
+      <w:r>
+        <w:rPr>
+          <w:rStyle w:val="VerbatimChar"/>
+        </w:rPr>
+        <w:t xml:space="preserve">dr_autoincrease_threshold=0.35</w:t>
+      </w:r>
+      <w:r>
+        <w:t xml:space="preserve">,</w:t>
+      </w:r>
+      <w:r>
+        <w:t xml:space="preserve"> </w:t>
+      </w:r>
+      <w:r>
+        <w:rPr>
+          <w:rStyle w:val="VerbatimChar"/>
+        </w:rPr>
+        <w:t xml:space="preserve">prod/nonprod_autoincrease_threshold=0.20</w:t>
+      </w:r>
+      <w:r>
+        <w:t xml:space="preserve">, debounce cooldown 30 min per (region+CRG type). Guarded scale-down never drops below</w:t>
+      </w:r>
+      <w:r>
+        <w:t xml:space="preserve"> </w:t>
+      </w:r>
+      <w:r>
+        <w:rPr>
+          <w:rStyle w:val="VerbatimChar"/>
+        </w:rPr>
+        <w:t xml:space="preserve">Allocated</w:t>
+      </w:r>
+      <w:r>
+        <w:t xml:space="preserve">, within a DR window, during maintenance exclusion, or against cost policy; reductions go to zero, never deletion (CAP-009/010).</w:t>
+      </w:r>
+      <w:r>
+        <w:t xml:space="preserve"> </w:t>
+      </w:r>
+      <w:r>
+        <w:rPr>
+          <w:rStyle w:val="VerbatimChar"/>
+        </w:rPr>
+        <w:t xml:space="preserve">[Decided]</w:t>
+      </w:r>
+    </w:p>
+    <w:bookmarkStart w:id="67" w:name="X214afb769bb3291c1ffd3537dae1b04bde56773"/>
+    <w:p>
+      <w:pPr>
+        <w:pStyle w:val="Heading3"/>
+      </w:pPr>
+      <w:r>
+        <w:t xml:space="preserve">T9 — Steady-state 10-step capacity lifecycle</w:t>
+      </w:r>
+    </w:p>
+    <w:p>
+      <w:pPr>
+        <w:pStyle w:val="SourceCode"/>
+      </w:pPr>
+      <w:r>
+        <w:rPr>
+          <w:rStyle w:val="VerbatimChar"/>
+        </w:rPr>
+        <w:t xml:space="preserve">sequenceDiagram</w:t>
+      </w:r>
+      <w:r>
+        <w:br/>
+      </w:r>
+      <w:r>
+        <w:rPr>
+          <w:rStyle w:val="VerbatimChar"/>
+        </w:rPr>
+        <w:t xml:space="preserve">    participant REC as State Reconciler</w:t>
+      </w:r>
+      <w:r>
+        <w:br/>
+      </w:r>
+      <w:r>
+        <w:rPr>
+          <w:rStyle w:val="VerbatimChar"/>
+        </w:rPr>
+        <w:t xml:space="preserve">    participant OP as Operator</w:t>
+      </w:r>
+      <w:r>
+        <w:br/>
+      </w:r>
+      <w:r>
+        <w:rPr>
+          <w:rStyle w:val="VerbatimChar"/>
+        </w:rPr>
+        <w:t xml:space="preserve">    participant QPM as Quota-Pool Manager</w:t>
+      </w:r>
+      <w:r>
+        <w:br/>
+      </w:r>
+      <w:r>
+        <w:rPr>
+          <w:rStyle w:val="VerbatimChar"/>
+        </w:rPr>
+        <w:t xml:space="preserve">    participant AZ as Azure</w:t>
+      </w:r>
+      <w:r>
+        <w:br/>
+      </w:r>
+      <w:r>
+        <w:rPr>
+          <w:rStyle w:val="VerbatimChar"/>
+        </w:rPr>
+        <w:t xml:space="preserve">    REC-&gt;&gt;REC: 1. Detect threshold crossing</w:t>
+      </w:r>
+      <w:r>
+        <w:br/>
+      </w:r>
+      <w:r>
+        <w:rPr>
+          <w:rStyle w:val="VerbatimChar"/>
+        </w:rPr>
+        <w:t xml:space="preserve">    REC-&gt;&gt;AZ: 2. Re-read CR/quota/sharing/assignment</w:t>
+      </w:r>
+      <w:r>
+        <w:br/>
+      </w:r>
+      <w:r>
+        <w:rPr>
+          <w:rStyle w:val="VerbatimChar"/>
+        </w:rPr>
+        <w:t xml:space="preserve">    REC-&gt;&gt;REC: 3. Create CapacityIncreaseRequest</w:t>
+      </w:r>
+      <w:r>
+        <w:br/>
+      </w:r>
+      <w:r>
+        <w:rPr>
+          <w:rStyle w:val="VerbatimChar"/>
+        </w:rPr>
+        <w:t xml:space="preserve">    REC-&gt;&gt;REC: 4. Target = max(Allocated+Buffer, Forecast)</w:t>
+      </w:r>
+      <w:r>
+        <w:br/>
+      </w:r>
+      <w:r>
+        <w:rPr>
+          <w:rStyle w:val="VerbatimChar"/>
+        </w:rPr>
+        <w:t xml:space="preserve">    REC-&gt;&gt;OP: 5. Require approval (Phase 1)</w:t>
+      </w:r>
+      <w:r>
+        <w:br/>
+      </w:r>
+      <w:r>
+        <w:rPr>
+          <w:rStyle w:val="VerbatimChar"/>
+        </w:rPr>
+        <w:t xml:space="preserve">    OP--&gt;&gt;REC: Approved</w:t>
+      </w:r>
+      <w:r>
+        <w:br/>
+      </w:r>
+      <w:r>
+        <w:rPr>
+          <w:rStyle w:val="VerbatimChar"/>
+        </w:rPr>
+        <w:t xml:space="preserve">    REC-&gt;&gt;QPM: 6. Submit quota action if required</w:t>
+      </w:r>
+      <w:r>
+        <w:br/>
+      </w:r>
+      <w:r>
+        <w:rPr>
+          <w:rStyle w:val="VerbatimChar"/>
+        </w:rPr>
+        <w:t xml:space="preserve">    QPM-&gt;&gt;AZ: 7. Await confirmed quota state</w:t>
+      </w:r>
+      <w:r>
+        <w:br/>
+      </w:r>
+      <w:r>
+        <w:rPr>
+          <w:rStyle w:val="VerbatimChar"/>
+        </w:rPr>
+        <w:t xml:space="preserve">    AZ--&gt;&gt;QPM: Confirmed</w:t>
+      </w:r>
+      <w:r>
+        <w:br/>
+      </w:r>
+      <w:r>
+        <w:rPr>
+          <w:rStyle w:val="VerbatimChar"/>
+        </w:rPr>
+        <w:t xml:space="preserve">    QPM-&gt;&gt;AZ: 8. Update CR quantity</w:t>
+      </w:r>
+      <w:r>
+        <w:br/>
+      </w:r>
+      <w:r>
+        <w:rPr>
+          <w:rStyle w:val="VerbatimChar"/>
+        </w:rPr>
+        <w:t xml:space="preserve">    AZ--&gt;&gt;QPM: 9. Confirm actual quantity</w:t>
+      </w:r>
+      <w:r>
+        <w:br/>
+      </w:r>
+      <w:r>
+        <w:rPr>
+          <w:rStyle w:val="VerbatimChar"/>
+        </w:rPr>
+        <w:t xml:space="preserve">    REC-&gt;&gt;REC: 10. Refresh snapshot + close request</w:t>
+      </w:r>
+    </w:p>
+    <w:p>
+      <w:r>
+        <w:pict>
+          <v:rect style="width:0;height:1.5pt" o:hralign="center" o:hrstd="t" o:hr="t"/>
+        </w:pict>
+      </w:r>
+    </w:p>
+    <w:bookmarkEnd w:id="67"/>
+    <w:bookmarkEnd w:id="68"/>
+    <w:bookmarkStart w:id="72" w:name="api-architecture-35-int-001..007"/>
+    <w:p>
+      <w:pPr>
+        <w:pStyle w:val="Heading2"/>
+      </w:pPr>
+      <w:r>
+        <w:t xml:space="preserve">11. API Architecture (§35, INT-001..007)</w:t>
+      </w:r>
+    </w:p>
+    <w:bookmarkStart w:id="69" w:name="contracts"/>
+    <w:p>
+      <w:pPr>
+        <w:pStyle w:val="Heading3"/>
+      </w:pPr>
+      <w:r>
+        <w:t xml:space="preserve">11.1 Contracts</w:t>
+      </w:r>
+    </w:p>
+    <w:p>
+      <w:pPr>
+        <w:pStyle w:val="SourceCode"/>
+      </w:pPr>
+      <w:r>
+        <w:rPr>
+          <w:rStyle w:val="VerbatimChar"/>
+        </w:rPr>
+        <w:t xml:space="preserve">POST /readiness            → DeploymentReadinessResult   (query; idempotent)</w:t>
+      </w:r>
+      <w:r>
+        <w:br/>
+      </w:r>
+      <w:r>
+        <w:rPr>
+          <w:rStyle w:val="VerbatimChar"/>
+        </w:rPr>
+        <w:t xml:space="preserve">  in : { customer_realm_id, region (exact), sku_family, environment, product, intended_demand }</w:t>
+      </w:r>
+      <w:r>
+        <w:br/>
+      </w:r>
+      <w:r>
+        <w:rPr>
+          <w:rStyle w:val="VerbatimChar"/>
+        </w:rPr>
+        <w:t xml:space="preserve">  out: { readiness_state, reasons[], operation_handle, snapshot_ref, policy_version }</w:t>
+      </w:r>
+      <w:r>
+        <w:br/>
+      </w:r>
+      <w:r>
+        <w:br/>
+      </w:r>
+      <w:r>
+        <w:rPr>
+          <w:rStyle w:val="VerbatimChar"/>
+        </w:rPr>
+        <w:t xml:space="preserve">POST /placement            → PlacementResult             (idempotent; writes seed + DR index)</w:t>
+      </w:r>
+      <w:r>
+        <w:br/>
+      </w:r>
+      <w:r>
+        <w:rPr>
+          <w:rStyle w:val="VerbatimChar"/>
+        </w:rPr>
+        <w:t xml:space="preserve">POST /capacity/increase    → OperationRecord             (operator-gated; idempotent)</w:t>
+      </w:r>
+      <w:r>
+        <w:br/>
+      </w:r>
+      <w:r>
+        <w:rPr>
+          <w:rStyle w:val="VerbatimChar"/>
+        </w:rPr>
+        <w:t xml:space="preserve">POST /dr/declare           → OperationRecord             (authorised; flips engine_mode)</w:t>
+      </w:r>
+      <w:r>
+        <w:br/>
+      </w:r>
+      <w:r>
+        <w:rPr>
+          <w:rStyle w:val="VerbatimChar"/>
+        </w:rPr>
+        <w:t xml:space="preserve">POST /dr/activate-wave     → ActivationRecord[]          (per priority wave)</w:t>
+      </w:r>
+      <w:r>
+        <w:br/>
+      </w:r>
+      <w:r>
+        <w:rPr>
+          <w:rStyle w:val="VerbatimChar"/>
+        </w:rPr>
+        <w:t xml:space="preserve">POST /quota/allocate       → OperationRecord             (single-pool allocation)</w:t>
+      </w:r>
+      <w:r>
+        <w:br/>
+      </w:r>
+      <w:r>
+        <w:rPr>
+          <w:rStyle w:val="VerbatimChar"/>
+        </w:rPr>
+        <w:t xml:space="preserve">POST /sharing/activate     → OperationRecord             (zone-aligned share)</w:t>
+      </w:r>
+      <w:r>
+        <w:br/>
+      </w:r>
+      <w:r>
+        <w:rPr>
+          <w:rStyle w:val="VerbatimChar"/>
+        </w:rPr>
+        <w:t xml:space="preserve">GET  /audit, GET /state    → read-only</w:t>
+      </w:r>
+    </w:p>
+    <w:bookmarkEnd w:id="69"/>
+    <w:bookmarkStart w:id="70" w:name="Xbf0c8e85f6d627db120a6c14c30679497ae6450"/>
+    <w:p>
+      <w:pPr>
+        <w:pStyle w:val="Heading3"/>
+      </w:pPr>
+      <w:r>
+        <w:t xml:space="preserve">11.2 Idempotency, versioning, error/readiness codes</w:t>
+      </w:r>
+    </w:p>
+    <w:p>
+      <w:pPr>
+        <w:numPr>
+          <w:ilvl w:val="0"/>
+          <w:numId w:val="1006"/>
+        </w:numPr>
+        <w:pStyle w:val="Compact"/>
+      </w:pPr>
+      <w:r>
+        <w:t xml:space="preserve">Every mutating call carries an</w:t>
+      </w:r>
+      <w:r>
+        <w:t xml:space="preserve"> </w:t>
+      </w:r>
+      <w:r>
+        <w:rPr>
+          <w:bCs/>
+          <w:b/>
+        </w:rPr>
+        <w:t xml:space="preserve">idempotency key</w:t>
+      </w:r>
+      <w:r>
+        <w:t xml:space="preserve"> </w:t>
+      </w:r>
+      <w:r>
+        <w:t xml:space="preserve">and an</w:t>
+      </w:r>
+      <w:r>
+        <w:t xml:space="preserve"> </w:t>
+      </w:r>
+      <w:r>
+        <w:rPr>
+          <w:bCs/>
+          <w:b/>
+        </w:rPr>
+        <w:t xml:space="preserve">expected-state version</w:t>
+      </w:r>
+      <w:r>
+        <w:t xml:space="preserve">; retried calls return the original result, mismatched versions return a concurrency error (INT-004..006, NFR-007).</w:t>
+      </w:r>
+      <w:r>
+        <w:t xml:space="preserve"> </w:t>
+      </w:r>
+      <w:r>
+        <w:rPr>
+          <w:rStyle w:val="VerbatimChar"/>
+        </w:rPr>
+        <w:t xml:space="preserve">[Decided]</w:t>
+      </w:r>
+    </w:p>
+    <w:p>
+      <w:pPr>
+        <w:numPr>
+          <w:ilvl w:val="0"/>
+          <w:numId w:val="1006"/>
+        </w:numPr>
+        <w:pStyle w:val="Compact"/>
+      </w:pPr>
+      <w:r>
+        <w:t xml:space="preserve">Readiness states are the machine-readable contract to AEP:</w:t>
+      </w:r>
+    </w:p>
+    <w:p>
+      <w:pPr>
+        <w:pStyle w:val="SourceCode"/>
+      </w:pPr>
+      <w:r>
+        <w:rPr>
+          <w:rStyle w:val="VerbatimChar"/>
+        </w:rPr>
+        <w:t xml:space="preserve">READY | READY_WITH_RISK | QUOTA_DEFICIT | RESERVATION_DEFICIT |</w:t>
+      </w:r>
+      <w:r>
+        <w:br/>
+      </w:r>
+      <w:r>
+        <w:rPr>
+          <w:rStyle w:val="VerbatimChar"/>
+        </w:rPr>
+        <w:t xml:space="preserve">CAPACITY_UNAVAILABLE | STALE_STATE | POLICY_BLOCKED | VALIDATION_REQUIRED</w:t>
+      </w:r>
+    </w:p>
+    <w:p>
+      <w:pPr>
+        <w:numPr>
+          <w:ilvl w:val="0"/>
+          <w:numId w:val="1007"/>
+        </w:numPr>
+        <w:pStyle w:val="Compact"/>
+      </w:pPr>
+      <w:r>
+        <w:t xml:space="preserve">AEP</w:t>
+      </w:r>
+      <w:r>
+        <w:t xml:space="preserve"> </w:t>
+      </w:r>
+      <w:r>
+        <w:rPr>
+          <w:bCs/>
+          <w:b/>
+        </w:rPr>
+        <w:t xml:space="preserve">polls</w:t>
+      </w:r>
+      <w:r>
+        <w:t xml:space="preserve"> </w:t>
+      </w:r>
+      <w:r>
+        <w:t xml:space="preserve">operation handles rather than assuming synchronous completion, and never treats provider quota as proof of consumer deployability (INT-007, POC-001).</w:t>
+      </w:r>
+      <w:r>
+        <w:t xml:space="preserve"> </w:t>
+      </w:r>
+      <w:r>
+        <w:rPr>
+          <w:rStyle w:val="VerbatimChar"/>
+        </w:rPr>
+        <w:t xml:space="preserve">[Assumed]</w:t>
+      </w:r>
+    </w:p>
+    <w:bookmarkEnd w:id="70"/>
+    <w:bookmarkStart w:id="71" w:name="readiness-gate-logic-rdy-001"/>
+    <w:p>
+      <w:pPr>
+        <w:pStyle w:val="Heading3"/>
+      </w:pPr>
+      <w:r>
+        <w:t xml:space="preserve">11.3 Readiness gate logic (RDY-001)</w:t>
+      </w:r>
+    </w:p>
+    <w:p>
+      <w:pPr>
+        <w:pStyle w:val="SourceCode"/>
+      </w:pPr>
+      <w:r>
+        <w:rPr>
+          <w:rStyle w:val="VerbatimChar"/>
+        </w:rPr>
+        <w:t xml:space="preserve">READY requires ALL of:</w:t>
+      </w:r>
+      <w:r>
+        <w:br/>
+      </w:r>
+      <w:r>
+        <w:rPr>
+          <w:rStyle w:val="VerbatimChar"/>
+        </w:rPr>
+        <w:t xml:space="preserve"> 1. target_region ∈ approved_region_catalogue                 (REG-001)</w:t>
+      </w:r>
+      <w:r>
+        <w:br/>
+      </w:r>
+      <w:r>
+        <w:rPr>
+          <w:rStyle w:val="VerbatimChar"/>
+        </w:rPr>
+        <w:t xml:space="preserve"> 2. az_count ≥ 1 in target_region                             (CAP-011)</w:t>
+      </w:r>
+      <w:r>
+        <w:br/>
+      </w:r>
+      <w:r>
+        <w:rPr>
+          <w:rStyle w:val="VerbatimChar"/>
+        </w:rPr>
+        <w:t xml:space="preserve"> 3. sku ∈ supported_skus(target_region)</w:t>
+      </w:r>
+      <w:r>
+        <w:br/>
+      </w:r>
+      <w:r>
+        <w:rPr>
+          <w:rStyle w:val="VerbatimChar"/>
+        </w:rPr>
+        <w:t xml:space="preserve"> 4. reservation_policy known for (subscription, region, zone, sku)</w:t>
+      </w:r>
+      <w:r>
+        <w:br/>
+      </w:r>
+      <w:r>
+        <w:rPr>
+          <w:rStyle w:val="VerbatimChar"/>
+        </w:rPr>
+        <w:t xml:space="preserve"> 5. reservation exists (if required by policy)</w:t>
+      </w:r>
+      <w:r>
+        <w:br/>
+      </w:r>
+      <w:r>
+        <w:rPr>
+          <w:rStyle w:val="VerbatimChar"/>
+        </w:rPr>
+        <w:t xml:space="preserve"> 6. reserved_quantity ≥ requested_count OR approved_over_allocation active</w:t>
+      </w:r>
+      <w:r>
+        <w:br/>
+      </w:r>
+      <w:r>
+        <w:rPr>
+          <w:rStyle w:val="VerbatimChar"/>
+        </w:rPr>
+        <w:t xml:space="preserve"> 7. consumer_subscription_quota ≥ requested_units             (QUA-013 — POC-gated)</w:t>
+      </w:r>
+      <w:r>
+        <w:br/>
+      </w:r>
+      <w:r>
+        <w:rPr>
+          <w:rStyle w:val="VerbatimChar"/>
+        </w:rPr>
+        <w:t xml:space="preserve"> 8. snapshot_age ≤ max_snapshot_age_seconds                   (RDY-004)</w:t>
+      </w:r>
+      <w:r>
+        <w:br/>
+      </w:r>
+      <w:r>
+        <w:rPr>
+          <w:rStyle w:val="VerbatimChar"/>
+        </w:rPr>
+        <w:t xml:space="preserve"> 9. no blocking policy exception or hard-constraint violation</w:t>
+      </w:r>
+      <w:r>
+        <w:br/>
+      </w:r>
+      <w:r>
+        <w:rPr>
+          <w:rStyle w:val="VerbatimChar"/>
+        </w:rPr>
+        <w:t xml:space="preserve">Quota_Deficit = max(0, Requested_Deployment_Units - Available_Quota)</w:t>
+      </w:r>
+      <w:r>
+        <w:br/>
+      </w:r>
+      <w:r>
+        <w:rPr>
+          <w:rStyle w:val="VerbatimChar"/>
+        </w:rPr>
+        <w:t xml:space="preserve">Available_Quota = Assigned_Regional_VM_Family_Quota - Current_Regional_VM_Family_Usage</w:t>
+      </w:r>
+    </w:p>
+    <w:p>
+      <w:r>
+        <w:pict>
+          <v:rect style="width:0;height:1.5pt" o:hralign="center" o:hrstd="t" o:hr="t"/>
+        </w:pict>
+      </w:r>
+    </w:p>
+    <w:bookmarkEnd w:id="71"/>
+    <w:bookmarkEnd w:id="72"/>
+    <w:bookmarkStart w:id="73" w:name="security-36-gov-001..009"/>
+    <w:p>
+      <w:pPr>
+        <w:pStyle w:val="Heading2"/>
+      </w:pPr>
+      <w:r>
+        <w:t xml:space="preserve">12. Security (§36, GOV-001..009)</w:t>
+      </w:r>
+    </w:p>
+    <w:p>
+      <w:pPr>
+        <w:numPr>
+          <w:ilvl w:val="0"/>
+          <w:numId w:val="1008"/>
+        </w:numPr>
+        <w:pStyle w:val="Compact"/>
+      </w:pPr>
+      <w:r>
+        <w:rPr>
+          <w:bCs/>
+          <w:b/>
+        </w:rPr>
+        <w:t xml:space="preserve">RBAC &amp; managed identity:</w:t>
+      </w:r>
+      <w:r>
+        <w:t xml:space="preserve"> </w:t>
+      </w:r>
+      <w:r>
+        <w:t xml:space="preserve">the control identity holds least-privilege, scoped roles per target subscription; no standing user credentials for mutations (GOV-001/002).</w:t>
+      </w:r>
+      <w:r>
+        <w:t xml:space="preserve"> </w:t>
+      </w:r>
+      <w:r>
+        <w:rPr>
+          <w:rStyle w:val="VerbatimChar"/>
+        </w:rPr>
+        <w:t xml:space="preserve">[Decided]</w:t>
+      </w:r>
+    </w:p>
+    <w:p>
+      <w:pPr>
+        <w:numPr>
+          <w:ilvl w:val="0"/>
+          <w:numId w:val="1008"/>
+        </w:numPr>
+        <w:pStyle w:val="Compact"/>
+      </w:pPr>
+      <w:r>
+        <w:rPr>
+          <w:bCs/>
+          <w:b/>
+        </w:rPr>
+        <w:t xml:space="preserve">Approval gates:</w:t>
+      </w:r>
+      <w:r>
+        <w:t xml:space="preserve"> </w:t>
+      </w:r>
+      <w:r>
+        <w:t xml:space="preserve">capacity/quota increase, DR declaration, CVAL release, Tier 2 transfer, seed change, and overrides are policy-gated with recorded approver identity (GOV-005..007).</w:t>
+      </w:r>
+      <w:r>
+        <w:t xml:space="preserve"> </w:t>
+      </w:r>
+      <w:r>
+        <w:rPr>
+          <w:rStyle w:val="VerbatimChar"/>
+        </w:rPr>
+        <w:t xml:space="preserve">[Decided]</w:t>
+      </w:r>
+    </w:p>
+    <w:p>
+      <w:pPr>
+        <w:numPr>
+          <w:ilvl w:val="0"/>
+          <w:numId w:val="1008"/>
+        </w:numPr>
+        <w:pStyle w:val="Compact"/>
+      </w:pPr>
+      <w:r>
+        <w:rPr>
+          <w:bCs/>
+          <w:b/>
+        </w:rPr>
+        <w:t xml:space="preserve">Break-glass:</w:t>
+      </w:r>
+      <w:r>
+        <w:t xml:space="preserve"> </w:t>
+      </w:r>
+      <w:r>
+        <w:t xml:space="preserve">an audited emergency-elevation path with dual control and time-boxed elevated RBAC; every break-glass action is immutably logged (GOV-008).</w:t>
+      </w:r>
+      <w:r>
+        <w:t xml:space="preserve"> </w:t>
+      </w:r>
+      <w:r>
+        <w:rPr>
+          <w:rStyle w:val="VerbatimChar"/>
+        </w:rPr>
+        <w:t xml:space="preserve">[Decided]</w:t>
+      </w:r>
+    </w:p>
+    <w:p>
+      <w:pPr>
+        <w:numPr>
+          <w:ilvl w:val="0"/>
+          <w:numId w:val="1008"/>
+        </w:numPr>
+        <w:pStyle w:val="Compact"/>
+      </w:pPr>
+      <w:r>
+        <w:rPr>
+          <w:bCs/>
+          <w:b/>
+        </w:rPr>
+        <w:t xml:space="preserve">Secrets:</w:t>
+      </w:r>
+      <w:r>
+        <w:t xml:space="preserve"> </w:t>
+      </w:r>
+      <w:r>
+        <w:t xml:space="preserve">managed identity + platform secret store; no secrets in config or code.</w:t>
+      </w:r>
+      <w:r>
+        <w:t xml:space="preserve"> </w:t>
+      </w:r>
+      <w:r>
+        <w:rPr>
+          <w:rStyle w:val="VerbatimChar"/>
+        </w:rPr>
+        <w:t xml:space="preserve">[Decided]</w:t>
+      </w:r>
+    </w:p>
+    <w:p>
+      <w:pPr>
+        <w:numPr>
+          <w:ilvl w:val="0"/>
+          <w:numId w:val="1008"/>
+        </w:numPr>
+        <w:pStyle w:val="Compact"/>
+      </w:pPr>
+      <w:r>
+        <w:rPr>
+          <w:bCs/>
+          <w:b/>
+        </w:rPr>
+        <w:t xml:space="preserve">Audit:</w:t>
+      </w:r>
+      <w:r>
+        <w:t xml:space="preserve"> </w:t>
+      </w:r>
+      <w:r>
+        <w:t xml:space="preserve">append-only</w:t>
+      </w:r>
+      <w:r>
+        <w:t xml:space="preserve"> </w:t>
+      </w:r>
+      <w:r>
+        <w:rPr>
+          <w:rStyle w:val="VerbatimChar"/>
+        </w:rPr>
+        <w:t xml:space="preserve">AuditEvent</w:t>
+      </w:r>
+      <w:r>
+        <w:t xml:space="preserve"> </w:t>
+      </w:r>
+      <w:r>
+        <w:t xml:space="preserve">for every decision and mutation with before/after values and correlation IDs (GOV-004/009, DAT-005).</w:t>
+      </w:r>
+      <w:r>
+        <w:t xml:space="preserve"> </w:t>
+      </w:r>
+      <w:r>
+        <w:rPr>
+          <w:rStyle w:val="VerbatimChar"/>
+        </w:rPr>
+        <w:t xml:space="preserve">[Decided]</w:t>
+      </w:r>
+    </w:p>
+    <w:p>
+      <w:r>
+        <w:pict>
+          <v:rect style="width:0;height:1.5pt" o:hralign="center" o:hrstd="t" o:hr="t"/>
+        </w:pict>
+      </w:r>
+    </w:p>
+    <w:bookmarkEnd w:id="73"/>
+    <w:bookmarkStart w:id="74" w:name="Xe4b74ee3941a52557051ee012e96fef9bb3e09f"/>
+    <w:p>
+      <w:pPr>
+        <w:pStyle w:val="Heading2"/>
+      </w:pPr>
+      <w:r>
+        <w:t xml:space="preserve">13. Observability Implementation (§37, OBS-001..005)</w:t>
+      </w:r>
+    </w:p>
+    <w:tbl>
+      <w:tblPr>
+        <w:tblStyle w:val="Table"/>
+        <w:tblW w:type="pct" w:w="5000"/>
+        <w:tblLook w:firstRow="1" w:lastRow="0" w:firstColumn="0" w:lastColumn="0" w:noHBand="0" w:noVBand="0" w:val="0020"/>
+      </w:tblPr>
+      <w:tblGrid>
+        <w:gridCol w:w="2640"/>
+        <w:gridCol w:w="2640"/>
+        <w:gridCol w:w="2640"/>
+      </w:tblGrid>
+      <w:tr>
+        <w:trPr>
+          <w:tblHeader w:val="true"/>
+        </w:trPr>
+        <w:tc>
+          <w:tcPr/>
+          <w:p>
+            <w:pPr>
+              <w:pStyle w:val="Compact"/>
+              <w:jc w:val="left"/>
+            </w:pPr>
+            <w:r>
               <w:t xml:space="preserve">Signal</w:t>
             </w:r>
           </w:p>
@@ -8338,8 +8806,8 @@
         </w:pict>
       </w:r>
     </w:p>
-    <w:bookmarkEnd w:id="73"/>
-    <w:bookmarkStart w:id="74" w:name="nfrs-resilience-38-nfr-001..010"/>
+    <w:bookmarkEnd w:id="74"/>
+    <w:bookmarkStart w:id="75" w:name="nfrs-resilience-38-nfr-001..010"/>
     <w:p>
       <w:pPr>
         <w:pStyle w:val="Heading2"/>
@@ -8601,8 +9069,8 @@
         </w:pict>
       </w:r>
     </w:p>
-    <w:bookmarkEnd w:id="74"/>
-    <w:bookmarkStart w:id="75" w:name="integration-33-6-review"/>
+    <w:bookmarkEnd w:id="75"/>
+    <w:bookmarkStart w:id="76" w:name="integration-33-6-review"/>
     <w:p>
       <w:pPr>
         <w:pStyle w:val="Heading2"/>
@@ -8757,8 +9225,8 @@
         </w:pict>
       </w:r>
     </w:p>
-    <w:bookmarkEnd w:id="75"/>
-    <w:bookmarkStart w:id="76" w:name="poc-validation-dependencies-42"/>
+    <w:bookmarkEnd w:id="76"/>
+    <w:bookmarkStart w:id="77" w:name="poc-validation-dependencies-42"/>
     <w:p>
       <w:pPr>
         <w:pStyle w:val="Heading2"/>
@@ -9185,8 +9653,8 @@
         </w:pict>
       </w:r>
     </w:p>
-    <w:bookmarkEnd w:id="76"/>
-    <w:bookmarkStart w:id="77" w:name="X1ae8ab60b5e87de0de2c362fd57ee8868871fc2"/>
+    <w:bookmarkEnd w:id="77"/>
+    <w:bookmarkStart w:id="78" w:name="X1ae8ab60b5e87de0de2c362fd57ee8868871fc2"/>
     <w:p>
       <w:pPr>
         <w:pStyle w:val="Heading2"/>
@@ -10223,8 +10691,8 @@
         </w:pict>
       </w:r>
     </w:p>
-    <w:bookmarkEnd w:id="77"/>
-    <w:bookmarkStart w:id="79" w:name="class-diagram-updated-with-new-entities"/>
+    <w:bookmarkEnd w:id="78"/>
+    <w:bookmarkStart w:id="80" w:name="class-diagram-updated-with-new-entities"/>
     <w:p>
       <w:pPr>
         <w:pStyle w:val="Heading2"/>
@@ -10233,7 +10701,7 @@
         <w:t xml:space="preserve">18. Class Diagram (updated with new entities)</w:t>
       </w:r>
     </w:p>
-    <w:bookmarkStart w:id="78" w:name="Xc93dff571658be662c96a512fbb33be46c30b43"/>
+    <w:bookmarkStart w:id="79" w:name="Xc93dff571658be662c96a512fbb33be46c30b43"/>
     <w:p>
       <w:pPr>
         <w:pStyle w:val="Heading3"/>
@@ -10858,9 +11326,9 @@
         <w:t xml:space="preserve">ratify alongside the FDD; supersede the Production Readiness Review (archived). Production reliance on max-not-sum DR and single-pool consumer quota is gated on POC-011 / POC-001.</w:t>
       </w:r>
     </w:p>
-    <w:bookmarkEnd w:id="78"/>
     <w:bookmarkEnd w:id="79"/>
     <w:bookmarkEnd w:id="80"/>
+    <w:bookmarkEnd w:id="81"/>
     <w:sectPr/>
   </w:body>
 </w:document>

--- a/docs/acrme_technical_design_document.docx
+++ b/docs/acrme_technical_design_document.docx
@@ -455,7 +455,7 @@
         <w:t xml:space="preserve"> </w:t>
       </w:r>
       <w:r>
-        <w:t xml:space="preserve">pending DEC-001 (see §2.2 constraints);</w:t>
+        <w:t xml:space="preserve">pending DEC-001 (see Section 2.2 constraints);</w:t>
       </w:r>
       <w:r>
         <w:t xml:space="preserve"> </w:t>
@@ -709,7 +709,7 @@
           <w:iCs/>
           <w:i/>
         </w:rPr>
-        <w:t xml:space="preserve">(FDD §4.x)</w:t>
+        <w:t xml:space="preserve">(FDD Section 4.x)</w:t>
       </w:r>
       <w:r>
         <w:t xml:space="preserve">.</w:t>
@@ -975,7 +975,7 @@
               <w:t xml:space="preserve">SourceDestinationDRIndex</w:t>
             </w:r>
             <w:r>
-              <w:t xml:space="preserve">; max-not-sum; overcommit ratio/gap; §12A worked model</w:t>
+              <w:t xml:space="preserve">; max-not-sum; overcommit ratio/gap; Section 12A worked model</w:t>
             </w:r>
           </w:p>
         </w:tc>
@@ -1077,13 +1077,13 @@
         <w:t xml:space="preserve">2. Architecture Overview</w:t>
       </w:r>
     </w:p>
-    <w:bookmarkStart w:id="25" w:name="design-principles-baseline-20"/>
+    <w:bookmarkStart w:id="25" w:name="design-principles-baseline-section-20"/>
     <w:p>
       <w:pPr>
         <w:pStyle w:val="Heading3"/>
       </w:pPr>
       <w:r>
-        <w:t xml:space="preserve">2.1 Design principles (baseline §20)</w:t>
+        <w:t xml:space="preserve">2.1 Design principles (baseline Section 20)</w:t>
       </w:r>
     </w:p>
     <w:p>
@@ -1300,13 +1300,13 @@
       </w:r>
     </w:p>
     <w:bookmarkEnd w:id="25"/>
-    <w:bookmarkStart w:id="26" w:name="constraints-baseline-21"/>
+    <w:bookmarkStart w:id="26" w:name="constraints-baseline-section-21"/>
     <w:p>
       <w:pPr>
         <w:pStyle w:val="Heading3"/>
       </w:pPr>
       <w:r>
-        <w:t xml:space="preserve">2.2 Constraints (baseline §21)</w:t>
+        <w:t xml:space="preserve">2.2 Constraints (baseline Section 21)</w:t>
       </w:r>
     </w:p>
     <w:p>
@@ -1373,7 +1373,7 @@
         <w:t xml:space="preserve"> </w:t>
       </w:r>
       <w:r>
-        <w:t xml:space="preserve">(baseline §2, §6, DR-014, DEC-001). Middle East</w:t>
+        <w:t xml:space="preserve">(baseline Section 2, Section 6, DR-014, DEC-001). Middle East</w:t>
       </w:r>
       <w:r>
         <w:t xml:space="preserve"> </w:t>
@@ -1751,13 +1751,13 @@
     </w:p>
     <w:bookmarkEnd w:id="26"/>
     <w:bookmarkEnd w:id="27"/>
-    <w:bookmarkStart w:id="29" w:name="logical-component-architecture-23"/>
+    <w:bookmarkStart w:id="29" w:name="X795613c3273dea3ff80f034a64659ddd1b14546"/>
     <w:p>
       <w:pPr>
         <w:pStyle w:val="Heading2"/>
       </w:pPr>
       <w:r>
-        <w:t xml:space="preserve">3. Logical Component Architecture (§23)</w:t>
+        <w:t xml:space="preserve">3. Logical Component Architecture (Section 23)</w:t>
       </w:r>
     </w:p>
     <w:p>
@@ -2310,7 +2310,7 @@
               <w:jc w:val="left"/>
             </w:pPr>
             <w:r>
-              <w:t xml:space="preserve">ADR-003, §13 baseline</w:t>
+              <w:t xml:space="preserve">ADR-003, Section 13 baseline</w:t>
             </w:r>
           </w:p>
         </w:tc>
@@ -2771,13 +2771,13 @@
     </w:p>
     <w:bookmarkEnd w:id="28"/>
     <w:bookmarkEnd w:id="29"/>
-    <w:bookmarkStart w:id="34" w:name="runtime-deployment-23-cap-006-plc-009"/>
+    <w:bookmarkStart w:id="34" w:name="X2646e1ae42e1b4c6c6b64a7f585f24b77f72011"/>
     <w:p>
       <w:pPr>
         <w:pStyle w:val="Heading2"/>
       </w:pPr>
       <w:r>
-        <w:t xml:space="preserve">4. Runtime &amp; Deployment (§23, CAP-006, PLC-009)</w:t>
+        <w:t xml:space="preserve">4. Runtime &amp; Deployment (Section 23, CAP-006, PLC-009)</w:t>
       </w:r>
     </w:p>
     <w:bookmarkStart w:id="30" w:name="execution-model"/>
@@ -2935,13 +2935,13 @@
       </w:r>
     </w:p>
     <w:bookmarkEnd w:id="30"/>
-    <w:bookmarkStart w:id="31" w:name="cadence-slos-and-drift-38-nfr"/>
+    <w:bookmarkStart w:id="31" w:name="cadence-slos-and-drift-section-38-nfr"/>
     <w:p>
       <w:pPr>
         <w:pStyle w:val="Heading3"/>
       </w:pPr>
       <w:r>
-        <w:t xml:space="preserve">4.2 Cadence, SLOs and drift (§38, NFR)</w:t>
+        <w:t xml:space="preserve">4.2 Cadence, SLOs and drift (Section 38, NFR)</w:t>
       </w:r>
     </w:p>
     <w:p>
@@ -2992,13 +2992,13 @@
       </w:r>
     </w:p>
     <w:bookmarkEnd w:id="31"/>
-    <w:bookmarkStart w:id="32" w:name="api-surface-summary-detail-in-11"/>
+    <w:bookmarkStart w:id="32" w:name="api-surface-summary-detail-in-section-11"/>
     <w:p>
       <w:pPr>
         <w:pStyle w:val="Heading3"/>
       </w:pPr>
       <w:r>
-        <w:t xml:space="preserve">4.3 API surface (summary; detail in §11)</w:t>
+        <w:t xml:space="preserve">4.3 API surface (summary; detail in Section 11)</w:t>
       </w:r>
     </w:p>
     <w:p>
@@ -3138,22 +3138,22 @@
     </w:p>
     <w:bookmarkEnd w:id="33"/>
     <w:bookmarkEnd w:id="34"/>
-    <w:bookmarkStart w:id="40" w:name="Xf9baf626517c160c9524edcd7566d0d41580571"/>
+    <w:bookmarkStart w:id="40" w:name="X4f8847ceb0588036abf31a76d528520c6aaadc5"/>
     <w:p>
       <w:pPr>
         <w:pStyle w:val="Heading2"/>
       </w:pPr>
       <w:r>
-        <w:t xml:space="preserve">5. Topology — Subscriptions, CRGs and Quota Groups (§24, §25, §26)</w:t>
-      </w:r>
-    </w:p>
-    <w:bookmarkStart w:id="35" w:name="management-group-subscription-model-24"/>
+        <w:t xml:space="preserve">5. Topology — Subscriptions, CRGs and Quota Groups (Section 24, Section 25, Section 26)</w:t>
+      </w:r>
+    </w:p>
+    <w:bookmarkStart w:id="35" w:name="X56ba13c7ff370efa0d601b27fd547d7a4c0cfdb"/>
     <w:p>
       <w:pPr>
         <w:pStyle w:val="Heading3"/>
       </w:pPr>
       <w:r>
-        <w:t xml:space="preserve">5.1 Management group / subscription model (§24)</w:t>
+        <w:t xml:space="preserve">5.1 Management group / subscription model (Section 24)</w:t>
       </w:r>
     </w:p>
     <w:p>
@@ -3174,13 +3174,13 @@
       </w:r>
     </w:p>
     <w:bookmarkEnd w:id="35"/>
-    <w:bookmarkStart w:id="36" w:name="X35faed762a956a2e8950f2e28ee470b48b6dd73"/>
+    <w:bookmarkStart w:id="36" w:name="Xc2b13768aed3e6daab9662d4a035b9f351b6f10"/>
     <w:p>
       <w:pPr>
         <w:pStyle w:val="Heading3"/>
       </w:pPr>
       <w:r>
-        <w:t xml:space="preserve">5.2 CRG hierarchy and cross-subscription sharing (§25, FC-06)</w:t>
+        <w:t xml:space="preserve">5.2 CRG hierarchy and cross-subscription sharing (Section 25, FC-06)</w:t>
       </w:r>
     </w:p>
     <w:p>
@@ -3430,13 +3430,13 @@
       </w:r>
     </w:p>
     <w:bookmarkEnd w:id="37"/>
-    <w:bookmarkStart w:id="38" w:name="X84413cb3f5bc50315cae350c413cf6f64e34772"/>
+    <w:bookmarkStart w:id="38" w:name="X1c11227d82c6d23c61eb69cce0851fe3611d13a"/>
     <w:p>
       <w:pPr>
         <w:pStyle w:val="Heading3"/>
       </w:pPr>
       <w:r>
-        <w:t xml:space="preserve">5.3 Quota-group architecture — single-pool decision (§26, QUA-004)</w:t>
+        <w:t xml:space="preserve">5.3 Quota-group architecture — single-pool decision (Section 26, QUA-004)</w:t>
       </w:r>
     </w:p>
     <w:p>
@@ -3600,7 +3600,7 @@
         <w:t xml:space="preserve">Pool_Headroom</w:t>
       </w:r>
       <w:r>
-        <w:t xml:space="preserve">) is specified in §8.3. See T4.</w:t>
+        <w:t xml:space="preserve">) is specified in Section 8.3. See T4.</w:t>
       </w:r>
     </w:p>
     <w:bookmarkEnd w:id="38"/>
@@ -3723,13 +3723,13 @@
     </w:p>
     <w:bookmarkEnd w:id="39"/>
     <w:bookmarkEnd w:id="40"/>
-    <w:bookmarkStart w:id="45" w:name="data-architecture-34-dat-001..006"/>
+    <w:bookmarkStart w:id="45" w:name="Xe60329ab91672face16d6a8e914cbe617b9db2c"/>
     <w:p>
       <w:pPr>
         <w:pStyle w:val="Heading2"/>
       </w:pPr>
       <w:r>
-        <w:t xml:space="preserve">6. Data Architecture (§34, DAT-001..006)</w:t>
+        <w:t xml:space="preserve">6. Data Architecture (Section 34, DAT-001..006)</w:t>
       </w:r>
     </w:p>
     <w:bookmarkStart w:id="41" w:name="store-characteristics"/>
@@ -4275,7 +4275,7 @@
         <w:t xml:space="preserve"> </w:t>
       </w:r>
       <w:r>
-        <w:t xml:space="preserve">(DR-019, §9.3),</w:t>
+        <w:t xml:space="preserve">(DR-019, Section 9.3),</w:t>
       </w:r>
       <w:r>
         <w:t xml:space="preserve"> </w:t>
@@ -4758,13 +4758,13 @@
     </w:p>
     <w:bookmarkEnd w:id="44"/>
     <w:bookmarkEnd w:id="45"/>
-    <w:bookmarkStart w:id="49" w:name="state-model-concurrency-29-nfr-002007"/>
+    <w:bookmarkStart w:id="49" w:name="Xe16a3de81e65b99c217a3b312cbf530cc9e2325"/>
     <w:p>
       <w:pPr>
         <w:pStyle w:val="Heading2"/>
       </w:pPr>
       <w:r>
-        <w:t xml:space="preserve">7. State Model &amp; Concurrency (§29, NFR-002/007)</w:t>
+        <w:t xml:space="preserve">7. State Model &amp; Concurrency (Section 29, NFR-002/007)</w:t>
       </w:r>
     </w:p>
     <w:bookmarkStart w:id="46" w:name="engine-mode-machine-five-states"/>
@@ -5143,13 +5143,13 @@
     </w:p>
     <w:bookmarkEnd w:id="48"/>
     <w:bookmarkEnd w:id="49"/>
-    <w:bookmarkStart w:id="57" w:name="placement-scoring-forecasting-28"/>
+    <w:bookmarkStart w:id="57" w:name="placement-scoring-forecasting-section-28"/>
     <w:p>
       <w:pPr>
         <w:pStyle w:val="Heading2"/>
       </w:pPr>
       <w:r>
-        <w:t xml:space="preserve">8. Placement Scoring &amp; Forecasting (§28)</w:t>
+        <w:t xml:space="preserve">8. Placement Scoring &amp; Forecasting (Section 28)</w:t>
       </w:r>
     </w:p>
     <w:bookmarkStart w:id="50" w:name="input-modes-and-pipeline"/>
@@ -5898,7 +5898,7 @@
         <w:t xml:space="preserve"> </w:t>
       </w:r>
       <w:r>
-        <w:t xml:space="preserve">see Calculation Logic Reference §</w:t>
+        <w:t xml:space="preserve">see Calculation Logic Reference Section</w:t>
       </w:r>
       <w:r>
         <w:t xml:space="preserve"> </w:t>
@@ -6135,13 +6135,13 @@
     </w:p>
     <w:bookmarkEnd w:id="53"/>
     <w:bookmarkEnd w:id="54"/>
-    <w:bookmarkStart w:id="55" w:name="Xe58fc3774fd0973434161cb02f23243303699a2"/>
+    <w:bookmarkStart w:id="55" w:name="Xaeb9d60c7cc5739cc92f81ec858f05a2842e8a7"/>
     <w:p>
       <w:pPr>
         <w:pStyle w:val="Heading3"/>
       </w:pPr>
       <w:r>
-        <w:t xml:space="preserve">8.3 Quota-pool arithmetic (single-pool, §26/QUA-004)</w:t>
+        <w:t xml:space="preserve">8.3 Quota-pool arithmetic (single-pool, Section 26/QUA-004)</w:t>
       </w:r>
     </w:p>
     <w:p>
@@ -6333,13 +6333,13 @@
     </w:p>
     <w:bookmarkEnd w:id="56"/>
     <w:bookmarkEnd w:id="57"/>
-    <w:bookmarkStart w:id="66" w:name="Xe961851c76549e6e362ec2ee3319186f2864d59"/>
+    <w:bookmarkStart w:id="66" w:name="X84fe8cb5fb9d03b49ec9a8be97de1c530ee9ea2"/>
     <w:p>
       <w:pPr>
         <w:pStyle w:val="Heading2"/>
       </w:pPr>
       <w:r>
-        <w:t xml:space="preserve">9. DR Sizing &amp; Activation Algorithms (§31, App. A.6/A.7/A.8, App. D)</w:t>
+        <w:t xml:space="preserve">9. DR Sizing &amp; Activation Algorithms (Section 31, App. A.6/A.7/A.8, App. D)</w:t>
       </w:r>
     </w:p>
     <w:bookmarkStart w:id="58" w:name="max-not-sum-sizing-dr-017-adr-005"/>
@@ -7177,13 +7177,13 @@
       </w:r>
     </w:p>
     <w:bookmarkEnd w:id="62"/>
-    <w:bookmarkStart w:id="63" w:name="tier-escalation-32-see-13-baseline"/>
+    <w:bookmarkStart w:id="63" w:name="X60d13b692a79ab118e8c24291eac664e26e7d95"/>
     <w:p>
       <w:pPr>
         <w:pStyle w:val="Heading3"/>
       </w:pPr>
       <w:r>
-        <w:t xml:space="preserve">9.4 Tier escalation (§32) — see §13 baseline</w:t>
+        <w:t xml:space="preserve">9.4 Tier escalation (Section 32) — see Section 13 baseline</w:t>
       </w:r>
     </w:p>
     <w:p>
@@ -7316,13 +7316,13 @@
       </w:r>
     </w:p>
     <w:bookmarkEnd w:id="64"/>
-    <w:bookmarkStart w:id="65" w:name="t13-distributed-dr-reference-model-12a"/>
+    <w:bookmarkStart w:id="65" w:name="Xc6992980d5fd173e06d8295adfe31fc72bf3bed"/>
     <w:p>
       <w:pPr>
         <w:pStyle w:val="Heading3"/>
       </w:pPr>
       <w:r>
-        <w:t xml:space="preserve">T13 — Distributed DR reference model (§12A)</w:t>
+        <w:t xml:space="preserve">T13 — Distributed DR reference model (Section 12A)</w:t>
       </w:r>
     </w:p>
     <w:p>
@@ -7330,7 +7330,7 @@
         <w:pStyle w:val="FirstParagraph"/>
       </w:pPr>
       <w:r>
-        <w:t xml:space="preserve">Reused reference diagram (ADR-005 §12A):</w:t>
+        <w:t xml:space="preserve">Reused reference diagram (ADR-005 Section 12A):</w:t>
       </w:r>
       <w:r>
         <w:t xml:space="preserve"> </w:t>
@@ -7372,13 +7372,13 @@
     </w:p>
     <w:bookmarkEnd w:id="65"/>
     <w:bookmarkEnd w:id="66"/>
-    <w:bookmarkStart w:id="68" w:name="steady-state-capacity-lifecycle-30"/>
+    <w:bookmarkStart w:id="68" w:name="Xe5dd9b997cbf4e99fe348c69d3b9a96675a9d33"/>
     <w:p>
       <w:pPr>
         <w:pStyle w:val="Heading2"/>
       </w:pPr>
       <w:r>
-        <w:t xml:space="preserve">10. Steady-State Capacity Lifecycle (§30)</w:t>
+        <w:t xml:space="preserve">10. Steady-State Capacity Lifecycle (Section 30)</w:t>
       </w:r>
     </w:p>
     <w:p>
@@ -7719,13 +7719,13 @@
     </w:p>
     <w:bookmarkEnd w:id="67"/>
     <w:bookmarkEnd w:id="68"/>
-    <w:bookmarkStart w:id="72" w:name="api-architecture-35-int-001..007"/>
+    <w:bookmarkStart w:id="72" w:name="api-architecture-section-35-int-001..007"/>
     <w:p>
       <w:pPr>
         <w:pStyle w:val="Heading2"/>
       </w:pPr>
       <w:r>
-        <w:t xml:space="preserve">11. API Architecture (§35, INT-001..007)</w:t>
+        <w:t xml:space="preserve">11. API Architecture (Section 35, INT-001..007)</w:t>
       </w:r>
     </w:p>
     <w:bookmarkStart w:id="69" w:name="contracts"/>
@@ -8090,13 +8090,13 @@
     </w:p>
     <w:bookmarkEnd w:id="71"/>
     <w:bookmarkEnd w:id="72"/>
-    <w:bookmarkStart w:id="73" w:name="security-36-gov-001..009"/>
+    <w:bookmarkStart w:id="73" w:name="security-section-36-gov-001..009"/>
     <w:p>
       <w:pPr>
         <w:pStyle w:val="Heading2"/>
       </w:pPr>
       <w:r>
-        <w:t xml:space="preserve">12. Security (§36, GOV-001..009)</w:t>
+        <w:t xml:space="preserve">12. Security (Section 36, GOV-001..009)</w:t>
       </w:r>
     </w:p>
     <w:p>
@@ -8277,13 +8277,13 @@
       </w:r>
     </w:p>
     <w:bookmarkEnd w:id="73"/>
-    <w:bookmarkStart w:id="74" w:name="Xe4b74ee3941a52557051ee012e96fef9bb3e09f"/>
+    <w:bookmarkStart w:id="74" w:name="X9594c4cb95938c1dc9282a08b8bcf68795e8edd"/>
     <w:p>
       <w:pPr>
         <w:pStyle w:val="Heading2"/>
       </w:pPr>
       <w:r>
-        <w:t xml:space="preserve">13. Observability Implementation (§37, OBS-001..005)</w:t>
+        <w:t xml:space="preserve">13. Observability Implementation (Section 37, OBS-001..005)</w:t>
       </w:r>
     </w:p>
     <w:tbl>
@@ -8807,13 +8807,13 @@
       </w:r>
     </w:p>
     <w:bookmarkEnd w:id="74"/>
-    <w:bookmarkStart w:id="75" w:name="nfrs-resilience-38-nfr-001..010"/>
+    <w:bookmarkStart w:id="75" w:name="nfrs-resilience-section-38-nfr-001..010"/>
     <w:p>
       <w:pPr>
         <w:pStyle w:val="Heading2"/>
       </w:pPr>
       <w:r>
-        <w:t xml:space="preserve">14. NFRs &amp; Resilience (§38, NFR-001..010)</w:t>
+        <w:t xml:space="preserve">14. NFRs &amp; Resilience (Section 38, NFR-001..010)</w:t>
       </w:r>
     </w:p>
     <w:p>
@@ -8847,7 +8847,7 @@
         <w:t xml:space="preserve">429/Retry-After</w:t>
       </w:r>
       <w:r>
-        <w:t xml:space="preserve">; reconciliation cadence and estate size are bounded accordingly (§14 calc).</w:t>
+        <w:t xml:space="preserve">; reconciliation cadence and estate size are bounded accordingly (Section 14 calc).</w:t>
       </w:r>
       <w:r>
         <w:t xml:space="preserve"> </w:t>
@@ -9070,13 +9070,13 @@
       </w:r>
     </w:p>
     <w:bookmarkEnd w:id="75"/>
-    <w:bookmarkStart w:id="76" w:name="integration-33-6-review"/>
+    <w:bookmarkStart w:id="76" w:name="integration-section-33-section-6-review"/>
     <w:p>
       <w:pPr>
         <w:pStyle w:val="Heading2"/>
       </w:pPr>
       <w:r>
-        <w:t xml:space="preserve">15. Integration (§33, §6 review)</w:t>
+        <w:t xml:space="preserve">15. Integration (Section 33, Section 6 review)</w:t>
       </w:r>
     </w:p>
     <w:p>
@@ -9129,7 +9129,7 @@
         <w:t xml:space="preserve"> </w:t>
       </w:r>
       <w:r>
-        <w:t xml:space="preserve">the sole provisioning consumer of readiness; interacts only through the idempotent readiness/placement contract (§11) and polls operation handles.</w:t>
+        <w:t xml:space="preserve">the sole provisioning consumer of readiness; interacts only through the idempotent readiness/placement contract (Section 11) and polls operation handles.</w:t>
       </w:r>
       <w:r>
         <w:t xml:space="preserve"> </w:t>
@@ -9226,13 +9226,13 @@
       </w:r>
     </w:p>
     <w:bookmarkEnd w:id="76"/>
-    <w:bookmarkStart w:id="77" w:name="poc-validation-dependencies-42"/>
+    <w:bookmarkStart w:id="77" w:name="poc-validation-dependencies-section-42"/>
     <w:p>
       <w:pPr>
         <w:pStyle w:val="Heading2"/>
       </w:pPr>
       <w:r>
-        <w:t xml:space="preserve">16. POC &amp; Validation Dependencies (§42)</w:t>
+        <w:t xml:space="preserve">16. POC &amp; Validation Dependencies (Section 42)</w:t>
       </w:r>
     </w:p>
     <w:tbl>
@@ -9391,7 +9391,7 @@
               <w:jc w:val="left"/>
             </w:pPr>
             <w:r>
-              <w:t xml:space="preserve">ADR-005 §12A; DR-016</w:t>
+              <w:t xml:space="preserve">ADR-005 Section 12A; DR-016</w:t>
             </w:r>
           </w:p>
         </w:tc>
@@ -9595,7 +9595,7 @@
               <w:jc w:val="left"/>
             </w:pPr>
             <w:r>
-              <w:t xml:space="preserve">§13 baseline Tier 2</w:t>
+              <w:t xml:space="preserve">Section 13 baseline Tier 2</w:t>
             </w:r>
           </w:p>
         </w:tc>
@@ -9938,7 +9938,7 @@
               <w:jc w:val="left"/>
             </w:pPr>
             <w:r>
-              <w:t xml:space="preserve">§8.3 pool arithmetic; earmarks; quota-as-governor</w:t>
+              <w:t xml:space="preserve">Section 8.3 pool arithmetic; earmarks; quota-as-governor</w:t>
             </w:r>
           </w:p>
         </w:tc>
@@ -9994,7 +9994,7 @@
               <w:jc w:val="left"/>
             </w:pPr>
             <w:r>
-              <w:t xml:space="preserve">§11.3 gate logic; staleness; quota deficit</w:t>
+              <w:t xml:space="preserve">Section 11.3 gate logic; staleness; quota deficit</w:t>
             </w:r>
           </w:p>
         </w:tc>
@@ -10354,7 +10354,7 @@
               <w:jc w:val="left"/>
             </w:pPr>
             <w:r>
-              <w:t xml:space="preserve">dashboards; §13</w:t>
+              <w:t xml:space="preserve">dashboards; Section 13</w:t>
             </w:r>
           </w:p>
         </w:tc>
@@ -10410,7 +10410,7 @@
               <w:t xml:space="preserve">AuditEvent</w:t>
             </w:r>
             <w:r>
-              <w:t xml:space="preserve">; §12</w:t>
+              <w:t xml:space="preserve">; Section 12</w:t>
             </w:r>
           </w:p>
         </w:tc>
@@ -10466,7 +10466,7 @@
               <w:t xml:space="preserve">OperationRecord</w:t>
             </w:r>
             <w:r>
-              <w:t xml:space="preserve">; §14</w:t>
+              <w:t xml:space="preserve">; Section 14</w:t>
             </w:r>
           </w:p>
         </w:tc>
@@ -10522,7 +10522,7 @@
               <w:t xml:space="preserve">ActivationRecord</w:t>
             </w:r>
             <w:r>
-              <w:t xml:space="preserve">; §10, §16</w:t>
+              <w:t xml:space="preserve">; Section 10, Section 16</w:t>
             </w:r>
           </w:p>
         </w:tc>
@@ -10572,7 +10572,7 @@
               <w:jc w:val="left"/>
             </w:pPr>
             <w:r>
-              <w:t xml:space="preserve">§16</w:t>
+              <w:t xml:space="preserve">Section 16</w:t>
             </w:r>
           </w:p>
         </w:tc>
@@ -10666,7 +10666,7 @@
               <w:t xml:space="preserve">PlacementPolicy</w:t>
             </w:r>
             <w:r>
-              <w:t xml:space="preserve">; §2.2, §5.3</w:t>
+              <w:t xml:space="preserve">; Section 2.2, Section 5.3</w:t>
             </w:r>
           </w:p>
         </w:tc>
@@ -10681,7 +10681,7 @@
           <w:iCs/>
           <w:i/>
         </w:rPr>
-        <w:t xml:space="preserve">Every Baseline v2.2 requirement group resolves to at least one component, algorithm, and entity above. Functional-level traceability is in the FDD §9.</w:t>
+        <w:t xml:space="preserve">Every Baseline v2.2 requirement group resolves to at least one component, algorithm, and entity above. Functional-level traceability is in the FDD Section 9.</w:t>
       </w:r>
     </w:p>
     <w:p>
